--- a/sistemi informativi/03.la risorsa informazione/rappresentazione delle informazioni.docx
+++ b/sistemi informativi/03.la risorsa informazione/rappresentazione delle informazioni.docx
@@ -172,24 +172,6 @@
         <w:pStyle w:val="Compact"/>
         <w:numPr>
           <w:ilvl w:val="0"/>
-          <w:numId w:val="39"/>
-        </w:numPr>
-        <w:rPr>
-          <w:rFonts w:ascii="Times New Roman" w:hAnsi="Times New Roman"/>
-        </w:rPr>
-      </w:pPr>
-      <w:r>
-        <w:rPr>
-          <w:rFonts w:ascii="Times New Roman" w:hAnsi="Times New Roman"/>
-        </w:rPr>
-        <w:t>informazione + conoscenza = rappresentazione mentale</w:t>
-      </w:r>
-    </w:p>
-    <w:p>
-      <w:pPr>
-        <w:pStyle w:val="Compact"/>
-        <w:numPr>
-          <w:ilvl w:val="0"/>
           <w:numId w:val="40"/>
         </w:numPr>
         <w:rPr>
@@ -200,7 +182,7 @@
         <w:rPr>
           <w:rFonts w:ascii="Times New Roman" w:hAnsi="Times New Roman"/>
         </w:rPr>
-        <w:t>ogni individuo è consapevole di sé</w:t>
+        <w:t>informazione + conoscenza = rappresentazione mentale</w:t>
       </w:r>
     </w:p>
     <w:p>
@@ -218,7 +200,7 @@
         <w:rPr>
           <w:rFonts w:ascii="Times New Roman" w:hAnsi="Times New Roman"/>
         </w:rPr>
-        <w:t>trasmissione ad altri tramite linguaggio ed esempio</w:t>
+        <w:t>ogni individuo è consapevole di sé</w:t>
       </w:r>
     </w:p>
     <w:p>
@@ -232,132 +214,11 @@
           <w:rFonts w:ascii="Times New Roman" w:hAnsi="Times New Roman"/>
         </w:rPr>
       </w:pPr>
-      <w:bookmarkStart w:id="2" w:name="rappresentazione-dellinformazione"/>
-      <w:bookmarkStart w:id="3" w:name="Xc7f429f5c4f91c9bdc225396bcfb84f1431385e"/>
-      <w:r>
-        <w:rPr>
-          <w:rFonts w:ascii="Times New Roman" w:hAnsi="Times New Roman"/>
-        </w:rPr>
-        <w:t>accumulazione propria rappresentazione mentale</w:t>
-      </w:r>
-      <w:bookmarkEnd w:id="2"/>
-      <w:bookmarkEnd w:id="3"/>
-    </w:p>
-    <w:p>
-      <w:pPr>
-        <w:pStyle w:val="Heading1"/>
-        <w:rPr>
-          <w:rFonts w:ascii="Times New Roman" w:hAnsi="Times New Roman"/>
-        </w:rPr>
-      </w:pPr>
-      <w:bookmarkStart w:id="4" w:name="Xf9c405af00c0e146f4019233af706118448aee4"/>
-      <w:r>
-        <w:rPr>
-          <w:rFonts w:ascii="Times New Roman" w:hAnsi="Times New Roman"/>
-        </w:rPr>
-        <w:t>Rappresentazione digitale dell’informazione</w:t>
-      </w:r>
-    </w:p>
-    <w:p>
-      <w:pPr>
-        <w:pStyle w:val="FirstParagraph"/>
-        <w:rPr>
-          <w:rFonts w:ascii="Times New Roman" w:hAnsi="Times New Roman"/>
-        </w:rPr>
-      </w:pPr>
-      <w:r>
-        <w:rPr>
-          <w:rFonts w:ascii="Times New Roman" w:hAnsi="Times New Roman"/>
-        </w:rPr>
-        <w:t xml:space="preserve">Le informazioni hanno bisogno di un opportuno </w:t>
-      </w:r>
-      <w:r>
-        <w:rPr>
-          <w:rFonts w:ascii="Times New Roman" w:hAnsi="Times New Roman"/>
-          <w:b/>
-          <w:bCs/>
-        </w:rPr>
-        <w:t>CODIFICA</w:t>
-      </w:r>
-      <w:r>
-        <w:rPr>
-          <w:rFonts w:ascii="Times New Roman" w:hAnsi="Times New Roman"/>
-        </w:rPr>
-        <w:t>. Accanto all’informazione esiste la meta informazione, senza questa l’informazione stessa non è decodificabile.</w:t>
-      </w:r>
-    </w:p>
-    <w:p>
-      <w:pPr>
-        <w:pStyle w:val="Heading2"/>
-        <w:rPr>
-          <w:rFonts w:ascii="Times New Roman" w:hAnsi="Times New Roman"/>
-        </w:rPr>
-      </w:pPr>
-      <w:bookmarkStart w:id="5" w:name="X5b3751f6058d8ce83ee8e3f017383c187e6a425"/>
-      <w:r>
-        <w:rPr>
-          <w:rFonts w:ascii="Times New Roman" w:hAnsi="Times New Roman"/>
-        </w:rPr>
-        <w:t>Rappresentazione digitale dell’informazione</w:t>
-      </w:r>
-    </w:p>
-    <w:p>
-      <w:pPr>
-        <w:pStyle w:val="FirstParagraph"/>
-        <w:rPr>
-          <w:rFonts w:ascii="Times New Roman" w:hAnsi="Times New Roman"/>
-        </w:rPr>
-      </w:pPr>
-      <w:r>
-        <w:rPr>
-          <w:rFonts w:ascii="Times New Roman" w:hAnsi="Times New Roman"/>
-        </w:rPr>
-        <w:t>I dati sono la materia grezza; l’organizzazione, l’elaborazione e l’aggregazione dei dati genera l’informazione.</w:t>
-      </w:r>
-    </w:p>
-    <w:p>
-      <w:pPr>
-        <w:pStyle w:val="BodyText"/>
-        <w:rPr>
-          <w:rFonts w:ascii="Times New Roman" w:hAnsi="Times New Roman"/>
-        </w:rPr>
-      </w:pPr>
-      <w:bookmarkStart w:id="6" w:name="X5b3751f6058d8ce83ee8e3f017383c187e6a425"/>
-      <w:r>
-        <w:rPr>
-          <w:rFonts w:ascii="Times New Roman" w:hAnsi="Times New Roman"/>
-        </w:rPr>
-        <w:t>Informazione Dato → insieme di byte</w:t>
-      </w:r>
-      <w:bookmarkEnd w:id="6"/>
-    </w:p>
-    <w:p>
-      <w:pPr>
-        <w:pStyle w:val="Heading2"/>
-        <w:rPr>
-          <w:rFonts w:ascii="Times New Roman" w:hAnsi="Times New Roman"/>
-        </w:rPr>
-      </w:pPr>
-      <w:bookmarkStart w:id="7" w:name="simboli-e-testo"/>
-      <w:r>
-        <w:rPr>
-          <w:rFonts w:ascii="Times New Roman" w:hAnsi="Times New Roman"/>
-        </w:rPr>
-        <w:t>Simboli e testo</w:t>
-      </w:r>
-    </w:p>
-    <w:p>
-      <w:pPr>
-        <w:pStyle w:val="FirstParagraph"/>
-        <w:rPr>
-          <w:rFonts w:ascii="Times New Roman" w:hAnsi="Times New Roman"/>
-        </w:rPr>
-      </w:pPr>
-      <w:r>
-        <w:rPr>
-          <w:rFonts w:ascii="Times New Roman" w:hAnsi="Times New Roman"/>
-        </w:rPr>
-        <w:t>La rappresentazione testuale più diffusa è il codice ASCII.</w:t>
+      <w:r>
+        <w:rPr>
+          <w:rFonts w:ascii="Times New Roman" w:hAnsi="Times New Roman"/>
+        </w:rPr>
+        <w:t>trasmissione ad altri tramite linguaggio ed esempio</w:t>
       </w:r>
     </w:p>
     <w:p>
@@ -371,6 +232,145 @@
           <w:rFonts w:ascii="Times New Roman" w:hAnsi="Times New Roman"/>
         </w:rPr>
       </w:pPr>
+      <w:bookmarkStart w:id="2" w:name="rappresentazione-dellinformazione"/>
+      <w:bookmarkStart w:id="3" w:name="Xc7f429f5c4f91c9bdc225396bcfb84f1431385e"/>
+      <w:r>
+        <w:rPr>
+          <w:rFonts w:ascii="Times New Roman" w:hAnsi="Times New Roman"/>
+        </w:rPr>
+        <w:t>accumulazione propria rappresentazione mentale</w:t>
+      </w:r>
+      <w:bookmarkEnd w:id="2"/>
+      <w:bookmarkEnd w:id="3"/>
+    </w:p>
+    <w:p>
+      <w:pPr>
+        <w:pStyle w:val="Heading1"/>
+        <w:rPr>
+          <w:rFonts w:ascii="Times New Roman" w:hAnsi="Times New Roman"/>
+        </w:rPr>
+      </w:pPr>
+      <w:bookmarkStart w:id="4" w:name="Xf9c405af00c0e146f4019233af706118448aee4"/>
+      <w:r>
+        <w:rPr>
+          <w:rFonts w:ascii="Times New Roman" w:hAnsi="Times New Roman"/>
+        </w:rPr>
+        <w:t>Rappresentazione digitale dell’informazione</w:t>
+      </w:r>
+    </w:p>
+    <w:p>
+      <w:pPr>
+        <w:pStyle w:val="FirstParagraph"/>
+        <w:rPr>
+          <w:rFonts w:ascii="Times New Roman" w:hAnsi="Times New Roman"/>
+        </w:rPr>
+      </w:pPr>
+      <w:r>
+        <w:rPr>
+          <w:rFonts w:ascii="Times New Roman" w:hAnsi="Times New Roman"/>
+        </w:rPr>
+        <w:t xml:space="preserve">Le informazioni hanno bisogno di un opportuno </w:t>
+      </w:r>
+      <w:r>
+        <w:rPr>
+          <w:rFonts w:ascii="Times New Roman" w:hAnsi="Times New Roman"/>
+          <w:b/>
+          <w:bCs/>
+        </w:rPr>
+        <w:t>CODIFICA</w:t>
+      </w:r>
+      <w:r>
+        <w:rPr>
+          <w:rFonts w:ascii="Times New Roman" w:hAnsi="Times New Roman"/>
+        </w:rPr>
+        <w:t>. Accanto all’informazione esiste la meta informazione, senza questa l’informazione stessa non è decodificabile.</w:t>
+      </w:r>
+    </w:p>
+    <w:p>
+      <w:pPr>
+        <w:pStyle w:val="Heading2"/>
+        <w:rPr>
+          <w:rFonts w:ascii="Times New Roman" w:hAnsi="Times New Roman"/>
+        </w:rPr>
+      </w:pPr>
+      <w:bookmarkStart w:id="5" w:name="X5b3751f6058d8ce83ee8e3f017383c187e6a425"/>
+      <w:r>
+        <w:rPr>
+          <w:rFonts w:ascii="Times New Roman" w:hAnsi="Times New Roman"/>
+        </w:rPr>
+        <w:t>Rappresentazione digitale dell’informazione</w:t>
+      </w:r>
+    </w:p>
+    <w:p>
+      <w:pPr>
+        <w:pStyle w:val="FirstParagraph"/>
+        <w:rPr>
+          <w:rFonts w:ascii="Times New Roman" w:hAnsi="Times New Roman"/>
+        </w:rPr>
+      </w:pPr>
+      <w:r>
+        <w:rPr>
+          <w:rFonts w:ascii="Times New Roman" w:hAnsi="Times New Roman"/>
+        </w:rPr>
+        <w:t>I dati sono la materia grezza; l’organizzazione, l’elaborazione e l’aggregazione dei dati genera l’informazione.</w:t>
+      </w:r>
+    </w:p>
+    <w:p>
+      <w:pPr>
+        <w:pStyle w:val="BodyText"/>
+        <w:rPr>
+          <w:rFonts w:ascii="Times New Roman" w:hAnsi="Times New Roman"/>
+        </w:rPr>
+      </w:pPr>
+      <w:bookmarkStart w:id="6" w:name="X5b3751f6058d8ce83ee8e3f017383c187e6a425"/>
+      <w:r>
+        <w:rPr>
+          <w:rFonts w:ascii="Times New Roman" w:hAnsi="Times New Roman"/>
+        </w:rPr>
+        <w:t>Informazione Dato → insieme di byte</w:t>
+      </w:r>
+      <w:bookmarkEnd w:id="6"/>
+    </w:p>
+    <w:p>
+      <w:pPr>
+        <w:pStyle w:val="Heading2"/>
+        <w:rPr>
+          <w:rFonts w:ascii="Times New Roman" w:hAnsi="Times New Roman"/>
+        </w:rPr>
+      </w:pPr>
+      <w:bookmarkStart w:id="7" w:name="simboli-e-testo"/>
+      <w:r>
+        <w:rPr>
+          <w:rFonts w:ascii="Times New Roman" w:hAnsi="Times New Roman"/>
+        </w:rPr>
+        <w:t>Simboli e testo</w:t>
+      </w:r>
+    </w:p>
+    <w:p>
+      <w:pPr>
+        <w:pStyle w:val="FirstParagraph"/>
+        <w:rPr>
+          <w:rFonts w:ascii="Times New Roman" w:hAnsi="Times New Roman"/>
+        </w:rPr>
+      </w:pPr>
+      <w:r>
+        <w:rPr>
+          <w:rFonts w:ascii="Times New Roman" w:hAnsi="Times New Roman"/>
+        </w:rPr>
+        <w:t>La rappresentazione testuale più diffusa è il codice ASCII.</w:t>
+      </w:r>
+    </w:p>
+    <w:p>
+      <w:pPr>
+        <w:pStyle w:val="Compact"/>
+        <w:numPr>
+          <w:ilvl w:val="0"/>
+          <w:numId w:val="44"/>
+        </w:numPr>
+        <w:rPr>
+          <w:rFonts w:ascii="Times New Roman" w:hAnsi="Times New Roman"/>
+        </w:rPr>
+      </w:pPr>
       <w:r>
         <w:rPr>
           <w:rFonts w:ascii="Times New Roman" w:hAnsi="Times New Roman"/>
@@ -383,7 +383,7 @@
         <w:pStyle w:val="Compact"/>
         <w:numPr>
           <w:ilvl w:val="1"/>
-          <w:numId w:val="44"/>
+          <w:numId w:val="45"/>
         </w:numPr>
         <w:rPr>
           <w:rFonts w:ascii="Times New Roman" w:hAnsi="Times New Roman"/>
@@ -401,7 +401,7 @@
         <w:pStyle w:val="Compact"/>
         <w:numPr>
           <w:ilvl w:val="2"/>
-          <w:numId w:val="45"/>
+          <w:numId w:val="46"/>
         </w:numPr>
         <w:rPr>
           <w:rFonts w:ascii="Times New Roman" w:hAnsi="Times New Roman"/>
@@ -419,7 +419,7 @@
         <w:pStyle w:val="Compact"/>
         <w:numPr>
           <w:ilvl w:val="1"/>
-          <w:numId w:val="46"/>
+          <w:numId w:val="47"/>
         </w:numPr>
         <w:rPr>
           <w:rFonts w:ascii="Times New Roman" w:hAnsi="Times New Roman"/>
@@ -437,24 +437,6 @@
         <w:pStyle w:val="Compact"/>
         <w:numPr>
           <w:ilvl w:val="2"/>
-          <w:numId w:val="47"/>
-        </w:numPr>
-        <w:rPr>
-          <w:rFonts w:ascii="Times New Roman" w:hAnsi="Times New Roman"/>
-        </w:rPr>
-      </w:pPr>
-      <w:r>
-        <w:rPr>
-          <w:rFonts w:ascii="Times New Roman" w:hAnsi="Times New Roman"/>
-        </w:rPr>
-        <w:t>caratteri accentati ed altri alfabeti europei</w:t>
-      </w:r>
-    </w:p>
-    <w:p>
-      <w:pPr>
-        <w:pStyle w:val="Compact"/>
-        <w:numPr>
-          <w:ilvl w:val="1"/>
           <w:numId w:val="48"/>
         </w:numPr>
         <w:rPr>
@@ -465,20 +447,7 @@
         <w:rPr>
           <w:rFonts w:ascii="Times New Roman" w:hAnsi="Times New Roman"/>
         </w:rPr>
-        <w:t>2</w:t>
-      </w:r>
-      <w:r>
-        <w:rPr>
-          <w:rFonts w:ascii="Times New Roman" w:hAnsi="Times New Roman"/>
-          <w:vertAlign w:val="superscript"/>
-        </w:rPr>
-        <w:t>8</w:t>
-      </w:r>
-      <w:r>
-        <w:rPr>
-          <w:rFonts w:ascii="Times New Roman" w:hAnsi="Times New Roman"/>
-        </w:rPr>
-        <w:t xml:space="preserve"> = 256 simboli rappresentabili</w:t>
+        <w:t>caratteri accentati ed altri alfabeti europei</w:t>
       </w:r>
     </w:p>
     <w:p>
@@ -496,6 +465,37 @@
         <w:rPr>
           <w:rFonts w:ascii="Times New Roman" w:hAnsi="Times New Roman"/>
         </w:rPr>
+        <w:t>2</w:t>
+      </w:r>
+      <w:r>
+        <w:rPr>
+          <w:rFonts w:ascii="Times New Roman" w:hAnsi="Times New Roman"/>
+          <w:vertAlign w:val="superscript"/>
+        </w:rPr>
+        <w:t>8</w:t>
+      </w:r>
+      <w:r>
+        <w:rPr>
+          <w:rFonts w:ascii="Times New Roman" w:hAnsi="Times New Roman"/>
+        </w:rPr>
+        <w:t xml:space="preserve"> = 256 simboli rappresentabili</w:t>
+      </w:r>
+    </w:p>
+    <w:p>
+      <w:pPr>
+        <w:pStyle w:val="Compact"/>
+        <w:numPr>
+          <w:ilvl w:val="1"/>
+          <w:numId w:val="50"/>
+        </w:numPr>
+        <w:rPr>
+          <w:rFonts w:ascii="Times New Roman" w:hAnsi="Times New Roman"/>
+        </w:rPr>
+      </w:pPr>
+      <w:r>
+        <w:rPr>
+          <w:rFonts w:ascii="Times New Roman" w:hAnsi="Times New Roman"/>
+        </w:rPr>
         <w:t>lingue germaniche, neolatine</w:t>
       </w:r>
     </w:p>
@@ -504,24 +504,6 @@
         <w:pStyle w:val="Compact"/>
         <w:numPr>
           <w:ilvl w:val="0"/>
-          <w:numId w:val="50"/>
-        </w:numPr>
-        <w:rPr>
-          <w:rFonts w:ascii="Times New Roman" w:hAnsi="Times New Roman"/>
-        </w:rPr>
-      </w:pPr>
-      <w:r>
-        <w:rPr>
-          <w:rFonts w:ascii="Times New Roman" w:hAnsi="Times New Roman"/>
-        </w:rPr>
-        <w:t>UNICODE:</w:t>
-      </w:r>
-    </w:p>
-    <w:p>
-      <w:pPr>
-        <w:pStyle w:val="Compact"/>
-        <w:numPr>
-          <w:ilvl w:val="1"/>
           <w:numId w:val="51"/>
         </w:numPr>
         <w:rPr>
@@ -532,7 +514,7 @@
         <w:rPr>
           <w:rFonts w:ascii="Times New Roman" w:hAnsi="Times New Roman"/>
         </w:rPr>
-        <w:t>UTF-8 (1 byte)</w:t>
+        <w:t>UNICODE:</w:t>
       </w:r>
     </w:p>
     <w:p>
@@ -550,7 +532,7 @@
         <w:rPr>
           <w:rFonts w:ascii="Times New Roman" w:hAnsi="Times New Roman"/>
         </w:rPr>
-        <w:t>UTF-16 (2 byte)</w:t>
+        <w:t>UTF-8 (1 byte)</w:t>
       </w:r>
     </w:p>
     <w:p>
@@ -568,7 +550,7 @@
         <w:rPr>
           <w:rFonts w:ascii="Times New Roman" w:hAnsi="Times New Roman"/>
         </w:rPr>
-        <w:t>UTF-32 (4 byte)</w:t>
+        <w:t>UTF-16 (2 byte)</w:t>
       </w:r>
     </w:p>
     <w:p>
@@ -586,28 +568,14 @@
         <w:rPr>
           <w:rFonts w:ascii="Times New Roman" w:hAnsi="Times New Roman"/>
         </w:rPr>
-        <w:t>standard internazionale</w:t>
-      </w:r>
-    </w:p>
-    <w:p>
-      <w:pPr>
-        <w:pStyle w:val="FirstParagraph"/>
-        <w:rPr>
-          <w:rFonts w:ascii="Times New Roman" w:hAnsi="Times New Roman"/>
-        </w:rPr>
-      </w:pPr>
-      <w:r>
-        <w:rPr>
-          <w:rFonts w:ascii="Times New Roman" w:hAnsi="Times New Roman"/>
-        </w:rPr>
-        <w:t>NB:</w:t>
+        <w:t>UTF-32 (4 byte)</w:t>
       </w:r>
     </w:p>
     <w:p>
       <w:pPr>
         <w:pStyle w:val="Compact"/>
         <w:numPr>
-          <w:ilvl w:val="0"/>
+          <w:ilvl w:val="1"/>
           <w:numId w:val="55"/>
         </w:numPr>
         <w:rPr>
@@ -618,7 +586,21 @@
         <w:rPr>
           <w:rFonts w:ascii="Times New Roman" w:hAnsi="Times New Roman"/>
         </w:rPr>
-        <w:t>UTF-32 occupa molta memoria e necessita l’allineamento dei caratteri</w:t>
+        <w:t>standard internazionale</w:t>
+      </w:r>
+    </w:p>
+    <w:p>
+      <w:pPr>
+        <w:pStyle w:val="FirstParagraph"/>
+        <w:rPr>
+          <w:rFonts w:ascii="Times New Roman" w:hAnsi="Times New Roman"/>
+        </w:rPr>
+      </w:pPr>
+      <w:r>
+        <w:rPr>
+          <w:rFonts w:ascii="Times New Roman" w:hAnsi="Times New Roman"/>
+        </w:rPr>
+        <w:t>NB:</w:t>
       </w:r>
     </w:p>
     <w:p>
@@ -632,72 +614,11 @@
           <w:rFonts w:ascii="Times New Roman" w:hAnsi="Times New Roman"/>
         </w:rPr>
       </w:pPr>
-      <w:bookmarkStart w:id="8" w:name="Xf9c405af00c0e146f4019233af706118448aee4"/>
-      <w:bookmarkStart w:id="9" w:name="simboli-e-testo"/>
-      <w:r>
-        <w:rPr>
-          <w:rFonts w:ascii="Times New Roman" w:hAnsi="Times New Roman"/>
-        </w:rPr>
-        <w:t>UTF-8 è retrocompatibile con ASCII</w:t>
-      </w:r>
-      <w:bookmarkEnd w:id="8"/>
-      <w:bookmarkEnd w:id="9"/>
-    </w:p>
-    <w:p>
-      <w:pPr>
-        <w:pStyle w:val="Heading1"/>
-        <w:rPr>
-          <w:rFonts w:ascii="Times New Roman" w:hAnsi="Times New Roman"/>
-        </w:rPr>
-      </w:pPr>
-      <w:bookmarkStart w:id="10" w:name="rappresentazione-testo-formattato"/>
-      <w:r>
-        <w:rPr>
-          <w:rFonts w:ascii="Times New Roman" w:hAnsi="Times New Roman"/>
-        </w:rPr>
-        <w:t>Rappresentazione testo formattato</w:t>
-      </w:r>
-    </w:p>
-    <w:p>
-      <w:pPr>
-        <w:pStyle w:val="FirstParagraph"/>
-        <w:rPr>
-          <w:rFonts w:ascii="Times New Roman" w:hAnsi="Times New Roman"/>
-        </w:rPr>
-      </w:pPr>
-      <w:r>
-        <w:rPr>
-          <w:rFonts w:ascii="Times New Roman" w:hAnsi="Times New Roman"/>
-        </w:rPr>
-        <w:t>Lo standard ASCII non rappresenta formattazioni di testo come ad esempio testo corsivo, grassetto, dimensioni differenti tra paragrafi e titoli.</w:t>
-      </w:r>
-    </w:p>
-    <w:p>
-      <w:pPr>
-        <w:pStyle w:val="BodyText"/>
-        <w:rPr>
-          <w:rFonts w:ascii="Times New Roman" w:hAnsi="Times New Roman"/>
-        </w:rPr>
-      </w:pPr>
-      <w:r>
-        <w:rPr>
-          <w:rFonts w:ascii="Times New Roman" w:hAnsi="Times New Roman"/>
-        </w:rPr>
-        <w:t>ASCII o UNICODE</w:t>
-      </w:r>
-    </w:p>
-    <w:p>
-      <w:pPr>
-        <w:pStyle w:val="FirstParagraph"/>
-        <w:rPr>
-          <w:rFonts w:ascii="Times New Roman" w:hAnsi="Times New Roman"/>
-        </w:rPr>
-      </w:pPr>
-      <w:r>
-        <w:rPr>
-          <w:rFonts w:ascii="Times New Roman" w:hAnsi="Times New Roman"/>
-        </w:rPr>
-        <w:t>bit aggiuntivi di formattazione ⇒ TESTI FORMATTATI</w:t>
+      <w:r>
+        <w:rPr>
+          <w:rFonts w:ascii="Times New Roman" w:hAnsi="Times New Roman"/>
+        </w:rPr>
+        <w:t>UTF-32 occupa molta memoria e necessita l’allineamento dei caratteri</w:t>
       </w:r>
     </w:p>
     <w:p>
@@ -711,11 +632,72 @@
           <w:rFonts w:ascii="Times New Roman" w:hAnsi="Times New Roman"/>
         </w:rPr>
       </w:pPr>
-      <w:r>
-        <w:rPr>
-          <w:rFonts w:ascii="Times New Roman" w:hAnsi="Times New Roman"/>
-        </w:rPr>
-        <w:t>HTML</w:t>
+      <w:bookmarkStart w:id="8" w:name="Xf9c405af00c0e146f4019233af706118448aee4"/>
+      <w:bookmarkStart w:id="9" w:name="simboli-e-testo"/>
+      <w:r>
+        <w:rPr>
+          <w:rFonts w:ascii="Times New Roman" w:hAnsi="Times New Roman"/>
+        </w:rPr>
+        <w:t>UTF-8 è retrocompatibile con ASCII</w:t>
+      </w:r>
+      <w:bookmarkEnd w:id="8"/>
+      <w:bookmarkEnd w:id="9"/>
+    </w:p>
+    <w:p>
+      <w:pPr>
+        <w:pStyle w:val="Heading1"/>
+        <w:rPr>
+          <w:rFonts w:ascii="Times New Roman" w:hAnsi="Times New Roman"/>
+        </w:rPr>
+      </w:pPr>
+      <w:bookmarkStart w:id="10" w:name="rappresentazione-testo-formattato"/>
+      <w:r>
+        <w:rPr>
+          <w:rFonts w:ascii="Times New Roman" w:hAnsi="Times New Roman"/>
+        </w:rPr>
+        <w:t>Rappresentazione testo formattato</w:t>
+      </w:r>
+    </w:p>
+    <w:p>
+      <w:pPr>
+        <w:pStyle w:val="FirstParagraph"/>
+        <w:rPr>
+          <w:rFonts w:ascii="Times New Roman" w:hAnsi="Times New Roman"/>
+        </w:rPr>
+      </w:pPr>
+      <w:r>
+        <w:rPr>
+          <w:rFonts w:ascii="Times New Roman" w:hAnsi="Times New Roman"/>
+        </w:rPr>
+        <w:t>Lo standard ASCII non rappresenta formattazioni di testo come ad esempio testo corsivo, grassetto, dimensioni differenti tra paragrafi e titoli.</w:t>
+      </w:r>
+    </w:p>
+    <w:p>
+      <w:pPr>
+        <w:pStyle w:val="BodyText"/>
+        <w:rPr>
+          <w:rFonts w:ascii="Times New Roman" w:hAnsi="Times New Roman"/>
+        </w:rPr>
+      </w:pPr>
+      <w:r>
+        <w:rPr>
+          <w:rFonts w:ascii="Times New Roman" w:hAnsi="Times New Roman"/>
+        </w:rPr>
+        <w:t>ASCII o UNICODE</w:t>
+      </w:r>
+    </w:p>
+    <w:p>
+      <w:pPr>
+        <w:pStyle w:val="FirstParagraph"/>
+        <w:rPr>
+          <w:rFonts w:ascii="Times New Roman" w:hAnsi="Times New Roman"/>
+        </w:rPr>
+      </w:pPr>
+      <w:r>
+        <w:rPr>
+          <w:rFonts w:ascii="Times New Roman" w:hAnsi="Times New Roman"/>
+        </w:rPr>
+        <w:t>bit aggiuntivi di formattazione ⇒ TESTI FORMATTATI</w:t>
       </w:r>
     </w:p>
     <w:p>
@@ -733,71 +715,7 @@
         <w:rPr>
           <w:rFonts w:ascii="Times New Roman" w:hAnsi="Times New Roman"/>
         </w:rPr>
-        <w:t>TeX</w:t>
-      </w:r>
-    </w:p>
-    <w:p>
-      <w:pPr>
-        <w:pStyle w:val="FirstParagraph"/>
-        <w:rPr>
-          <w:rFonts w:ascii="Times New Roman" w:hAnsi="Times New Roman"/>
-        </w:rPr>
-      </w:pPr>
-      <w:r>
-        <w:rPr>
-          <w:rFonts w:ascii="Times New Roman" w:hAnsi="Times New Roman"/>
-        </w:rPr>
-        <w:t>Formato .doc → Word Formato .odt → OpenOffice</w:t>
-      </w:r>
-    </w:p>
-    <w:p>
-      <w:pPr>
-        <w:pStyle w:val="BodyText"/>
-        <w:rPr>
-          <w:rFonts w:ascii="Times New Roman" w:hAnsi="Times New Roman"/>
-        </w:rPr>
-      </w:pPr>
-      <w:r>
-        <w:rPr>
-          <w:rFonts w:ascii="Times New Roman" w:hAnsi="Times New Roman"/>
-        </w:rPr>
-        <w:t xml:space="preserve">⇒ </w:t>
-      </w:r>
-      <w:r>
-        <w:rPr>
-          <w:rFonts w:ascii="Times New Roman" w:hAnsi="Times New Roman"/>
-        </w:rPr>
-        <w:t>generano testi formattati</w:t>
-      </w:r>
-      <w:bookmarkEnd w:id="10"/>
-    </w:p>
-    <w:p>
-      <w:pPr>
-        <w:pStyle w:val="Heading1"/>
-        <w:rPr>
-          <w:rFonts w:ascii="Times New Roman" w:hAnsi="Times New Roman"/>
-        </w:rPr>
-      </w:pPr>
-      <w:bookmarkStart w:id="11" w:name="rappresentazione-delle-immagini"/>
-      <w:r>
-        <w:rPr>
-          <w:rFonts w:ascii="Times New Roman" w:hAnsi="Times New Roman"/>
-        </w:rPr>
-        <w:t>Rappresentazione delle immagini</w:t>
-      </w:r>
-    </w:p>
-    <w:p>
-      <w:pPr>
-        <w:pStyle w:val="FirstParagraph"/>
-        <w:rPr>
-          <w:rFonts w:ascii="Times New Roman" w:hAnsi="Times New Roman"/>
-        </w:rPr>
-      </w:pPr>
-      <w:r>
-        <w:rPr>
-          <w:rFonts w:ascii="Times New Roman" w:hAnsi="Times New Roman"/>
-        </w:rPr>
-        <w:t>Esistono due modi per rappresentare digitalmente le immagini tramite bit:</w:t>
+        <w:t>HTML</w:t>
       </w:r>
     </w:p>
     <w:p>
@@ -815,7 +733,71 @@
         <w:rPr>
           <w:rFonts w:ascii="Times New Roman" w:hAnsi="Times New Roman"/>
         </w:rPr>
-        <w:t>Modo vettoriale: vettori entro un piano a partire da un’origine</w:t>
+        <w:t>TeX</w:t>
+      </w:r>
+    </w:p>
+    <w:p>
+      <w:pPr>
+        <w:pStyle w:val="FirstParagraph"/>
+        <w:rPr>
+          <w:rFonts w:ascii="Times New Roman" w:hAnsi="Times New Roman"/>
+        </w:rPr>
+      </w:pPr>
+      <w:r>
+        <w:rPr>
+          <w:rFonts w:ascii="Times New Roman" w:hAnsi="Times New Roman"/>
+        </w:rPr>
+        <w:t>Formato .doc → Word Formato .odt → OpenOffice</w:t>
+      </w:r>
+    </w:p>
+    <w:p>
+      <w:pPr>
+        <w:pStyle w:val="BodyText"/>
+        <w:rPr>
+          <w:rFonts w:ascii="Times New Roman" w:hAnsi="Times New Roman"/>
+        </w:rPr>
+      </w:pPr>
+      <w:r>
+        <w:rPr>
+          <w:rFonts w:ascii="Times New Roman" w:hAnsi="Times New Roman"/>
+        </w:rPr>
+        <w:t xml:space="preserve">⇒ </w:t>
+      </w:r>
+      <w:r>
+        <w:rPr>
+          <w:rFonts w:ascii="Times New Roman" w:hAnsi="Times New Roman"/>
+        </w:rPr>
+        <w:t>generano testi formattati</w:t>
+      </w:r>
+      <w:bookmarkEnd w:id="10"/>
+    </w:p>
+    <w:p>
+      <w:pPr>
+        <w:pStyle w:val="Heading1"/>
+        <w:rPr>
+          <w:rFonts w:ascii="Times New Roman" w:hAnsi="Times New Roman"/>
+        </w:rPr>
+      </w:pPr>
+      <w:bookmarkStart w:id="11" w:name="rappresentazione-delle-immagini"/>
+      <w:r>
+        <w:rPr>
+          <w:rFonts w:ascii="Times New Roman" w:hAnsi="Times New Roman"/>
+        </w:rPr>
+        <w:t>Rappresentazione delle immagini</w:t>
+      </w:r>
+    </w:p>
+    <w:p>
+      <w:pPr>
+        <w:pStyle w:val="FirstParagraph"/>
+        <w:rPr>
+          <w:rFonts w:ascii="Times New Roman" w:hAnsi="Times New Roman"/>
+        </w:rPr>
+      </w:pPr>
+      <w:r>
+        <w:rPr>
+          <w:rFonts w:ascii="Times New Roman" w:hAnsi="Times New Roman"/>
+        </w:rPr>
+        <w:t>Esistono due modi per rappresentare digitalmente le immagini tramite bit:</w:t>
       </w:r>
     </w:p>
     <w:p>
@@ -833,14 +815,14 @@
         <w:rPr>
           <w:rFonts w:ascii="Times New Roman" w:hAnsi="Times New Roman"/>
         </w:rPr>
-        <w:t>Modo bitmap: matrice rettangolare di punti (pixel)</w:t>
+        <w:t>Modo vettoriale: vettori entro un piano a partire da un’origine</w:t>
       </w:r>
     </w:p>
     <w:p>
       <w:pPr>
         <w:pStyle w:val="Compact"/>
         <w:numPr>
-          <w:ilvl w:val="1"/>
+          <w:ilvl w:val="0"/>
           <w:numId w:val="61"/>
         </w:numPr>
         <w:rPr>
@@ -851,7 +833,7 @@
         <w:rPr>
           <w:rFonts w:ascii="Times New Roman" w:hAnsi="Times New Roman"/>
         </w:rPr>
-        <w:t>ogni pixel contiene le informazioni della luminosità</w:t>
+        <w:t>Modo bitmap: matrice rettangolare di punti (pixel)</w:t>
       </w:r>
     </w:p>
     <w:p>
@@ -869,6 +851,24 @@
         <w:rPr>
           <w:rFonts w:ascii="Times New Roman" w:hAnsi="Times New Roman"/>
         </w:rPr>
+        <w:t>ogni pixel contiene le informazioni della luminosità</w:t>
+      </w:r>
+    </w:p>
+    <w:p>
+      <w:pPr>
+        <w:pStyle w:val="Compact"/>
+        <w:numPr>
+          <w:ilvl w:val="1"/>
+          <w:numId w:val="63"/>
+        </w:numPr>
+        <w:rPr>
+          <w:rFonts w:ascii="Times New Roman" w:hAnsi="Times New Roman"/>
+        </w:rPr>
+      </w:pPr>
+      <w:r>
+        <w:rPr>
+          <w:rFonts w:ascii="Times New Roman" w:hAnsi="Times New Roman"/>
+        </w:rPr>
         <w:t>e del colore in quel punto</w:t>
       </w:r>
     </w:p>
@@ -891,24 +891,6 @@
         <w:pStyle w:val="Compact"/>
         <w:numPr>
           <w:ilvl w:val="0"/>
-          <w:numId w:val="63"/>
-        </w:numPr>
-        <w:rPr>
-          <w:rFonts w:ascii="Times New Roman" w:hAnsi="Times New Roman"/>
-        </w:rPr>
-      </w:pPr>
-      <w:r>
-        <w:rPr>
-          <w:rFonts w:ascii="Times New Roman" w:hAnsi="Times New Roman"/>
-        </w:rPr>
-        <w:t>Bianco e nero:</w:t>
-      </w:r>
-    </w:p>
-    <w:p>
-      <w:pPr>
-        <w:pStyle w:val="Compact"/>
-        <w:numPr>
-          <w:ilvl w:val="1"/>
           <w:numId w:val="64"/>
         </w:numPr>
         <w:rPr>
@@ -919,7 +901,7 @@
         <w:rPr>
           <w:rFonts w:ascii="Times New Roman" w:hAnsi="Times New Roman"/>
         </w:rPr>
-        <w:t>1 bit (0–1)</w:t>
+        <w:t>Bianco e nero:</w:t>
       </w:r>
     </w:p>
     <w:p>
@@ -937,7 +919,7 @@
         <w:rPr>
           <w:rFonts w:ascii="Times New Roman" w:hAnsi="Times New Roman"/>
         </w:rPr>
-        <w:t>0 = nero</w:t>
+        <w:t>1 bit (0–1)</w:t>
       </w:r>
     </w:p>
     <w:p>
@@ -955,6 +937,24 @@
         <w:rPr>
           <w:rFonts w:ascii="Times New Roman" w:hAnsi="Times New Roman"/>
         </w:rPr>
+        <w:t>0 = nero</w:t>
+      </w:r>
+    </w:p>
+    <w:p>
+      <w:pPr>
+        <w:pStyle w:val="Compact"/>
+        <w:numPr>
+          <w:ilvl w:val="1"/>
+          <w:numId w:val="67"/>
+        </w:numPr>
+        <w:rPr>
+          <w:rFonts w:ascii="Times New Roman" w:hAnsi="Times New Roman"/>
+        </w:rPr>
+      </w:pPr>
+      <w:r>
+        <w:rPr>
+          <w:rFonts w:ascii="Times New Roman" w:hAnsi="Times New Roman"/>
+        </w:rPr>
         <w:t>1 = bianco</w:t>
       </w:r>
     </w:p>
@@ -963,24 +963,6 @@
         <w:pStyle w:val="Compact"/>
         <w:numPr>
           <w:ilvl w:val="0"/>
-          <w:numId w:val="67"/>
-        </w:numPr>
-        <w:rPr>
-          <w:rFonts w:ascii="Times New Roman" w:hAnsi="Times New Roman"/>
-        </w:rPr>
-      </w:pPr>
-      <w:r>
-        <w:rPr>
-          <w:rFonts w:ascii="Times New Roman" w:hAnsi="Times New Roman"/>
-        </w:rPr>
-        <w:t>Scala di grigi:</w:t>
-      </w:r>
-    </w:p>
-    <w:p>
-      <w:pPr>
-        <w:pStyle w:val="Compact"/>
-        <w:numPr>
-          <w:ilvl w:val="1"/>
           <w:numId w:val="68"/>
         </w:numPr>
         <w:rPr>
@@ -991,7 +973,7 @@
         <w:rPr>
           <w:rFonts w:ascii="Times New Roman" w:hAnsi="Times New Roman"/>
         </w:rPr>
-        <w:t>1 byte (0–255)</w:t>
+        <w:t>Scala di grigi:</w:t>
       </w:r>
     </w:p>
     <w:p>
@@ -1009,7 +991,7 @@
         <w:rPr>
           <w:rFonts w:ascii="Times New Roman" w:hAnsi="Times New Roman"/>
         </w:rPr>
-        <w:t>0 = nero</w:t>
+        <w:t>1 byte (0–255)</w:t>
       </w:r>
     </w:p>
     <w:p>
@@ -1027,7 +1009,7 @@
         <w:rPr>
           <w:rFonts w:ascii="Times New Roman" w:hAnsi="Times New Roman"/>
         </w:rPr>
-        <w:t>128 = grigio medio</w:t>
+        <w:t>0 = nero</w:t>
       </w:r>
     </w:p>
     <w:p>
@@ -1045,6 +1027,24 @@
         <w:rPr>
           <w:rFonts w:ascii="Times New Roman" w:hAnsi="Times New Roman"/>
         </w:rPr>
+        <w:t>128 = grigio medio</w:t>
+      </w:r>
+    </w:p>
+    <w:p>
+      <w:pPr>
+        <w:pStyle w:val="Compact"/>
+        <w:numPr>
+          <w:ilvl w:val="1"/>
+          <w:numId w:val="72"/>
+        </w:numPr>
+        <w:rPr>
+          <w:rFonts w:ascii="Times New Roman" w:hAnsi="Times New Roman"/>
+        </w:rPr>
+      </w:pPr>
+      <w:r>
+        <w:rPr>
+          <w:rFonts w:ascii="Times New Roman" w:hAnsi="Times New Roman"/>
+        </w:rPr>
         <w:t>255 = bianco</w:t>
       </w:r>
     </w:p>
@@ -1053,7 +1053,7 @@
         <w:pStyle w:val="Compact"/>
         <w:numPr>
           <w:ilvl w:val="0"/>
-          <w:numId w:val="72"/>
+          <w:numId w:val="73"/>
         </w:numPr>
         <w:rPr>
           <w:rFonts w:ascii="Times New Roman" w:hAnsi="Times New Roman"/>
@@ -1071,24 +1071,6 @@
         <w:pStyle w:val="Compact"/>
         <w:numPr>
           <w:ilvl w:val="1"/>
-          <w:numId w:val="73"/>
-        </w:numPr>
-        <w:rPr>
-          <w:rFonts w:ascii="Times New Roman" w:hAnsi="Times New Roman"/>
-        </w:rPr>
-      </w:pPr>
-      <w:r>
-        <w:rPr>
-          <w:rFonts w:ascii="Times New Roman" w:hAnsi="Times New Roman"/>
-        </w:rPr>
-        <w:t>3 byte</w:t>
-      </w:r>
-    </w:p>
-    <w:p>
-      <w:pPr>
-        <w:pStyle w:val="Compact"/>
-        <w:numPr>
-          <w:ilvl w:val="2"/>
           <w:numId w:val="74"/>
         </w:numPr>
         <w:rPr>
@@ -1099,7 +1081,7 @@
         <w:rPr>
           <w:rFonts w:ascii="Times New Roman" w:hAnsi="Times New Roman"/>
         </w:rPr>
-        <w:t>1 byte Red</w:t>
+        <w:t>3 byte</w:t>
       </w:r>
     </w:p>
     <w:p>
@@ -1117,7 +1099,7 @@
         <w:rPr>
           <w:rFonts w:ascii="Times New Roman" w:hAnsi="Times New Roman"/>
         </w:rPr>
-        <w:t>1 byte Green</w:t>
+        <w:t>1 byte Red</w:t>
       </w:r>
     </w:p>
     <w:p>
@@ -1126,6 +1108,24 @@
         <w:numPr>
           <w:ilvl w:val="2"/>
           <w:numId w:val="76"/>
+        </w:numPr>
+        <w:rPr>
+          <w:rFonts w:ascii="Times New Roman" w:hAnsi="Times New Roman"/>
+        </w:rPr>
+      </w:pPr>
+      <w:r>
+        <w:rPr>
+          <w:rFonts w:ascii="Times New Roman" w:hAnsi="Times New Roman"/>
+        </w:rPr>
+        <w:t>1 byte Green</w:t>
+      </w:r>
+    </w:p>
+    <w:p>
+      <w:pPr>
+        <w:pStyle w:val="Compact"/>
+        <w:numPr>
+          <w:ilvl w:val="2"/>
+          <w:numId w:val="77"/>
         </w:numPr>
         <w:rPr>
           <w:rFonts w:ascii="Times New Roman" w:hAnsi="Times New Roman"/>
@@ -1253,38 +1253,6 @@
         <w:pStyle w:val="Compact"/>
         <w:numPr>
           <w:ilvl w:val="0"/>
-          <w:numId w:val="77"/>
-        </w:numPr>
-        <w:rPr>
-          <w:rFonts w:ascii="Times New Roman" w:hAnsi="Times New Roman"/>
-        </w:rPr>
-      </w:pPr>
-      <w:r>
-        <w:rPr>
-          <w:rFonts w:ascii="Times New Roman" w:hAnsi="Times New Roman"/>
-        </w:rPr>
-        <w:t>geometricamente distante dallo 0</w:t>
-      </w:r>
-    </w:p>
-    <w:p>
-      <w:pPr>
-        <w:pStyle w:val="FirstParagraph"/>
-        <w:rPr>
-          <w:rFonts w:ascii="Times New Roman" w:hAnsi="Times New Roman"/>
-        </w:rPr>
-      </w:pPr>
-      <w:r>
-        <w:rPr>
-          <w:rFonts w:ascii="Times New Roman" w:hAnsi="Times New Roman"/>
-        </w:rPr>
-        <w:t>Sistema sottrattivo:</w:t>
-      </w:r>
-    </w:p>
-    <w:p>
-      <w:pPr>
-        <w:pStyle w:val="Compact"/>
-        <w:numPr>
-          <w:ilvl w:val="0"/>
           <w:numId w:val="78"/>
         </w:numPr>
         <w:rPr>
@@ -1295,7 +1263,7 @@
         <w:rPr>
           <w:rFonts w:ascii="Times New Roman" w:hAnsi="Times New Roman"/>
         </w:rPr>
-        <w:t>geometricamente distante dal punto bianco</w:t>
+        <w:t>geometricamente distante dallo 0</w:t>
       </w:r>
     </w:p>
     <w:p>
@@ -1309,21 +1277,7 @@
         <w:rPr>
           <w:rFonts w:ascii="Times New Roman" w:hAnsi="Times New Roman"/>
         </w:rPr>
-        <w:t>Dalla percezione soggettiva del colore (e pertanto dal cervello umano) si dà origine ad un altro modello di colore: HSI.</w:t>
-      </w:r>
-    </w:p>
-    <w:p>
-      <w:pPr>
-        <w:pStyle w:val="BodyText"/>
-        <w:rPr>
-          <w:rFonts w:ascii="Times New Roman" w:hAnsi="Times New Roman"/>
-        </w:rPr>
-      </w:pPr>
-      <w:r>
-        <w:rPr>
-          <w:rFonts w:ascii="Times New Roman" w:hAnsi="Times New Roman"/>
-        </w:rPr>
-        <w:t>HSI:</w:t>
+        <w:t>Sistema sottrattivo:</w:t>
       </w:r>
     </w:p>
     <w:p>
@@ -1341,7 +1295,35 @@
         <w:rPr>
           <w:rFonts w:ascii="Times New Roman" w:hAnsi="Times New Roman"/>
         </w:rPr>
-        <w:t>Hue</w:t>
+        <w:t>geometricamente distante dal punto bianco</w:t>
+      </w:r>
+    </w:p>
+    <w:p>
+      <w:pPr>
+        <w:pStyle w:val="FirstParagraph"/>
+        <w:rPr>
+          <w:rFonts w:ascii="Times New Roman" w:hAnsi="Times New Roman"/>
+        </w:rPr>
+      </w:pPr>
+      <w:r>
+        <w:rPr>
+          <w:rFonts w:ascii="Times New Roman" w:hAnsi="Times New Roman"/>
+        </w:rPr>
+        <w:t>Dalla percezione soggettiva del colore (e pertanto dal cervello umano) si dà origine ad un altro modello di colore: HSI.</w:t>
+      </w:r>
+    </w:p>
+    <w:p>
+      <w:pPr>
+        <w:pStyle w:val="BodyText"/>
+        <w:rPr>
+          <w:rFonts w:ascii="Times New Roman" w:hAnsi="Times New Roman"/>
+        </w:rPr>
+      </w:pPr>
+      <w:r>
+        <w:rPr>
+          <w:rFonts w:ascii="Times New Roman" w:hAnsi="Times New Roman"/>
+        </w:rPr>
+        <w:t>HSI:</w:t>
       </w:r>
     </w:p>
     <w:p>
@@ -1359,7 +1341,7 @@
         <w:rPr>
           <w:rFonts w:ascii="Times New Roman" w:hAnsi="Times New Roman"/>
         </w:rPr>
-        <w:t>Saturation</w:t>
+        <w:t>Hue</w:t>
       </w:r>
     </w:p>
     <w:p>
@@ -1368,6 +1350,24 @@
         <w:numPr>
           <w:ilvl w:val="0"/>
           <w:numId w:val="81"/>
+        </w:numPr>
+        <w:rPr>
+          <w:rFonts w:ascii="Times New Roman" w:hAnsi="Times New Roman"/>
+        </w:rPr>
+      </w:pPr>
+      <w:r>
+        <w:rPr>
+          <w:rFonts w:ascii="Times New Roman" w:hAnsi="Times New Roman"/>
+        </w:rPr>
+        <w:t>Saturation</w:t>
+      </w:r>
+    </w:p>
+    <w:p>
+      <w:pPr>
+        <w:pStyle w:val="Compact"/>
+        <w:numPr>
+          <w:ilvl w:val="0"/>
+          <w:numId w:val="82"/>
         </w:numPr>
         <w:rPr>
           <w:rFonts w:ascii="Times New Roman" w:hAnsi="Times New Roman"/>
@@ -2334,7 +2334,7 @@
         <w:pStyle w:val="Compact"/>
         <w:numPr>
           <w:ilvl w:val="0"/>
-          <w:numId w:val="82"/>
+          <w:numId w:val="83"/>
         </w:numPr>
         <w:rPr>
           <w:rFonts w:ascii="Times New Roman" w:hAnsi="Times New Roman"/>
@@ -2352,7 +2352,7 @@
         <w:pStyle w:val="Compact"/>
         <w:numPr>
           <w:ilvl w:val="0"/>
-          <w:numId w:val="83"/>
+          <w:numId w:val="84"/>
         </w:numPr>
         <w:rPr>
           <w:rFonts w:ascii="Times New Roman" w:hAnsi="Times New Roman"/>
@@ -2721,24 +2721,6 @@
         <w:pStyle w:val="Compact"/>
         <w:numPr>
           <w:ilvl w:val="0"/>
-          <w:numId w:val="84"/>
-        </w:numPr>
-        <w:rPr>
-          <w:rFonts w:ascii="Times New Roman" w:hAnsi="Times New Roman"/>
-        </w:rPr>
-      </w:pPr>
-      <w:r>
-        <w:rPr>
-          <w:rFonts w:ascii="Times New Roman" w:hAnsi="Times New Roman"/>
-        </w:rPr>
-        <w:t>R1: [11111111 00000000 00000000] [00000000 11111111 00000000]</w:t>
-      </w:r>
-    </w:p>
-    <w:p>
-      <w:pPr>
-        <w:pStyle w:val="Compact"/>
-        <w:numPr>
-          <w:ilvl w:val="0"/>
           <w:numId w:val="85"/>
         </w:numPr>
         <w:rPr>
@@ -2749,42 +2731,12 @@
         <w:rPr>
           <w:rFonts w:ascii="Times New Roman" w:hAnsi="Times New Roman"/>
         </w:rPr>
-        <w:t>R2: [00000000 00000000 11111111] [11111111 11111111 11111111]</w:t>
-      </w:r>
-    </w:p>
-    <w:p>
-      <w:pPr>
-        <w:pStyle w:val="Heading1"/>
-        <w:rPr>
-          <w:rFonts w:ascii="Times New Roman" w:hAnsi="Times New Roman"/>
-        </w:rPr>
-      </w:pPr>
-      <w:bookmarkStart w:id="19" w:name="X1713a29e336ce9929fcc09aa81c17bace29dedd"/>
-      <w:r>
-        <w:rPr>
-          <w:rFonts w:ascii="Times New Roman" w:hAnsi="Times New Roman"/>
-        </w:rPr>
-        <w:t>A scopo di esempio, per capire quanto occupa in memoria un’immagine bitmap</w:t>
-      </w:r>
-    </w:p>
-    <w:p>
-      <w:pPr>
-        <w:pStyle w:val="Heading2"/>
-        <w:rPr>
-          <w:rFonts w:ascii="Times New Roman" w:hAnsi="Times New Roman"/>
-        </w:rPr>
-      </w:pPr>
-      <w:bookmarkStart w:id="20" w:name="immagine-2x3-pixel"/>
-      <w:r>
-        <w:rPr>
-          <w:rFonts w:ascii="Times New Roman" w:hAnsi="Times New Roman"/>
-        </w:rPr>
-        <w:t>Immagine 2x3 pixel</w:t>
-      </w:r>
-    </w:p>
-    <w:p>
-      <w:pPr>
-        <w:pStyle w:val="Normal"/>
+        <w:t>R1: [11111111 00000000 00000000] [00000000 11111111 00000000]</w:t>
+      </w:r>
+    </w:p>
+    <w:p>
+      <w:pPr>
+        <w:pStyle w:val="Compact"/>
         <w:numPr>
           <w:ilvl w:val="0"/>
           <w:numId w:val="86"/>
@@ -2797,7 +2749,37 @@
         <w:rPr>
           <w:rFonts w:ascii="Times New Roman" w:hAnsi="Times New Roman"/>
         </w:rPr>
-        <w:t>1 bit (monocromatica): 6 × 1 = 6 bit (&lt; 1 byte)</w:t>
+        <w:t>R2: [00000000 00000000 11111111] [11111111 11111111 11111111]</w:t>
+      </w:r>
+    </w:p>
+    <w:p>
+      <w:pPr>
+        <w:pStyle w:val="Heading1"/>
+        <w:rPr>
+          <w:rFonts w:ascii="Times New Roman" w:hAnsi="Times New Roman"/>
+        </w:rPr>
+      </w:pPr>
+      <w:bookmarkStart w:id="19" w:name="X1713a29e336ce9929fcc09aa81c17bace29dedd"/>
+      <w:r>
+        <w:rPr>
+          <w:rFonts w:ascii="Times New Roman" w:hAnsi="Times New Roman"/>
+        </w:rPr>
+        <w:t>A scopo di esempio, per capire quanto occupa in memoria un’immagine bitmap</w:t>
+      </w:r>
+    </w:p>
+    <w:p>
+      <w:pPr>
+        <w:pStyle w:val="Heading2"/>
+        <w:rPr>
+          <w:rFonts w:ascii="Times New Roman" w:hAnsi="Times New Roman"/>
+        </w:rPr>
+      </w:pPr>
+      <w:bookmarkStart w:id="20" w:name="immagine-2x3-pixel"/>
+      <w:r>
+        <w:rPr>
+          <w:rFonts w:ascii="Times New Roman" w:hAnsi="Times New Roman"/>
+        </w:rPr>
+        <w:t>Immagine 2x3 pixel</w:t>
       </w:r>
     </w:p>
     <w:p>
@@ -2815,7 +2797,7 @@
         <w:rPr>
           <w:rFonts w:ascii="Times New Roman" w:hAnsi="Times New Roman"/>
         </w:rPr>
-        <w:t>8 bit (scala di grigi): 6 × 8 = 48 bit = 6 byte</w:t>
+        <w:t>1 bit (monocromatica): 6 × 1 = 6 bit (&lt; 1 byte)</w:t>
       </w:r>
     </w:p>
     <w:p>
@@ -2829,28 +2811,11 @@
           <w:rFonts w:ascii="Times New Roman" w:hAnsi="Times New Roman"/>
         </w:rPr>
       </w:pPr>
-      <w:bookmarkStart w:id="21" w:name="immagine-2x3-pixel"/>
-      <w:r>
-        <w:rPr>
-          <w:rFonts w:ascii="Times New Roman" w:hAnsi="Times New Roman"/>
-        </w:rPr>
-        <w:t>24 bit (RGB): 6 × 24 = 144 bit = 18 byte</w:t>
-      </w:r>
-      <w:bookmarkEnd w:id="21"/>
-    </w:p>
-    <w:p>
-      <w:pPr>
-        <w:pStyle w:val="Heading2"/>
-        <w:rPr>
-          <w:rFonts w:ascii="Times New Roman" w:hAnsi="Times New Roman"/>
-        </w:rPr>
-      </w:pPr>
-      <w:bookmarkStart w:id="22" w:name="immagine-100x400-pixel"/>
-      <w:r>
-        <w:rPr>
-          <w:rFonts w:ascii="Times New Roman" w:hAnsi="Times New Roman"/>
-        </w:rPr>
-        <w:t>Immagine 100x400 pixel</w:t>
+      <w:r>
+        <w:rPr>
+          <w:rFonts w:ascii="Times New Roman" w:hAnsi="Times New Roman"/>
+        </w:rPr>
+        <w:t>8 bit (scala di grigi): 6 × 8 = 48 bit = 6 byte</w:t>
       </w:r>
     </w:p>
     <w:p>
@@ -2864,11 +2829,28 @@
           <w:rFonts w:ascii="Times New Roman" w:hAnsi="Times New Roman"/>
         </w:rPr>
       </w:pPr>
-      <w:r>
-        <w:rPr>
-          <w:rFonts w:ascii="Times New Roman" w:hAnsi="Times New Roman"/>
-        </w:rPr>
-        <w:t>1 bit: 100 × 400 × 1 = 40000 bit ≃ 5 kByte</w:t>
+      <w:bookmarkStart w:id="21" w:name="immagine-2x3-pixel"/>
+      <w:r>
+        <w:rPr>
+          <w:rFonts w:ascii="Times New Roman" w:hAnsi="Times New Roman"/>
+        </w:rPr>
+        <w:t>24 bit (RGB): 6 × 24 = 144 bit = 18 byte</w:t>
+      </w:r>
+      <w:bookmarkEnd w:id="21"/>
+    </w:p>
+    <w:p>
+      <w:pPr>
+        <w:pStyle w:val="Heading2"/>
+        <w:rPr>
+          <w:rFonts w:ascii="Times New Roman" w:hAnsi="Times New Roman"/>
+        </w:rPr>
+      </w:pPr>
+      <w:bookmarkStart w:id="22" w:name="immagine-100x400-pixel"/>
+      <w:r>
+        <w:rPr>
+          <w:rFonts w:ascii="Times New Roman" w:hAnsi="Times New Roman"/>
+        </w:rPr>
+        <w:t>Immagine 100x400 pixel</w:t>
       </w:r>
     </w:p>
     <w:p>
@@ -2886,7 +2868,7 @@
         <w:rPr>
           <w:rFonts w:ascii="Times New Roman" w:hAnsi="Times New Roman"/>
         </w:rPr>
-        <w:t>8 bit: 100 × 400 × 8 = 320000 bit ≃ 40 kByte</w:t>
+        <w:t>1 bit: 100 × 400 × 1 = 40000 bit ≃ 5 kByte</w:t>
       </w:r>
     </w:p>
     <w:p>
@@ -2900,33 +2882,16 @@
           <w:rFonts w:ascii="Times New Roman" w:hAnsi="Times New Roman"/>
         </w:rPr>
       </w:pPr>
-      <w:bookmarkStart w:id="23" w:name="immagine-100x400-pixel"/>
-      <w:r>
-        <w:rPr>
-          <w:rFonts w:ascii="Times New Roman" w:hAnsi="Times New Roman"/>
-        </w:rPr>
-        <w:t>24 bit (RGB): 100 × 400 × 24 = 960000 bit = 120 kByte</w:t>
-      </w:r>
-      <w:bookmarkEnd w:id="23"/>
-    </w:p>
-    <w:p>
-      <w:pPr>
-        <w:pStyle w:val="Heading2"/>
-        <w:rPr>
-          <w:rFonts w:ascii="Times New Roman" w:hAnsi="Times New Roman"/>
-        </w:rPr>
-      </w:pPr>
-      <w:bookmarkStart w:id="24" w:name="immagine-1024x1024"/>
-      <w:r>
-        <w:rPr>
-          <w:rFonts w:ascii="Times New Roman" w:hAnsi="Times New Roman"/>
-        </w:rPr>
-        <w:t>Immagine 1024x1024</w:t>
-      </w:r>
-    </w:p>
-    <w:p>
-      <w:pPr>
-        <w:pStyle w:val="Compact"/>
+      <w:r>
+        <w:rPr>
+          <w:rFonts w:ascii="Times New Roman" w:hAnsi="Times New Roman"/>
+        </w:rPr>
+        <w:t>8 bit: 100 × 400 × 8 = 320000 bit ≃ 40 kByte</w:t>
+      </w:r>
+    </w:p>
+    <w:p>
+      <w:pPr>
+        <w:pStyle w:val="Normal"/>
         <w:numPr>
           <w:ilvl w:val="0"/>
           <w:numId w:val="92"/>
@@ -2935,11 +2900,28 @@
           <w:rFonts w:ascii="Times New Roman" w:hAnsi="Times New Roman"/>
         </w:rPr>
       </w:pPr>
-      <w:r>
-        <w:rPr>
-          <w:rFonts w:ascii="Times New Roman" w:hAnsi="Times New Roman"/>
-        </w:rPr>
-        <w:t>1 bit: ≃ 128 kByte</w:t>
+      <w:bookmarkStart w:id="23" w:name="immagine-100x400-pixel"/>
+      <w:r>
+        <w:rPr>
+          <w:rFonts w:ascii="Times New Roman" w:hAnsi="Times New Roman"/>
+        </w:rPr>
+        <w:t>24 bit (RGB): 100 × 400 × 24 = 960000 bit = 120 kByte</w:t>
+      </w:r>
+      <w:bookmarkEnd w:id="23"/>
+    </w:p>
+    <w:p>
+      <w:pPr>
+        <w:pStyle w:val="Heading2"/>
+        <w:rPr>
+          <w:rFonts w:ascii="Times New Roman" w:hAnsi="Times New Roman"/>
+        </w:rPr>
+      </w:pPr>
+      <w:bookmarkStart w:id="24" w:name="immagine-1024x1024"/>
+      <w:r>
+        <w:rPr>
+          <w:rFonts w:ascii="Times New Roman" w:hAnsi="Times New Roman"/>
+        </w:rPr>
+        <w:t>Immagine 1024x1024</w:t>
       </w:r>
     </w:p>
     <w:p>
@@ -2957,7 +2939,7 @@
         <w:rPr>
           <w:rFonts w:ascii="Times New Roman" w:hAnsi="Times New Roman"/>
         </w:rPr>
-        <w:t>8 bit: ≃ 1 MByte</w:t>
+        <w:t>1 bit: ≃ 128 kByte</w:t>
       </w:r>
     </w:p>
     <w:p>
@@ -2966,6 +2948,24 @@
         <w:numPr>
           <w:ilvl w:val="0"/>
           <w:numId w:val="94"/>
+        </w:numPr>
+        <w:rPr>
+          <w:rFonts w:ascii="Times New Roman" w:hAnsi="Times New Roman"/>
+        </w:rPr>
+      </w:pPr>
+      <w:r>
+        <w:rPr>
+          <w:rFonts w:ascii="Times New Roman" w:hAnsi="Times New Roman"/>
+        </w:rPr>
+        <w:t>8 bit: ≃ 1 MByte</w:t>
+      </w:r>
+    </w:p>
+    <w:p>
+      <w:pPr>
+        <w:pStyle w:val="Compact"/>
+        <w:numPr>
+          <w:ilvl w:val="0"/>
+          <w:numId w:val="95"/>
         </w:numPr>
         <w:rPr>
           <w:rFonts w:ascii="Times New Roman" w:hAnsi="Times New Roman"/>
@@ -3897,24 +3897,6 @@
         <w:pStyle w:val="Compact"/>
         <w:numPr>
           <w:ilvl w:val="0"/>
-          <w:numId w:val="95"/>
-        </w:numPr>
-        <w:rPr>
-          <w:rFonts w:ascii="Times New Roman" w:hAnsi="Times New Roman"/>
-        </w:rPr>
-      </w:pPr>
-      <w:r>
-        <w:rPr>
-          <w:rFonts w:ascii="Times New Roman" w:hAnsi="Times New Roman"/>
-        </w:rPr>
-        <w:t>100 × 400 = 40 kByte × 3 bit</w:t>
-      </w:r>
-    </w:p>
-    <w:p>
-      <w:pPr>
-        <w:pStyle w:val="Compact"/>
-        <w:numPr>
-          <w:ilvl w:val="0"/>
           <w:numId w:val="96"/>
         </w:numPr>
         <w:rPr>
@@ -3925,29 +3907,7 @@
         <w:rPr>
           <w:rFonts w:ascii="Times New Roman" w:hAnsi="Times New Roman"/>
         </w:rPr>
-        <w:t xml:space="preserve">≃ </w:t>
-      </w:r>
-      <w:r>
-        <w:rPr>
-          <w:rFonts w:ascii="Times New Roman" w:hAnsi="Times New Roman"/>
-        </w:rPr>
-        <w:t>120000 bit ≃ 15 kByte</w:t>
-      </w:r>
-      <w:bookmarkEnd w:id="35"/>
-    </w:p>
-    <w:p>
-      <w:pPr>
-        <w:pStyle w:val="Heading2"/>
-        <w:rPr>
-          <w:rFonts w:ascii="Times New Roman" w:hAnsi="Times New Roman"/>
-        </w:rPr>
-      </w:pPr>
-      <w:bookmarkStart w:id="36" w:name="rgb"/>
-      <w:r>
-        <w:rPr>
-          <w:rFonts w:ascii="Times New Roman" w:hAnsi="Times New Roman"/>
-        </w:rPr>
-        <w:t>RGB</w:t>
+        <w:t>100 × 400 = 40 kByte × 3 bit</w:t>
       </w:r>
     </w:p>
     <w:p>
@@ -3965,7 +3925,29 @@
         <w:rPr>
           <w:rFonts w:ascii="Times New Roman" w:hAnsi="Times New Roman"/>
         </w:rPr>
-        <w:t>40 kByte × 24 bit = 960000 bit</w:t>
+        <w:t xml:space="preserve">≃ </w:t>
+      </w:r>
+      <w:r>
+        <w:rPr>
+          <w:rFonts w:ascii="Times New Roman" w:hAnsi="Times New Roman"/>
+        </w:rPr>
+        <w:t>120000 bit ≃ 15 kByte</w:t>
+      </w:r>
+      <w:bookmarkEnd w:id="35"/>
+    </w:p>
+    <w:p>
+      <w:pPr>
+        <w:pStyle w:val="Heading2"/>
+        <w:rPr>
+          <w:rFonts w:ascii="Times New Roman" w:hAnsi="Times New Roman"/>
+        </w:rPr>
+      </w:pPr>
+      <w:bookmarkStart w:id="36" w:name="rgb"/>
+      <w:r>
+        <w:rPr>
+          <w:rFonts w:ascii="Times New Roman" w:hAnsi="Times New Roman"/>
+        </w:rPr>
+        <w:t>RGB</w:t>
       </w:r>
     </w:p>
     <w:p>
@@ -3983,21 +3965,7 @@
         <w:rPr>
           <w:rFonts w:ascii="Times New Roman" w:hAnsi="Times New Roman"/>
         </w:rPr>
-        <w:t>960000 : 8 = 120 kByte</w:t>
-      </w:r>
-    </w:p>
-    <w:p>
-      <w:pPr>
-        <w:pStyle w:val="FirstParagraph"/>
-        <w:rPr>
-          <w:rFonts w:ascii="Times New Roman" w:hAnsi="Times New Roman"/>
-        </w:rPr>
-      </w:pPr>
-      <w:r>
-        <w:rPr>
-          <w:rFonts w:ascii="Times New Roman" w:hAnsi="Times New Roman"/>
-        </w:rPr>
-        <w:t>La stessa immagine presenta un’enorme differenza di spazio:</w:t>
+        <w:t>40 kByte × 24 bit = 960000 bit</w:t>
       </w:r>
     </w:p>
     <w:p>
@@ -4011,30 +3979,11 @@
           <w:rFonts w:ascii="Times New Roman" w:hAnsi="Times New Roman"/>
         </w:rPr>
       </w:pPr>
-      <w:bookmarkStart w:id="37" w:name="confronto-occupazione-memoria"/>
-      <w:bookmarkStart w:id="38" w:name="rgb"/>
-      <w:r>
-        <w:rPr>
-          <w:rFonts w:ascii="Times New Roman" w:hAnsi="Times New Roman"/>
-        </w:rPr>
-        <w:t>15 kByte &lt;&lt; 120 kByte</w:t>
-      </w:r>
-      <w:bookmarkEnd w:id="37"/>
-      <w:bookmarkEnd w:id="38"/>
-    </w:p>
-    <w:p>
-      <w:pPr>
-        <w:pStyle w:val="Heading1"/>
-        <w:rPr>
-          <w:rFonts w:ascii="Times New Roman" w:hAnsi="Times New Roman"/>
-        </w:rPr>
-      </w:pPr>
-      <w:bookmarkStart w:id="39" w:name="nota-1"/>
-      <w:r>
-        <w:rPr>
-          <w:rFonts w:ascii="Times New Roman" w:hAnsi="Times New Roman"/>
-        </w:rPr>
-        <w:t>Nota</w:t>
+      <w:r>
+        <w:rPr>
+          <w:rFonts w:ascii="Times New Roman" w:hAnsi="Times New Roman"/>
+        </w:rPr>
+        <w:t>960000 : 8 = 120 kByte</w:t>
       </w:r>
     </w:p>
     <w:p>
@@ -4044,42 +3993,11 @@
           <w:rFonts w:ascii="Times New Roman" w:hAnsi="Times New Roman"/>
         </w:rPr>
       </w:pPr>
-      <w:bookmarkStart w:id="40" w:name="nota-1"/>
-      <w:r>
-        <w:rPr>
-          <w:rFonts w:ascii="Times New Roman" w:hAnsi="Times New Roman"/>
-        </w:rPr>
-        <w:t>Gli indici mappati sui colori vengono separati dal resto dei dati dell’immagine.</w:t>
-      </w:r>
-      <w:bookmarkEnd w:id="40"/>
-    </w:p>
-    <w:p>
-      <w:pPr>
-        <w:pStyle w:val="Heading1"/>
-        <w:rPr>
-          <w:rFonts w:ascii="Times New Roman" w:hAnsi="Times New Roman"/>
-        </w:rPr>
-      </w:pPr>
-      <w:bookmarkStart w:id="41" w:name="Xa3a46dd8bb6d533eda50f2879106cee3c3e2afd"/>
-      <w:r>
-        <w:rPr>
-          <w:rFonts w:ascii="Times New Roman" w:hAnsi="Times New Roman"/>
-        </w:rPr>
-        <w:t>Formula generale per calcolare le dimensioni di un’immagine non compressa in memoria</w:t>
-      </w:r>
-    </w:p>
-    <w:p>
-      <w:pPr>
-        <w:pStyle w:val="FirstParagraph"/>
-        <w:rPr>
-          <w:rFonts w:ascii="Times New Roman" w:hAnsi="Times New Roman"/>
-        </w:rPr>
-      </w:pPr>
-      <w:r>
-        <w:rPr>
-          <w:rFonts w:ascii="Times New Roman" w:hAnsi="Times New Roman"/>
-        </w:rPr>
-        <w:t>G = l · h · b</w:t>
+      <w:r>
+        <w:rPr>
+          <w:rFonts w:ascii="Times New Roman" w:hAnsi="Times New Roman"/>
+        </w:rPr>
+        <w:t>La stessa immagine presenta un’enorme differenza di spazio:</w:t>
       </w:r>
     </w:p>
     <w:p>
@@ -4093,11 +4011,75 @@
           <w:rFonts w:ascii="Times New Roman" w:hAnsi="Times New Roman"/>
         </w:rPr>
       </w:pPr>
-      <w:r>
-        <w:rPr>
-          <w:rFonts w:ascii="Times New Roman" w:hAnsi="Times New Roman"/>
-        </w:rPr>
-        <w:t>l = larghezza immagine</w:t>
+      <w:bookmarkStart w:id="37" w:name="confronto-occupazione-memoria"/>
+      <w:bookmarkStart w:id="38" w:name="rgb"/>
+      <w:r>
+        <w:rPr>
+          <w:rFonts w:ascii="Times New Roman" w:hAnsi="Times New Roman"/>
+        </w:rPr>
+        <w:t>15 kByte &lt;&lt; 120 kByte</w:t>
+      </w:r>
+      <w:bookmarkEnd w:id="37"/>
+      <w:bookmarkEnd w:id="38"/>
+    </w:p>
+    <w:p>
+      <w:pPr>
+        <w:pStyle w:val="Heading1"/>
+        <w:rPr>
+          <w:rFonts w:ascii="Times New Roman" w:hAnsi="Times New Roman"/>
+        </w:rPr>
+      </w:pPr>
+      <w:bookmarkStart w:id="39" w:name="nota-1"/>
+      <w:r>
+        <w:rPr>
+          <w:rFonts w:ascii="Times New Roman" w:hAnsi="Times New Roman"/>
+        </w:rPr>
+        <w:t>Nota</w:t>
+      </w:r>
+    </w:p>
+    <w:p>
+      <w:pPr>
+        <w:pStyle w:val="FirstParagraph"/>
+        <w:rPr>
+          <w:rFonts w:ascii="Times New Roman" w:hAnsi="Times New Roman"/>
+        </w:rPr>
+      </w:pPr>
+      <w:bookmarkStart w:id="40" w:name="nota-1"/>
+      <w:r>
+        <w:rPr>
+          <w:rFonts w:ascii="Times New Roman" w:hAnsi="Times New Roman"/>
+        </w:rPr>
+        <w:t>Gli indici mappati sui colori vengono separati dal resto dei dati dell’immagine.</w:t>
+      </w:r>
+      <w:bookmarkEnd w:id="40"/>
+    </w:p>
+    <w:p>
+      <w:pPr>
+        <w:pStyle w:val="Heading1"/>
+        <w:rPr>
+          <w:rFonts w:ascii="Times New Roman" w:hAnsi="Times New Roman"/>
+        </w:rPr>
+      </w:pPr>
+      <w:bookmarkStart w:id="41" w:name="Xa3a46dd8bb6d533eda50f2879106cee3c3e2afd"/>
+      <w:r>
+        <w:rPr>
+          <w:rFonts w:ascii="Times New Roman" w:hAnsi="Times New Roman"/>
+        </w:rPr>
+        <w:t>Formula generale per calcolare le dimensioni di un’immagine non compressa in memoria</w:t>
+      </w:r>
+    </w:p>
+    <w:p>
+      <w:pPr>
+        <w:pStyle w:val="FirstParagraph"/>
+        <w:rPr>
+          <w:rFonts w:ascii="Times New Roman" w:hAnsi="Times New Roman"/>
+        </w:rPr>
+      </w:pPr>
+      <w:r>
+        <w:rPr>
+          <w:rFonts w:ascii="Times New Roman" w:hAnsi="Times New Roman"/>
+        </w:rPr>
+        <w:t>G = l · h · b</w:t>
       </w:r>
     </w:p>
     <w:p>
@@ -4115,7 +4097,7 @@
         <w:rPr>
           <w:rFonts w:ascii="Times New Roman" w:hAnsi="Times New Roman"/>
         </w:rPr>
-        <w:t>h = altezza</w:t>
+        <w:t>l = larghezza immagine</w:t>
       </w:r>
     </w:p>
     <w:p>
@@ -4133,21 +4115,7 @@
         <w:rPr>
           <w:rFonts w:ascii="Times New Roman" w:hAnsi="Times New Roman"/>
         </w:rPr>
-        <w:t>b = bit per ogni pixel</w:t>
-      </w:r>
-    </w:p>
-    <w:p>
-      <w:pPr>
-        <w:pStyle w:val="FirstParagraph"/>
-        <w:rPr>
-          <w:rFonts w:ascii="Times New Roman" w:hAnsi="Times New Roman"/>
-        </w:rPr>
-      </w:pPr>
-      <w:r>
-        <w:rPr>
-          <w:rFonts w:ascii="Times New Roman" w:hAnsi="Times New Roman"/>
-        </w:rPr>
-        <w:t>Esempi:</w:t>
+        <w:t>h = altezza</w:t>
       </w:r>
     </w:p>
     <w:p>
@@ -4165,7 +4133,21 @@
         <w:rPr>
           <w:rFonts w:ascii="Times New Roman" w:hAnsi="Times New Roman"/>
         </w:rPr>
-        <w:t>monocromatica: 1 bit</w:t>
+        <w:t>b = bit per ogni pixel</w:t>
+      </w:r>
+    </w:p>
+    <w:p>
+      <w:pPr>
+        <w:pStyle w:val="FirstParagraph"/>
+        <w:rPr>
+          <w:rFonts w:ascii="Times New Roman" w:hAnsi="Times New Roman"/>
+        </w:rPr>
+      </w:pPr>
+      <w:r>
+        <w:rPr>
+          <w:rFonts w:ascii="Times New Roman" w:hAnsi="Times New Roman"/>
+        </w:rPr>
+        <w:t>Esempi:</w:t>
       </w:r>
     </w:p>
     <w:p>
@@ -4183,7 +4165,7 @@
         <w:rPr>
           <w:rFonts w:ascii="Times New Roman" w:hAnsi="Times New Roman"/>
         </w:rPr>
-        <w:t>scala di grigi: 8 bit (1 byte)</w:t>
+        <w:t>monocromatica: 1 bit</w:t>
       </w:r>
     </w:p>
     <w:p>
@@ -4197,56 +4179,11 @@
           <w:rFonts w:ascii="Times New Roman" w:hAnsi="Times New Roman"/>
         </w:rPr>
       </w:pPr>
-      <w:bookmarkStart w:id="42" w:name="Xa3a46dd8bb6d533eda50f2879106cee3c3e2afd"/>
-      <w:r>
-        <w:rPr>
-          <w:rFonts w:ascii="Times New Roman" w:hAnsi="Times New Roman"/>
-        </w:rPr>
-        <w:t>RGB: 24 bit (3 byte)</w:t>
-      </w:r>
-      <w:bookmarkEnd w:id="42"/>
-    </w:p>
-    <w:p>
-      <w:pPr>
-        <w:pStyle w:val="Heading1"/>
-        <w:rPr>
-          <w:rFonts w:ascii="Times New Roman" w:hAnsi="Times New Roman"/>
-        </w:rPr>
-      </w:pPr>
-      <w:bookmarkStart w:id="43" w:name="rappresentazione-dei-suoni"/>
-      <w:r>
-        <w:rPr>
-          <w:rFonts w:ascii="Times New Roman" w:hAnsi="Times New Roman"/>
-        </w:rPr>
-        <w:t>Rappresentazione dei suoni</w:t>
-      </w:r>
-    </w:p>
-    <w:p>
-      <w:pPr>
-        <w:pStyle w:val="FirstParagraph"/>
-        <w:rPr>
-          <w:rFonts w:ascii="Times New Roman" w:hAnsi="Times New Roman"/>
-        </w:rPr>
-      </w:pPr>
-      <w:r>
-        <w:rPr>
-          <w:rFonts w:ascii="Times New Roman" w:hAnsi="Times New Roman"/>
-        </w:rPr>
-        <w:t>Il suono è una vibrazione di un mezzo materiale come aria, acqua, ecc.; in pratica è una successione di onde di pressione.</w:t>
-      </w:r>
-    </w:p>
-    <w:p>
-      <w:pPr>
-        <w:pStyle w:val="BodyText"/>
-        <w:rPr>
-          <w:rFonts w:ascii="Times New Roman" w:hAnsi="Times New Roman"/>
-        </w:rPr>
-      </w:pPr>
-      <w:r>
-        <w:rPr>
-          <w:rFonts w:ascii="Times New Roman" w:hAnsi="Times New Roman"/>
-        </w:rPr>
-        <w:t>Un suono può essere periodico; questo presenta due caratteristiche fondamentali:</w:t>
+      <w:r>
+        <w:rPr>
+          <w:rFonts w:ascii="Times New Roman" w:hAnsi="Times New Roman"/>
+        </w:rPr>
+        <w:t>scala di grigi: 8 bit (1 byte)</w:t>
       </w:r>
     </w:p>
     <w:p>
@@ -4260,11 +4197,56 @@
           <w:rFonts w:ascii="Times New Roman" w:hAnsi="Times New Roman"/>
         </w:rPr>
       </w:pPr>
-      <w:r>
-        <w:rPr>
-          <w:rFonts w:ascii="Times New Roman" w:hAnsi="Times New Roman"/>
-        </w:rPr>
-        <w:t>ampiezza (A)</w:t>
+      <w:bookmarkStart w:id="42" w:name="Xa3a46dd8bb6d533eda50f2879106cee3c3e2afd"/>
+      <w:r>
+        <w:rPr>
+          <w:rFonts w:ascii="Times New Roman" w:hAnsi="Times New Roman"/>
+        </w:rPr>
+        <w:t>RGB: 24 bit (3 byte)</w:t>
+      </w:r>
+      <w:bookmarkEnd w:id="42"/>
+    </w:p>
+    <w:p>
+      <w:pPr>
+        <w:pStyle w:val="Heading1"/>
+        <w:rPr>
+          <w:rFonts w:ascii="Times New Roman" w:hAnsi="Times New Roman"/>
+        </w:rPr>
+      </w:pPr>
+      <w:bookmarkStart w:id="43" w:name="rappresentazione-dei-suoni"/>
+      <w:r>
+        <w:rPr>
+          <w:rFonts w:ascii="Times New Roman" w:hAnsi="Times New Roman"/>
+        </w:rPr>
+        <w:t>Rappresentazione dei suoni</w:t>
+      </w:r>
+    </w:p>
+    <w:p>
+      <w:pPr>
+        <w:pStyle w:val="FirstParagraph"/>
+        <w:rPr>
+          <w:rFonts w:ascii="Times New Roman" w:hAnsi="Times New Roman"/>
+        </w:rPr>
+      </w:pPr>
+      <w:r>
+        <w:rPr>
+          <w:rFonts w:ascii="Times New Roman" w:hAnsi="Times New Roman"/>
+        </w:rPr>
+        <w:t>Il suono è una vibrazione di un mezzo materiale come aria, acqua, ecc.; in pratica è una successione di onde di pressione.</w:t>
+      </w:r>
+    </w:p>
+    <w:p>
+      <w:pPr>
+        <w:pStyle w:val="BodyText"/>
+        <w:rPr>
+          <w:rFonts w:ascii="Times New Roman" w:hAnsi="Times New Roman"/>
+        </w:rPr>
+      </w:pPr>
+      <w:r>
+        <w:rPr>
+          <w:rFonts w:ascii="Times New Roman" w:hAnsi="Times New Roman"/>
+        </w:rPr>
+        <w:t>Un suono può essere periodico; questo presenta due caratteristiche fondamentali:</w:t>
       </w:r>
     </w:p>
     <w:p>
@@ -4278,70 +4260,11 @@
           <w:rFonts w:ascii="Times New Roman" w:hAnsi="Times New Roman"/>
         </w:rPr>
       </w:pPr>
-      <w:bookmarkStart w:id="44" w:name="rappresentazione-dei-suoni"/>
-      <w:r>
-        <w:rPr>
-          <w:rFonts w:ascii="Times New Roman" w:hAnsi="Times New Roman"/>
-        </w:rPr>
-        <w:t>periodo (P)</w:t>
-      </w:r>
-      <w:bookmarkEnd w:id="44"/>
-    </w:p>
-    <w:p>
-      <w:pPr>
-        <w:pStyle w:val="Heading1"/>
-        <w:rPr>
-          <w:rFonts w:ascii="Times New Roman" w:hAnsi="Times New Roman"/>
-        </w:rPr>
-      </w:pPr>
-      <w:bookmarkStart w:id="45" w:name="rappresentazione-sinusoidale"/>
-      <w:r>
-        <w:rPr>
-          <w:rFonts w:ascii="Times New Roman" w:hAnsi="Times New Roman"/>
-        </w:rPr>
-        <w:t>Rappresentazione sinusoidale</w:t>
-      </w:r>
-    </w:p>
-    <w:p>
-      <w:pPr>
-        <w:pStyle w:val="FirstParagraph"/>
-        <w:rPr>
-          <w:rFonts w:ascii="Times New Roman" w:hAnsi="Times New Roman"/>
-        </w:rPr>
-      </w:pPr>
-      <w:r>
-        <w:rPr>
-          <w:rFonts w:ascii="Times New Roman" w:hAnsi="Times New Roman"/>
-        </w:rPr>
-        <w:t>Formula generale sinusoidale nel dominio del tempo:</w:t>
-      </w:r>
-    </w:p>
-    <w:p>
-      <w:pPr>
-        <w:pStyle w:val="BodyText"/>
-        <w:rPr>
-          <w:rFonts w:ascii="Times New Roman" w:hAnsi="Times New Roman"/>
-        </w:rPr>
-      </w:pPr>
-      <w:r>
-        <w:rPr>
-          <w:rFonts w:ascii="Times New Roman" w:hAnsi="Times New Roman"/>
-        </w:rPr>
-        <w:t>v(t) = A sin(2πt / P)</w:t>
-      </w:r>
-    </w:p>
-    <w:p>
-      <w:pPr>
-        <w:pStyle w:val="BodyText"/>
-        <w:rPr>
-          <w:rFonts w:ascii="Times New Roman" w:hAnsi="Times New Roman"/>
-        </w:rPr>
-      </w:pPr>
-      <w:r>
-        <w:rPr>
-          <w:rFonts w:ascii="Times New Roman" w:hAnsi="Times New Roman"/>
-        </w:rPr>
-        <w:t>dove:</w:t>
+      <w:r>
+        <w:rPr>
+          <w:rFonts w:ascii="Times New Roman" w:hAnsi="Times New Roman"/>
+        </w:rPr>
+        <w:t>ampiezza (A)</w:t>
       </w:r>
     </w:p>
     <w:p>
@@ -4355,11 +4278,70 @@
           <w:rFonts w:ascii="Times New Roman" w:hAnsi="Times New Roman"/>
         </w:rPr>
       </w:pPr>
-      <w:r>
-        <w:rPr>
-          <w:rFonts w:ascii="Times New Roman" w:hAnsi="Times New Roman"/>
-        </w:rPr>
-        <w:t>f = 1 / P</w:t>
+      <w:bookmarkStart w:id="44" w:name="rappresentazione-dei-suoni"/>
+      <w:r>
+        <w:rPr>
+          <w:rFonts w:ascii="Times New Roman" w:hAnsi="Times New Roman"/>
+        </w:rPr>
+        <w:t>periodo (P)</w:t>
+      </w:r>
+      <w:bookmarkEnd w:id="44"/>
+    </w:p>
+    <w:p>
+      <w:pPr>
+        <w:pStyle w:val="Heading1"/>
+        <w:rPr>
+          <w:rFonts w:ascii="Times New Roman" w:hAnsi="Times New Roman"/>
+        </w:rPr>
+      </w:pPr>
+      <w:bookmarkStart w:id="45" w:name="rappresentazione-sinusoidale"/>
+      <w:r>
+        <w:rPr>
+          <w:rFonts w:ascii="Times New Roman" w:hAnsi="Times New Roman"/>
+        </w:rPr>
+        <w:t>Rappresentazione sinusoidale</w:t>
+      </w:r>
+    </w:p>
+    <w:p>
+      <w:pPr>
+        <w:pStyle w:val="FirstParagraph"/>
+        <w:rPr>
+          <w:rFonts w:ascii="Times New Roman" w:hAnsi="Times New Roman"/>
+        </w:rPr>
+      </w:pPr>
+      <w:r>
+        <w:rPr>
+          <w:rFonts w:ascii="Times New Roman" w:hAnsi="Times New Roman"/>
+        </w:rPr>
+        <w:t>Formula generale sinusoidale nel dominio del tempo:</w:t>
+      </w:r>
+    </w:p>
+    <w:p>
+      <w:pPr>
+        <w:pStyle w:val="BodyText"/>
+        <w:rPr>
+          <w:rFonts w:ascii="Times New Roman" w:hAnsi="Times New Roman"/>
+        </w:rPr>
+      </w:pPr>
+      <w:r>
+        <w:rPr>
+          <w:rFonts w:ascii="Times New Roman" w:hAnsi="Times New Roman"/>
+        </w:rPr>
+        <w:t>v(t) = A sin(2πt / P)</w:t>
+      </w:r>
+    </w:p>
+    <w:p>
+      <w:pPr>
+        <w:pStyle w:val="BodyText"/>
+        <w:rPr>
+          <w:rFonts w:ascii="Times New Roman" w:hAnsi="Times New Roman"/>
+        </w:rPr>
+      </w:pPr>
+      <w:r>
+        <w:rPr>
+          <w:rFonts w:ascii="Times New Roman" w:hAnsi="Times New Roman"/>
+        </w:rPr>
+        <w:t>dove:</w:t>
       </w:r>
     </w:p>
     <w:p>
@@ -4377,201 +4359,7 @@
         <w:rPr>
           <w:rFonts w:ascii="Times New Roman" w:hAnsi="Times New Roman"/>
         </w:rPr>
-        <w:t>quindi: v(t) = A sin(2π f t)</w:t>
-      </w:r>
-    </w:p>
-    <w:p>
-      <w:pPr>
-        <w:pStyle w:val="FirstParagraph"/>
-        <w:rPr>
-          <w:rFonts w:ascii="Times New Roman" w:hAnsi="Times New Roman"/>
-        </w:rPr>
-      </w:pPr>
-      <w:r>
-        <w:rPr>
-          <w:rFonts w:ascii="Times New Roman" w:hAnsi="Times New Roman"/>
-        </w:rPr>
-        <w:t>Inoltre, se il segnale all’istante 0 non è 0, allora la formula va corretta con φ (fase):</w:t>
-      </w:r>
-    </w:p>
-    <w:p>
-      <w:pPr>
-        <w:pStyle w:val="BodyText"/>
-        <w:rPr>
-          <w:rFonts w:ascii="Times New Roman" w:hAnsi="Times New Roman"/>
-        </w:rPr>
-      </w:pPr>
-      <w:bookmarkStart w:id="46" w:name="rappresentazione-sinusoidale"/>
-      <w:r>
-        <w:rPr>
-          <w:rFonts w:ascii="Times New Roman" w:hAnsi="Times New Roman"/>
-        </w:rPr>
-        <w:t>v(t) = A sin(2π f t + φ)</w:t>
-      </w:r>
-      <w:bookmarkEnd w:id="46"/>
-    </w:p>
-    <w:p>
-      <w:pPr>
-        <w:pStyle w:val="Heading1"/>
-        <w:rPr>
-          <w:rFonts w:ascii="Times New Roman" w:hAnsi="Times New Roman"/>
-        </w:rPr>
-      </w:pPr>
-      <w:bookmarkStart w:id="47" w:name="X32d2baea984b3ae6c70d69f271e016747bba05b"/>
-      <w:r>
-        <w:rPr>
-          <w:rFonts w:ascii="Times New Roman" w:hAnsi="Times New Roman"/>
-        </w:rPr>
-        <w:t>Rappresentazione dei segnali nel dominio della frequenza</w:t>
-      </w:r>
-    </w:p>
-    <w:p>
-      <w:pPr>
-        <w:pStyle w:val="FirstParagraph"/>
-        <w:rPr>
-          <w:rFonts w:ascii="Times New Roman" w:hAnsi="Times New Roman"/>
-        </w:rPr>
-      </w:pPr>
-      <w:r>
-        <w:rPr>
-          <w:rFonts w:ascii="Times New Roman" w:hAnsi="Times New Roman"/>
-        </w:rPr>
-        <w:t>La rappresentazione di segnali nel dominio della frequenza, anziché del tempo, determina lo spettro del segnale.</w:t>
-      </w:r>
-    </w:p>
-    <w:p>
-      <w:pPr>
-        <w:pStyle w:val="BodyText"/>
-        <w:rPr>
-          <w:rFonts w:ascii="Times New Roman" w:hAnsi="Times New Roman"/>
-        </w:rPr>
-      </w:pPr>
-      <w:r>
-        <w:rPr>
-          <w:rFonts w:ascii="Times New Roman" w:hAnsi="Times New Roman"/>
-        </w:rPr>
-        <w:t>Dalle figure ottenute dallo spettro dei segnali si può notare che la frequenza ha un limite, ovvero una frequenza massima.</w:t>
-      </w:r>
-    </w:p>
-    <w:p>
-      <w:pPr>
-        <w:pStyle w:val="BodyText"/>
-        <w:rPr>
-          <w:rFonts w:ascii="Times New Roman" w:hAnsi="Times New Roman"/>
-        </w:rPr>
-      </w:pPr>
-      <w:r>
-        <w:rPr>
-          <w:rFonts w:ascii="Times New Roman" w:hAnsi="Times New Roman"/>
-        </w:rPr>
-        <w:t>Da questo risultato si può concludere che il segnale è formato da componenti sinusoidali con frequenze diverse.</w:t>
-      </w:r>
-    </w:p>
-    <w:p>
-      <w:pPr>
-        <w:pStyle w:val="BodyText"/>
-        <w:rPr>
-          <w:rFonts w:ascii="Times New Roman" w:hAnsi="Times New Roman"/>
-        </w:rPr>
-      </w:pPr>
-      <w:r>
-        <w:rPr>
-          <w:rFonts w:ascii="Times New Roman" w:hAnsi="Times New Roman"/>
-        </w:rPr>
-        <w:t>Questo è una proprietà fondamentale nei sistemi di comunicazione.</w:t>
-      </w:r>
-    </w:p>
-    <w:p>
-      <w:pPr>
-        <w:pStyle w:val="BodyText"/>
-        <w:rPr>
-          <w:rFonts w:ascii="Times New Roman" w:hAnsi="Times New Roman"/>
-        </w:rPr>
-      </w:pPr>
-      <w:bookmarkStart w:id="48" w:name="X32d2baea984b3ae6c70d69f271e016747bba05b"/>
-      <w:r>
-        <w:rPr>
-          <w:rFonts w:ascii="Times New Roman" w:hAnsi="Times New Roman"/>
-        </w:rPr>
-        <w:t>Il segnale può essere trasformato digitalmente, discretizzando i valori e usando campionamento.</w:t>
-      </w:r>
-      <w:bookmarkEnd w:id="48"/>
-    </w:p>
-    <w:p>
-      <w:pPr>
-        <w:pStyle w:val="Heading1"/>
-        <w:rPr>
-          <w:rFonts w:ascii="Times New Roman" w:hAnsi="Times New Roman"/>
-        </w:rPr>
-      </w:pPr>
-      <w:bookmarkStart w:id="49" w:name="campionamento-dei-segnali"/>
-      <w:r>
-        <w:rPr>
-          <w:rFonts w:ascii="Times New Roman" w:hAnsi="Times New Roman"/>
-        </w:rPr>
-        <w:t>Campionamento dei segnali</w:t>
-      </w:r>
-    </w:p>
-    <w:p>
-      <w:pPr>
-        <w:pStyle w:val="FirstParagraph"/>
-        <w:rPr>
-          <w:rFonts w:ascii="Times New Roman" w:hAnsi="Times New Roman"/>
-        </w:rPr>
-      </w:pPr>
-      <w:r>
-        <w:rPr>
-          <w:rFonts w:ascii="Times New Roman" w:hAnsi="Times New Roman"/>
-        </w:rPr>
-        <w:t>Dalle leggi di Shannon e il teorema di Nyquist si afferma che: è possibile riprodurre fedelmente un segnale nel tempo solo quando la frequenza di campionamento è strettamente maggiore del doppio della componente con frequenza massima del segnale.</w:t>
-      </w:r>
-    </w:p>
-    <w:p>
-      <w:pPr>
-        <w:pStyle w:val="BodyText"/>
-        <w:rPr>
-          <w:rFonts w:ascii="Times New Roman" w:hAnsi="Times New Roman"/>
-        </w:rPr>
-      </w:pPr>
-      <w:r>
-        <w:rPr>
-          <w:rFonts w:ascii="Times New Roman" w:hAnsi="Times New Roman"/>
-        </w:rPr>
-        <w:t>f</w:t>
-      </w:r>
-      <w:r>
-        <w:rPr>
-          <w:rFonts w:ascii="Times New Roman" w:hAnsi="Times New Roman"/>
-          <w:vertAlign w:val="subscript"/>
-        </w:rPr>
-        <w:t>c</w:t>
-      </w:r>
-      <w:r>
-        <w:rPr>
-          <w:rFonts w:ascii="Times New Roman" w:hAnsi="Times New Roman"/>
-        </w:rPr>
-        <w:t xml:space="preserve"> ≥ 2 · f</w:t>
-      </w:r>
-      <w:r>
-        <w:rPr>
-          <w:rFonts w:ascii="Times New Roman" w:hAnsi="Times New Roman"/>
-          <w:vertAlign w:val="subscript"/>
-        </w:rPr>
-        <w:t>M</w:t>
-      </w:r>
-    </w:p>
-    <w:p>
-      <w:pPr>
-        <w:pStyle w:val="BodyText"/>
-        <w:rPr>
-          <w:rFonts w:ascii="Times New Roman" w:hAnsi="Times New Roman"/>
-        </w:rPr>
-      </w:pPr>
-      <w:r>
-        <w:rPr>
-          <w:rFonts w:ascii="Times New Roman" w:hAnsi="Times New Roman"/>
-        </w:rPr>
-        <w:t>dove:</w:t>
+        <w:t>f = 1 / P</w:t>
       </w:r>
     </w:p>
     <w:p>
@@ -4589,6 +4377,166 @@
         <w:rPr>
           <w:rFonts w:ascii="Times New Roman" w:hAnsi="Times New Roman"/>
         </w:rPr>
+        <w:t>quindi: v(t) = A sin(2π f t)</w:t>
+      </w:r>
+    </w:p>
+    <w:p>
+      <w:pPr>
+        <w:pStyle w:val="FirstParagraph"/>
+        <w:rPr>
+          <w:rFonts w:ascii="Times New Roman" w:hAnsi="Times New Roman"/>
+        </w:rPr>
+      </w:pPr>
+      <w:r>
+        <w:rPr>
+          <w:rFonts w:ascii="Times New Roman" w:hAnsi="Times New Roman"/>
+        </w:rPr>
+        <w:t>Inoltre, se il segnale all’istante 0 non è 0, allora la formula va corretta con φ (fase):</w:t>
+      </w:r>
+    </w:p>
+    <w:p>
+      <w:pPr>
+        <w:pStyle w:val="BodyText"/>
+        <w:rPr>
+          <w:rFonts w:ascii="Times New Roman" w:hAnsi="Times New Roman"/>
+        </w:rPr>
+      </w:pPr>
+      <w:bookmarkStart w:id="46" w:name="rappresentazione-sinusoidale"/>
+      <w:r>
+        <w:rPr>
+          <w:rFonts w:ascii="Times New Roman" w:hAnsi="Times New Roman"/>
+        </w:rPr>
+        <w:t>v(t) = A sin(2π f t + φ)</w:t>
+      </w:r>
+      <w:bookmarkEnd w:id="46"/>
+    </w:p>
+    <w:p>
+      <w:pPr>
+        <w:pStyle w:val="Heading1"/>
+        <w:rPr>
+          <w:rFonts w:ascii="Times New Roman" w:hAnsi="Times New Roman"/>
+        </w:rPr>
+      </w:pPr>
+      <w:bookmarkStart w:id="47" w:name="X32d2baea984b3ae6c70d69f271e016747bba05b"/>
+      <w:r>
+        <w:rPr>
+          <w:rFonts w:ascii="Times New Roman" w:hAnsi="Times New Roman"/>
+        </w:rPr>
+        <w:t>Rappresentazione dei segnali nel dominio della frequenza</w:t>
+      </w:r>
+    </w:p>
+    <w:p>
+      <w:pPr>
+        <w:pStyle w:val="FirstParagraph"/>
+        <w:rPr>
+          <w:rFonts w:ascii="Times New Roman" w:hAnsi="Times New Roman"/>
+        </w:rPr>
+      </w:pPr>
+      <w:r>
+        <w:rPr>
+          <w:rFonts w:ascii="Times New Roman" w:hAnsi="Times New Roman"/>
+        </w:rPr>
+        <w:t>La rappresentazione di segnali nel dominio della frequenza, anziché del tempo, determina lo spettro del segnale.</w:t>
+      </w:r>
+    </w:p>
+    <w:p>
+      <w:pPr>
+        <w:pStyle w:val="BodyText"/>
+        <w:rPr>
+          <w:rFonts w:ascii="Times New Roman" w:hAnsi="Times New Roman"/>
+        </w:rPr>
+      </w:pPr>
+      <w:r>
+        <w:rPr>
+          <w:rFonts w:ascii="Times New Roman" w:hAnsi="Times New Roman"/>
+        </w:rPr>
+        <w:t>Dalle figure ottenute dallo spettro dei segnali si può notare che la frequenza ha un limite, ovvero una frequenza massima.</w:t>
+      </w:r>
+    </w:p>
+    <w:p>
+      <w:pPr>
+        <w:pStyle w:val="BodyText"/>
+        <w:rPr>
+          <w:rFonts w:ascii="Times New Roman" w:hAnsi="Times New Roman"/>
+        </w:rPr>
+      </w:pPr>
+      <w:r>
+        <w:rPr>
+          <w:rFonts w:ascii="Times New Roman" w:hAnsi="Times New Roman"/>
+        </w:rPr>
+        <w:t>Da questo risultato si può concludere che il segnale è formato da componenti sinusoidali con frequenze diverse.</w:t>
+      </w:r>
+    </w:p>
+    <w:p>
+      <w:pPr>
+        <w:pStyle w:val="BodyText"/>
+        <w:rPr>
+          <w:rFonts w:ascii="Times New Roman" w:hAnsi="Times New Roman"/>
+        </w:rPr>
+      </w:pPr>
+      <w:r>
+        <w:rPr>
+          <w:rFonts w:ascii="Times New Roman" w:hAnsi="Times New Roman"/>
+        </w:rPr>
+        <w:t>Questo è una proprietà fondamentale nei sistemi di comunicazione.</w:t>
+      </w:r>
+    </w:p>
+    <w:p>
+      <w:pPr>
+        <w:pStyle w:val="BodyText"/>
+        <w:rPr>
+          <w:rFonts w:ascii="Times New Roman" w:hAnsi="Times New Roman"/>
+        </w:rPr>
+      </w:pPr>
+      <w:bookmarkStart w:id="48" w:name="X32d2baea984b3ae6c70d69f271e016747bba05b"/>
+      <w:r>
+        <w:rPr>
+          <w:rFonts w:ascii="Times New Roman" w:hAnsi="Times New Roman"/>
+        </w:rPr>
+        <w:t>Il segnale può essere trasformato digitalmente, discretizzando i valori e usando campionamento.</w:t>
+      </w:r>
+      <w:bookmarkEnd w:id="48"/>
+    </w:p>
+    <w:p>
+      <w:pPr>
+        <w:pStyle w:val="Heading1"/>
+        <w:rPr>
+          <w:rFonts w:ascii="Times New Roman" w:hAnsi="Times New Roman"/>
+        </w:rPr>
+      </w:pPr>
+      <w:bookmarkStart w:id="49" w:name="campionamento-dei-segnali"/>
+      <w:r>
+        <w:rPr>
+          <w:rFonts w:ascii="Times New Roman" w:hAnsi="Times New Roman"/>
+        </w:rPr>
+        <w:t>Campionamento dei segnali</w:t>
+      </w:r>
+    </w:p>
+    <w:p>
+      <w:pPr>
+        <w:pStyle w:val="FirstParagraph"/>
+        <w:rPr>
+          <w:rFonts w:ascii="Times New Roman" w:hAnsi="Times New Roman"/>
+        </w:rPr>
+      </w:pPr>
+      <w:r>
+        <w:rPr>
+          <w:rFonts w:ascii="Times New Roman" w:hAnsi="Times New Roman"/>
+        </w:rPr>
+        <w:t>Dalle leggi di Shannon e il teorema di Nyquist si afferma che: è possibile riprodurre fedelmente un segnale nel tempo solo quando la frequenza di campionamento è strettamente maggiore del doppio della componente con frequenza massima del segnale.</w:t>
+      </w:r>
+    </w:p>
+    <w:p>
+      <w:pPr>
+        <w:pStyle w:val="BodyText"/>
+        <w:rPr>
+          <w:rFonts w:ascii="Times New Roman" w:hAnsi="Times New Roman"/>
+        </w:rPr>
+      </w:pPr>
+      <w:r>
+        <w:rPr>
+          <w:rFonts w:ascii="Times New Roman" w:hAnsi="Times New Roman"/>
+        </w:rPr>
         <w:t>f</w:t>
       </w:r>
       <w:r>
@@ -4596,13 +4544,34 @@
           <w:rFonts w:ascii="Times New Roman" w:hAnsi="Times New Roman"/>
           <w:vertAlign w:val="subscript"/>
         </w:rPr>
+        <w:t>c</w:t>
+      </w:r>
+      <w:r>
+        <w:rPr>
+          <w:rFonts w:ascii="Times New Roman" w:hAnsi="Times New Roman"/>
+        </w:rPr>
+        <w:t xml:space="preserve"> ≥ 2 · f</w:t>
+      </w:r>
+      <w:r>
+        <w:rPr>
+          <w:rFonts w:ascii="Times New Roman" w:hAnsi="Times New Roman"/>
+          <w:vertAlign w:val="subscript"/>
+        </w:rPr>
         <w:t>M</w:t>
       </w:r>
-      <w:r>
-        <w:rPr>
-          <w:rFonts w:ascii="Times New Roman" w:hAnsi="Times New Roman"/>
-        </w:rPr>
-        <w:t xml:space="preserve"> = frequenza massima</w:t>
+    </w:p>
+    <w:p>
+      <w:pPr>
+        <w:pStyle w:val="BodyText"/>
+        <w:rPr>
+          <w:rFonts w:ascii="Times New Roman" w:hAnsi="Times New Roman"/>
+        </w:rPr>
+      </w:pPr>
+      <w:r>
+        <w:rPr>
+          <w:rFonts w:ascii="Times New Roman" w:hAnsi="Times New Roman"/>
+        </w:rPr>
+        <w:t>dove:</w:t>
       </w:r>
     </w:p>
     <w:p>
@@ -4627,97 +4596,13 @@
           <w:rFonts w:ascii="Times New Roman" w:hAnsi="Times New Roman"/>
           <w:vertAlign w:val="subscript"/>
         </w:rPr>
-        <w:t>c</w:t>
-      </w:r>
-      <w:r>
-        <w:rPr>
-          <w:rFonts w:ascii="Times New Roman" w:hAnsi="Times New Roman"/>
-        </w:rPr>
-        <w:t xml:space="preserve"> = frequenza di campionamento</w:t>
-      </w:r>
-      <w:bookmarkEnd w:id="49"/>
-    </w:p>
-    <w:p>
-      <w:pPr>
-        <w:pStyle w:val="Heading1"/>
-        <w:rPr>
-          <w:rFonts w:ascii="Times New Roman" w:hAnsi="Times New Roman"/>
-        </w:rPr>
-      </w:pPr>
-      <w:bookmarkStart w:id="50" w:name="esempi"/>
-      <w:r>
-        <w:rPr>
-          <w:rFonts w:ascii="Times New Roman" w:hAnsi="Times New Roman"/>
-        </w:rPr>
-        <w:t>Esempi</w:t>
-      </w:r>
-    </w:p>
-    <w:p>
-      <w:pPr>
-        <w:pStyle w:val="FirstParagraph"/>
-        <w:rPr>
-          <w:rFonts w:ascii="Times New Roman" w:hAnsi="Times New Roman"/>
-        </w:rPr>
-      </w:pPr>
-      <w:r>
-        <w:rPr>
-          <w:rFonts w:ascii="Times New Roman" w:hAnsi="Times New Roman"/>
-        </w:rPr>
-        <w:t>Infatti sappiamo che l’orecchio umano può udire da 20 Hz a 20 kHz.</w:t>
-      </w:r>
-    </w:p>
-    <w:p>
-      <w:pPr>
-        <w:pStyle w:val="BodyText"/>
-        <w:rPr>
-          <w:rFonts w:ascii="Times New Roman" w:hAnsi="Times New Roman"/>
-        </w:rPr>
-      </w:pPr>
-      <w:r>
-        <w:rPr>
-          <w:rFonts w:ascii="Times New Roman" w:hAnsi="Times New Roman"/>
-        </w:rPr>
-        <w:t>Ed infatti: f</w:t>
-      </w:r>
-      <w:r>
-        <w:rPr>
-          <w:rFonts w:ascii="Times New Roman" w:hAnsi="Times New Roman"/>
-          <w:vertAlign w:val="subscript"/>
-        </w:rPr>
-        <w:t>c</w:t>
-      </w:r>
-      <w:r>
-        <w:rPr>
-          <w:rFonts w:ascii="Times New Roman" w:hAnsi="Times New Roman"/>
-        </w:rPr>
-        <w:t xml:space="preserve"> ≥ 2 · f</w:t>
-      </w:r>
-      <w:r>
-        <w:rPr>
-          <w:rFonts w:ascii="Times New Roman" w:hAnsi="Times New Roman"/>
-          <w:vertAlign w:val="subscript"/>
-        </w:rPr>
         <w:t>M</w:t>
       </w:r>
       <w:r>
         <w:rPr>
           <w:rFonts w:ascii="Times New Roman" w:hAnsi="Times New Roman"/>
         </w:rPr>
-        <w:t xml:space="preserve"> ⇒ 2 · 20 kHz = 40 kHz</w:t>
-      </w:r>
-    </w:p>
-    <w:p>
-      <w:pPr>
-        <w:pStyle w:val="BodyText"/>
-        <w:rPr>
-          <w:rFonts w:ascii="Times New Roman" w:hAnsi="Times New Roman"/>
-        </w:rPr>
-      </w:pPr>
-      <w:r>
-        <w:rPr>
-          <w:rFonts w:ascii="Times New Roman" w:hAnsi="Times New Roman"/>
-        </w:rPr>
-        <w:t>I CD vengono registrati alla frequenza di 44.100 Hz.</w:t>
+        <w:t xml:space="preserve"> = frequenza massima</w:t>
       </w:r>
     </w:p>
     <w:p>
@@ -4731,14 +4616,26 @@
           <w:rFonts w:ascii="Times New Roman" w:hAnsi="Times New Roman"/>
         </w:rPr>
       </w:pPr>
-      <w:bookmarkStart w:id="51" w:name="esempi"/>
-      <w:r>
-        <w:rPr>
-          <w:rFonts w:ascii="Times New Roman" w:hAnsi="Times New Roman"/>
-        </w:rPr>
-        <w:t>Segnale telefonico: 4 kHz ⇒ campionamento a 8 kHz</w:t>
-      </w:r>
-      <w:bookmarkEnd w:id="51"/>
+      <w:r>
+        <w:rPr>
+          <w:rFonts w:ascii="Times New Roman" w:hAnsi="Times New Roman"/>
+        </w:rPr>
+        <w:t>f</w:t>
+      </w:r>
+      <w:r>
+        <w:rPr>
+          <w:rFonts w:ascii="Times New Roman" w:hAnsi="Times New Roman"/>
+          <w:vertAlign w:val="subscript"/>
+        </w:rPr>
+        <w:t>c</w:t>
+      </w:r>
+      <w:r>
+        <w:rPr>
+          <w:rFonts w:ascii="Times New Roman" w:hAnsi="Times New Roman"/>
+        </w:rPr>
+        <w:t xml:space="preserve"> = frequenza di campionamento</w:t>
+      </w:r>
+      <w:bookmarkEnd w:id="49"/>
     </w:p>
     <w:p>
       <w:pPr>
@@ -4747,12 +4644,12 @@
           <w:rFonts w:ascii="Times New Roman" w:hAnsi="Times New Roman"/>
         </w:rPr>
       </w:pPr>
-      <w:bookmarkStart w:id="52" w:name="quantizzazione"/>
-      <w:r>
-        <w:rPr>
-          <w:rFonts w:ascii="Times New Roman" w:hAnsi="Times New Roman"/>
-        </w:rPr>
-        <w:t>Quantizzazione</w:t>
+      <w:bookmarkStart w:id="50" w:name="esempi"/>
+      <w:r>
+        <w:rPr>
+          <w:rFonts w:ascii="Times New Roman" w:hAnsi="Times New Roman"/>
+        </w:rPr>
+        <w:t>Esempi</w:t>
       </w:r>
     </w:p>
     <w:p>
@@ -4766,7 +4663,61 @@
         <w:rPr>
           <w:rFonts w:ascii="Times New Roman" w:hAnsi="Times New Roman"/>
         </w:rPr>
-        <w:t>Inoltre ogni valore discreto del campionamento può contenere più o meno informazione in base al numero di bit utilizzati.</w:t>
+        <w:t>Infatti sappiamo che l’orecchio umano può udire da 20 Hz a 20 kHz.</w:t>
+      </w:r>
+    </w:p>
+    <w:p>
+      <w:pPr>
+        <w:pStyle w:val="BodyText"/>
+        <w:rPr>
+          <w:rFonts w:ascii="Times New Roman" w:hAnsi="Times New Roman"/>
+        </w:rPr>
+      </w:pPr>
+      <w:r>
+        <w:rPr>
+          <w:rFonts w:ascii="Times New Roman" w:hAnsi="Times New Roman"/>
+        </w:rPr>
+        <w:t>Ed infatti: f</w:t>
+      </w:r>
+      <w:r>
+        <w:rPr>
+          <w:rFonts w:ascii="Times New Roman" w:hAnsi="Times New Roman"/>
+          <w:vertAlign w:val="subscript"/>
+        </w:rPr>
+        <w:t>c</w:t>
+      </w:r>
+      <w:r>
+        <w:rPr>
+          <w:rFonts w:ascii="Times New Roman" w:hAnsi="Times New Roman"/>
+        </w:rPr>
+        <w:t xml:space="preserve"> ≥ 2 · f</w:t>
+      </w:r>
+      <w:r>
+        <w:rPr>
+          <w:rFonts w:ascii="Times New Roman" w:hAnsi="Times New Roman"/>
+          <w:vertAlign w:val="subscript"/>
+        </w:rPr>
+        <w:t>M</w:t>
+      </w:r>
+      <w:r>
+        <w:rPr>
+          <w:rFonts w:ascii="Times New Roman" w:hAnsi="Times New Roman"/>
+        </w:rPr>
+        <w:t xml:space="preserve"> ⇒ 2 · 20 kHz = 40 kHz</w:t>
+      </w:r>
+    </w:p>
+    <w:p>
+      <w:pPr>
+        <w:pStyle w:val="BodyText"/>
+        <w:rPr>
+          <w:rFonts w:ascii="Times New Roman" w:hAnsi="Times New Roman"/>
+        </w:rPr>
+      </w:pPr>
+      <w:r>
+        <w:rPr>
+          <w:rFonts w:ascii="Times New Roman" w:hAnsi="Times New Roman"/>
+        </w:rPr>
+        <w:t>I CD vengono registrati alla frequenza di 44.100 Hz.</w:t>
       </w:r>
     </w:p>
     <w:p>
@@ -4780,11 +4731,42 @@
           <w:rFonts w:ascii="Times New Roman" w:hAnsi="Times New Roman"/>
         </w:rPr>
       </w:pPr>
-      <w:r>
-        <w:rPr>
-          <w:rFonts w:ascii="Times New Roman" w:hAnsi="Times New Roman"/>
-        </w:rPr>
-        <w:t>CD: 16 bit</w:t>
+      <w:bookmarkStart w:id="51" w:name="esempi"/>
+      <w:r>
+        <w:rPr>
+          <w:rFonts w:ascii="Times New Roman" w:hAnsi="Times New Roman"/>
+        </w:rPr>
+        <w:t>Segnale telefonico: 4 kHz ⇒ campionamento a 8 kHz</w:t>
+      </w:r>
+      <w:bookmarkEnd w:id="51"/>
+    </w:p>
+    <w:p>
+      <w:pPr>
+        <w:pStyle w:val="Heading1"/>
+        <w:rPr>
+          <w:rFonts w:ascii="Times New Roman" w:hAnsi="Times New Roman"/>
+        </w:rPr>
+      </w:pPr>
+      <w:bookmarkStart w:id="52" w:name="quantizzazione"/>
+      <w:r>
+        <w:rPr>
+          <w:rFonts w:ascii="Times New Roman" w:hAnsi="Times New Roman"/>
+        </w:rPr>
+        <w:t>Quantizzazione</w:t>
+      </w:r>
+    </w:p>
+    <w:p>
+      <w:pPr>
+        <w:pStyle w:val="FirstParagraph"/>
+        <w:rPr>
+          <w:rFonts w:ascii="Times New Roman" w:hAnsi="Times New Roman"/>
+        </w:rPr>
+      </w:pPr>
+      <w:r>
+        <w:rPr>
+          <w:rFonts w:ascii="Times New Roman" w:hAnsi="Times New Roman"/>
+        </w:rPr>
+        <w:t>Inoltre ogni valore discreto del campionamento può contenere più o meno informazione in base al numero di bit utilizzati.</w:t>
       </w:r>
     </w:p>
     <w:p>
@@ -4798,84 +4780,11 @@
           <w:rFonts w:ascii="Times New Roman" w:hAnsi="Times New Roman"/>
         </w:rPr>
       </w:pPr>
-      <w:bookmarkStart w:id="53" w:name="quantizzazione"/>
-      <w:r>
-        <w:rPr>
-          <w:rFonts w:ascii="Times New Roman" w:hAnsi="Times New Roman"/>
-        </w:rPr>
-        <w:t>Telefono: 8 bit</w:t>
-      </w:r>
-      <w:bookmarkEnd w:id="53"/>
-    </w:p>
-    <w:p>
-      <w:pPr>
-        <w:pStyle w:val="Heading1"/>
-        <w:rPr>
-          <w:rFonts w:ascii="Times New Roman" w:hAnsi="Times New Roman"/>
-        </w:rPr>
-      </w:pPr>
-      <w:bookmarkStart w:id="54" w:name="memorizzazione-dei-suoni"/>
-      <w:r>
-        <w:rPr>
-          <w:rFonts w:ascii="Times New Roman" w:hAnsi="Times New Roman"/>
-        </w:rPr>
-        <w:t>Memorizzazione dei suoni</w:t>
-      </w:r>
-    </w:p>
-    <w:p>
-      <w:pPr>
-        <w:pStyle w:val="FirstParagraph"/>
-        <w:rPr>
-          <w:rFonts w:ascii="Times New Roman" w:hAnsi="Times New Roman"/>
-        </w:rPr>
-      </w:pPr>
-      <w:r>
-        <w:rPr>
-          <w:rFonts w:ascii="Times New Roman" w:hAnsi="Times New Roman"/>
-        </w:rPr>
-        <w:t>Per gli effetti di modalità della percezione sonora (riconoscimento di suoni da più punti), ciò contribuisce di più a occupare in memoria la registrazione digitale di un suono.</w:t>
-      </w:r>
-    </w:p>
-    <w:p>
-      <w:pPr>
-        <w:pStyle w:val="BodyText"/>
-        <w:rPr>
-          <w:rFonts w:ascii="Times New Roman" w:hAnsi="Times New Roman"/>
-        </w:rPr>
-      </w:pPr>
-      <w:r>
-        <w:rPr>
-          <w:rFonts w:ascii="Times New Roman" w:hAnsi="Times New Roman"/>
-        </w:rPr>
-        <w:t>Può essere formulata con:</w:t>
-      </w:r>
-    </w:p>
-    <w:p>
-      <w:pPr>
-        <w:pStyle w:val="BodyText"/>
-        <w:rPr>
-          <w:rFonts w:ascii="Times New Roman" w:hAnsi="Times New Roman"/>
-        </w:rPr>
-      </w:pPr>
-      <w:r>
-        <w:rPr>
-          <w:rFonts w:ascii="Times New Roman" w:hAnsi="Times New Roman"/>
-        </w:rPr>
-        <w:t>G = C · f · b · s</w:t>
-      </w:r>
-    </w:p>
-    <w:p>
-      <w:pPr>
-        <w:pStyle w:val="BodyText"/>
-        <w:rPr>
-          <w:rFonts w:ascii="Times New Roman" w:hAnsi="Times New Roman"/>
-        </w:rPr>
-      </w:pPr>
-      <w:r>
-        <w:rPr>
-          <w:rFonts w:ascii="Times New Roman" w:hAnsi="Times New Roman"/>
-        </w:rPr>
-        <w:t>dove:</w:t>
+      <w:r>
+        <w:rPr>
+          <w:rFonts w:ascii="Times New Roman" w:hAnsi="Times New Roman"/>
+        </w:rPr>
+        <w:t>CD: 16 bit</w:t>
       </w:r>
     </w:p>
     <w:p>
@@ -4889,11 +4798,84 @@
           <w:rFonts w:ascii="Times New Roman" w:hAnsi="Times New Roman"/>
         </w:rPr>
       </w:pPr>
-      <w:r>
-        <w:rPr>
-          <w:rFonts w:ascii="Times New Roman" w:hAnsi="Times New Roman"/>
-        </w:rPr>
-        <w:t>C = canali</w:t>
+      <w:bookmarkStart w:id="53" w:name="quantizzazione"/>
+      <w:r>
+        <w:rPr>
+          <w:rFonts w:ascii="Times New Roman" w:hAnsi="Times New Roman"/>
+        </w:rPr>
+        <w:t>Telefono: 8 bit</w:t>
+      </w:r>
+      <w:bookmarkEnd w:id="53"/>
+    </w:p>
+    <w:p>
+      <w:pPr>
+        <w:pStyle w:val="Heading1"/>
+        <w:rPr>
+          <w:rFonts w:ascii="Times New Roman" w:hAnsi="Times New Roman"/>
+        </w:rPr>
+      </w:pPr>
+      <w:bookmarkStart w:id="54" w:name="memorizzazione-dei-suoni"/>
+      <w:r>
+        <w:rPr>
+          <w:rFonts w:ascii="Times New Roman" w:hAnsi="Times New Roman"/>
+        </w:rPr>
+        <w:t>Memorizzazione dei suoni</w:t>
+      </w:r>
+    </w:p>
+    <w:p>
+      <w:pPr>
+        <w:pStyle w:val="FirstParagraph"/>
+        <w:rPr>
+          <w:rFonts w:ascii="Times New Roman" w:hAnsi="Times New Roman"/>
+        </w:rPr>
+      </w:pPr>
+      <w:r>
+        <w:rPr>
+          <w:rFonts w:ascii="Times New Roman" w:hAnsi="Times New Roman"/>
+        </w:rPr>
+        <w:t>Per gli effetti di modalità della percezione sonora (riconoscimento di suoni da più punti), ciò contribuisce di più a occupare in memoria la registrazione digitale di un suono.</w:t>
+      </w:r>
+    </w:p>
+    <w:p>
+      <w:pPr>
+        <w:pStyle w:val="BodyText"/>
+        <w:rPr>
+          <w:rFonts w:ascii="Times New Roman" w:hAnsi="Times New Roman"/>
+        </w:rPr>
+      </w:pPr>
+      <w:r>
+        <w:rPr>
+          <w:rFonts w:ascii="Times New Roman" w:hAnsi="Times New Roman"/>
+        </w:rPr>
+        <w:t>Può essere formulata con:</w:t>
+      </w:r>
+    </w:p>
+    <w:p>
+      <w:pPr>
+        <w:pStyle w:val="BodyText"/>
+        <w:rPr>
+          <w:rFonts w:ascii="Times New Roman" w:hAnsi="Times New Roman"/>
+        </w:rPr>
+      </w:pPr>
+      <w:r>
+        <w:rPr>
+          <w:rFonts w:ascii="Times New Roman" w:hAnsi="Times New Roman"/>
+        </w:rPr>
+        <w:t>G = C · f · b · s</w:t>
+      </w:r>
+    </w:p>
+    <w:p>
+      <w:pPr>
+        <w:pStyle w:val="BodyText"/>
+        <w:rPr>
+          <w:rFonts w:ascii="Times New Roman" w:hAnsi="Times New Roman"/>
+        </w:rPr>
+      </w:pPr>
+      <w:r>
+        <w:rPr>
+          <w:rFonts w:ascii="Times New Roman" w:hAnsi="Times New Roman"/>
+        </w:rPr>
+        <w:t>dove:</w:t>
       </w:r>
     </w:p>
     <w:p>
@@ -4911,7 +4893,7 @@
         <w:rPr>
           <w:rFonts w:ascii="Times New Roman" w:hAnsi="Times New Roman"/>
         </w:rPr>
-        <w:t>f = frequenza</w:t>
+        <w:t>C = canali</w:t>
       </w:r>
     </w:p>
     <w:p>
@@ -4929,7 +4911,7 @@
         <w:rPr>
           <w:rFonts w:ascii="Times New Roman" w:hAnsi="Times New Roman"/>
         </w:rPr>
-        <w:t>b = bit per campione</w:t>
+        <w:t>f = frequenza</w:t>
       </w:r>
     </w:p>
     <w:p>
@@ -4943,70 +4925,11 @@
           <w:rFonts w:ascii="Times New Roman" w:hAnsi="Times New Roman"/>
         </w:rPr>
       </w:pPr>
-      <w:bookmarkStart w:id="55" w:name="memorizzazione-dei-suoni"/>
-      <w:r>
-        <w:rPr>
-          <w:rFonts w:ascii="Times New Roman" w:hAnsi="Times New Roman"/>
-        </w:rPr>
-        <w:t>s = durata in secondi della registrazione</w:t>
-      </w:r>
-      <w:bookmarkEnd w:id="55"/>
-    </w:p>
-    <w:p>
-      <w:pPr>
-        <w:pStyle w:val="Heading1"/>
-        <w:rPr>
-          <w:rFonts w:ascii="Times New Roman" w:hAnsi="Times New Roman"/>
-        </w:rPr>
-      </w:pPr>
-      <w:bookmarkStart w:id="56" w:name="rappresentazione-dei-filmati"/>
-      <w:r>
-        <w:rPr>
-          <w:rFonts w:ascii="Times New Roman" w:hAnsi="Times New Roman"/>
-        </w:rPr>
-        <w:t>Rappresentazione dei filmati</w:t>
-      </w:r>
-    </w:p>
-    <w:p>
-      <w:pPr>
-        <w:pStyle w:val="FirstParagraph"/>
-        <w:rPr>
-          <w:rFonts w:ascii="Times New Roman" w:hAnsi="Times New Roman"/>
-        </w:rPr>
-      </w:pPr>
-      <w:r>
-        <w:rPr>
-          <w:rFonts w:ascii="Times New Roman" w:hAnsi="Times New Roman"/>
-        </w:rPr>
-        <w:t>Un filmato è composto da tracce audio e video.</w:t>
-      </w:r>
-    </w:p>
-    <w:p>
-      <w:pPr>
-        <w:pStyle w:val="BodyText"/>
-        <w:rPr>
-          <w:rFonts w:ascii="Times New Roman" w:hAnsi="Times New Roman"/>
-        </w:rPr>
-      </w:pPr>
-      <w:r>
-        <w:rPr>
-          <w:rFonts w:ascii="Times New Roman" w:hAnsi="Times New Roman"/>
-        </w:rPr>
-        <w:t>L’occhio umano trattiene un’immagine per circa 1/25 di secondo; se si susseguono sotto questo soglia più immagini, non riesce a distinguerle tra loro dando l’effetto di continuità tra le due.</w:t>
-      </w:r>
-    </w:p>
-    <w:p>
-      <w:pPr>
-        <w:pStyle w:val="BodyText"/>
-        <w:rPr>
-          <w:rFonts w:ascii="Times New Roman" w:hAnsi="Times New Roman"/>
-        </w:rPr>
-      </w:pPr>
-      <w:r>
-        <w:rPr>
-          <w:rFonts w:ascii="Times New Roman" w:hAnsi="Times New Roman"/>
-        </w:rPr>
-        <w:t>Il movimento nei filmati si ottiene proiettando immagini fisse più di 25 al secondo (frame).</w:t>
+      <w:r>
+        <w:rPr>
+          <w:rFonts w:ascii="Times New Roman" w:hAnsi="Times New Roman"/>
+        </w:rPr>
+        <w:t>b = bit per campione</w:t>
       </w:r>
     </w:p>
     <w:p>
@@ -5020,11 +4943,28 @@
           <w:rFonts w:ascii="Times New Roman" w:hAnsi="Times New Roman"/>
         </w:rPr>
       </w:pPr>
-      <w:r>
-        <w:rPr>
-          <w:rFonts w:ascii="Times New Roman" w:hAnsi="Times New Roman"/>
-        </w:rPr>
-        <w:t>fps = frame per second</w:t>
+      <w:bookmarkStart w:id="55" w:name="memorizzazione-dei-suoni"/>
+      <w:r>
+        <w:rPr>
+          <w:rFonts w:ascii="Times New Roman" w:hAnsi="Times New Roman"/>
+        </w:rPr>
+        <w:t>s = durata in secondi della registrazione</w:t>
+      </w:r>
+      <w:bookmarkEnd w:id="55"/>
+    </w:p>
+    <w:p>
+      <w:pPr>
+        <w:pStyle w:val="Heading1"/>
+        <w:rPr>
+          <w:rFonts w:ascii="Times New Roman" w:hAnsi="Times New Roman"/>
+        </w:rPr>
+      </w:pPr>
+      <w:bookmarkStart w:id="56" w:name="rappresentazione-dei-filmati"/>
+      <w:r>
+        <w:rPr>
+          <w:rFonts w:ascii="Times New Roman" w:hAnsi="Times New Roman"/>
+        </w:rPr>
+        <w:t>Rappresentazione dei filmati</w:t>
       </w:r>
     </w:p>
     <w:p>
@@ -5038,7 +4978,7 @@
         <w:rPr>
           <w:rFonts w:ascii="Times New Roman" w:hAnsi="Times New Roman"/>
         </w:rPr>
-        <w:t>Il calcolo dello spazio in memoria di un video si ottiene dalla formula:</w:t>
+        <w:t>Un filmato è composto da tracce audio e video.</w:t>
       </w:r>
     </w:p>
     <w:p>
@@ -5052,7 +4992,7 @@
         <w:rPr>
           <w:rFonts w:ascii="Times New Roman" w:hAnsi="Times New Roman"/>
         </w:rPr>
-        <w:t>G = l · h · f · b · s</w:t>
+        <w:t>L’occhio umano trattiene un’immagine per circa 1/25 di secondo; se si susseguono sotto questo soglia più immagini, non riesce a distinguerle tra loro dando l’effetto di continuità tra le due.</w:t>
       </w:r>
     </w:p>
     <w:p>
@@ -5066,7 +5006,7 @@
         <w:rPr>
           <w:rFonts w:ascii="Times New Roman" w:hAnsi="Times New Roman"/>
         </w:rPr>
-        <w:t>dove:</w:t>
+        <w:t>Il movimento nei filmati si ottiene proiettando immagini fisse più di 25 al secondo (frame).</w:t>
       </w:r>
     </w:p>
     <w:p>
@@ -5084,7 +5024,49 @@
         <w:rPr>
           <w:rFonts w:ascii="Times New Roman" w:hAnsi="Times New Roman"/>
         </w:rPr>
-        <w:t>l = larghezza in pixel del frame</w:t>
+        <w:t>fps = frame per second</w:t>
+      </w:r>
+    </w:p>
+    <w:p>
+      <w:pPr>
+        <w:pStyle w:val="FirstParagraph"/>
+        <w:rPr>
+          <w:rFonts w:ascii="Times New Roman" w:hAnsi="Times New Roman"/>
+        </w:rPr>
+      </w:pPr>
+      <w:r>
+        <w:rPr>
+          <w:rFonts w:ascii="Times New Roman" w:hAnsi="Times New Roman"/>
+        </w:rPr>
+        <w:t>Il calcolo dello spazio in memoria di un video si ottiene dalla formula:</w:t>
+      </w:r>
+    </w:p>
+    <w:p>
+      <w:pPr>
+        <w:pStyle w:val="BodyText"/>
+        <w:rPr>
+          <w:rFonts w:ascii="Times New Roman" w:hAnsi="Times New Roman"/>
+        </w:rPr>
+      </w:pPr>
+      <w:r>
+        <w:rPr>
+          <w:rFonts w:ascii="Times New Roman" w:hAnsi="Times New Roman"/>
+        </w:rPr>
+        <w:t>G = l · h · f · b · s</w:t>
+      </w:r>
+    </w:p>
+    <w:p>
+      <w:pPr>
+        <w:pStyle w:val="BodyText"/>
+        <w:rPr>
+          <w:rFonts w:ascii="Times New Roman" w:hAnsi="Times New Roman"/>
+        </w:rPr>
+      </w:pPr>
+      <w:r>
+        <w:rPr>
+          <w:rFonts w:ascii="Times New Roman" w:hAnsi="Times New Roman"/>
+        </w:rPr>
+        <w:t>dove:</w:t>
       </w:r>
     </w:p>
     <w:p>
@@ -5102,7 +5084,7 @@
         <w:rPr>
           <w:rFonts w:ascii="Times New Roman" w:hAnsi="Times New Roman"/>
         </w:rPr>
-        <w:t>h = altezza in pixel del frame</w:t>
+        <w:t>l = larghezza in pixel del frame</w:t>
       </w:r>
     </w:p>
     <w:p>
@@ -5120,7 +5102,7 @@
         <w:rPr>
           <w:rFonts w:ascii="Times New Roman" w:hAnsi="Times New Roman"/>
         </w:rPr>
-        <w:t>f = fps</w:t>
+        <w:t>h = altezza in pixel del frame</w:t>
       </w:r>
     </w:p>
     <w:p>
@@ -5138,7 +5120,7 @@
         <w:rPr>
           <w:rFonts w:ascii="Times New Roman" w:hAnsi="Times New Roman"/>
         </w:rPr>
-        <w:t>b = bit per pixel</w:t>
+        <w:t>f = fps</w:t>
       </w:r>
     </w:p>
     <w:p>
@@ -5156,6 +5138,24 @@
         <w:rPr>
           <w:rFonts w:ascii="Times New Roman" w:hAnsi="Times New Roman"/>
         </w:rPr>
+        <w:t>b = bit per pixel</w:t>
+      </w:r>
+    </w:p>
+    <w:p>
+      <w:pPr>
+        <w:pStyle w:val="Compact"/>
+        <w:numPr>
+          <w:ilvl w:val="0"/>
+          <w:numId w:val="125"/>
+        </w:numPr>
+        <w:rPr>
+          <w:rFonts w:ascii="Times New Roman" w:hAnsi="Times New Roman"/>
+        </w:rPr>
+      </w:pPr>
+      <w:r>
+        <w:rPr>
+          <w:rFonts w:ascii="Times New Roman" w:hAnsi="Times New Roman"/>
+        </w:rPr>
         <w:t>s = durata in secondi</w:t>
       </w:r>
     </w:p>
@@ -5199,6 +5199,1489 @@
           <w:rFonts w:ascii="Times New Roman" w:hAnsi="Times New Roman"/>
         </w:rPr>
         <w:t>Per l’audio vale ancora:</w:t>
+      </w:r>
+    </w:p>
+    <w:p>
+      <w:pPr>
+        <w:pStyle w:val="BodyText"/>
+        <w:rPr>
+          <w:rFonts w:ascii="Times New Roman" w:hAnsi="Times New Roman"/>
+        </w:rPr>
+      </w:pPr>
+      <w:bookmarkStart w:id="57" w:name="rappresentazione-dei-filmati"/>
+      <w:r>
+        <w:rPr>
+          <w:rFonts w:ascii="Times New Roman" w:hAnsi="Times New Roman"/>
+        </w:rPr>
+        <w:t>G = C · f · b · s</w:t>
+      </w:r>
+      <w:bookmarkEnd w:id="57"/>
+    </w:p>
+    <w:p>
+      <w:pPr>
+        <w:pStyle w:val="Heading1"/>
+        <w:rPr>
+          <w:rFonts w:ascii="Times New Roman" w:hAnsi="Times New Roman"/>
+        </w:rPr>
+      </w:pPr>
+      <w:bookmarkStart w:id="58" w:name="X42814ae59da086e2142e956855d44491e00e3b5"/>
+      <w:r>
+        <w:rPr>
+          <w:rFonts w:ascii="Times New Roman" w:hAnsi="Times New Roman"/>
+        </w:rPr>
+        <w:t>Standard per la rappresentazione dei dati</w:t>
+      </w:r>
+    </w:p>
+    <w:p>
+      <w:pPr>
+        <w:pStyle w:val="FirstParagraph"/>
+        <w:rPr>
+          <w:rFonts w:ascii="Times New Roman" w:hAnsi="Times New Roman"/>
+        </w:rPr>
+      </w:pPr>
+      <w:r>
+        <w:rPr>
+          <w:rFonts w:ascii="Times New Roman" w:hAnsi="Times New Roman"/>
+        </w:rPr>
+        <w:t>La rappresentazione dei dati è un aspetto fondamentale dei sistemi informativi, poiché determina come le informazioni vengono memorizzate, interpretate, scambiate e riutilizzate da sistemi e applicazioni diverse.</w:t>
+      </w:r>
+    </w:p>
+    <w:p>
+      <w:pPr>
+        <w:pStyle w:val="BodyText"/>
+        <w:rPr>
+          <w:rFonts w:ascii="Times New Roman" w:hAnsi="Times New Roman"/>
+        </w:rPr>
+      </w:pPr>
+      <w:r>
+        <w:rPr>
+          <w:rFonts w:ascii="Times New Roman" w:hAnsi="Times New Roman"/>
+        </w:rPr>
+        <w:t xml:space="preserve">Per garantire interoperabilità, affidabilità e durata nel tempo, nel corso degli anni sono stati definiti </w:t>
+      </w:r>
+      <w:r>
+        <w:rPr>
+          <w:rFonts w:ascii="Times New Roman" w:hAnsi="Times New Roman"/>
+          <w:b/>
+          <w:bCs/>
+        </w:rPr>
+        <w:t>standard</w:t>
+      </w:r>
+      <w:r>
+        <w:rPr>
+          <w:rFonts w:ascii="Times New Roman" w:hAnsi="Times New Roman"/>
+        </w:rPr>
+        <w:t xml:space="preserve"> di rappresentazione dei dati, ovvero convenzioni condivise che stabiliscono come le informazioni devono essere codificate.</w:t>
+      </w:r>
+    </w:p>
+    <w:p>
+      <w:pPr>
+        <w:pStyle w:val="BodyText"/>
+        <w:rPr>
+          <w:rFonts w:ascii="Times New Roman" w:hAnsi="Times New Roman"/>
+        </w:rPr>
+      </w:pPr>
+      <w:r>
+        <w:rPr>
+          <w:rFonts w:ascii="Times New Roman" w:hAnsi="Times New Roman"/>
+        </w:rPr>
+        <w:t>Gli standard permettono a produttori diversi di software e hardware di scambiarsi dati senza ambiguità, riducendo i costi di integrazione e i rischi di errore.</w:t>
+      </w:r>
+    </w:p>
+    <w:p>
+      <w:pPr>
+        <w:pStyle w:val="Heading2"/>
+        <w:rPr>
+          <w:rFonts w:ascii="Times New Roman" w:hAnsi="Times New Roman"/>
+        </w:rPr>
+      </w:pPr>
+      <w:bookmarkStart w:id="59" w:name="standard-pubblici-e-standard-proprietari"/>
+      <w:r>
+        <w:rPr>
+          <w:rFonts w:ascii="Times New Roman" w:hAnsi="Times New Roman"/>
+        </w:rPr>
+        <w:t>Standard pubblici e standard proprietari</w:t>
+      </w:r>
+    </w:p>
+    <w:p>
+      <w:pPr>
+        <w:pStyle w:val="FirstParagraph"/>
+        <w:rPr>
+          <w:rFonts w:ascii="Times New Roman" w:hAnsi="Times New Roman"/>
+        </w:rPr>
+      </w:pPr>
+      <w:r>
+        <w:rPr>
+          <w:rFonts w:ascii="Times New Roman" w:hAnsi="Times New Roman"/>
+        </w:rPr>
+        <w:t>Gli standard possono essere distinti in due grandi categorie.</w:t>
+      </w:r>
+    </w:p>
+    <w:p>
+      <w:pPr>
+        <w:pStyle w:val="BodyText"/>
+        <w:rPr>
+          <w:rFonts w:ascii="Times New Roman" w:hAnsi="Times New Roman"/>
+        </w:rPr>
+      </w:pPr>
+      <w:r>
+        <w:rPr>
+          <w:rFonts w:ascii="Times New Roman" w:hAnsi="Times New Roman"/>
+        </w:rPr>
+        <w:t xml:space="preserve">Gli </w:t>
+      </w:r>
+      <w:r>
+        <w:rPr>
+          <w:rFonts w:ascii="Times New Roman" w:hAnsi="Times New Roman"/>
+          <w:b/>
+          <w:bCs/>
+        </w:rPr>
+        <w:t>standard pubblici</w:t>
+      </w:r>
+      <w:r>
+        <w:rPr>
+          <w:rFonts w:ascii="Times New Roman" w:hAnsi="Times New Roman"/>
+        </w:rPr>
+        <w:t xml:space="preserve"> sono definiti da organismi internazionali o comunità aperte e sono liberamente utilizzabili. Esempi tipici sono il codice ASCII e Unicode per la rappresentazione dei caratteri, il formato TXT per i testi semplici, TIFF per le immagini, MP3 per l’audio o XML per i documenti strutturati.</w:t>
+      </w:r>
+    </w:p>
+    <w:p>
+      <w:pPr>
+        <w:pStyle w:val="BodyText"/>
+        <w:rPr>
+          <w:rFonts w:ascii="Times New Roman" w:hAnsi="Times New Roman"/>
+        </w:rPr>
+      </w:pPr>
+      <w:r>
+        <w:rPr>
+          <w:rFonts w:ascii="Times New Roman" w:hAnsi="Times New Roman"/>
+        </w:rPr>
+        <w:t xml:space="preserve">Gli </w:t>
+      </w:r>
+      <w:r>
+        <w:rPr>
+          <w:rFonts w:ascii="Times New Roman" w:hAnsi="Times New Roman"/>
+          <w:b/>
+          <w:bCs/>
+        </w:rPr>
+        <w:t>standard proprietari</w:t>
+      </w:r>
+      <w:r>
+        <w:rPr>
+          <w:rFonts w:ascii="Times New Roman" w:hAnsi="Times New Roman"/>
+        </w:rPr>
+        <w:t xml:space="preserve"> sono invece definiti da singoli produttori di software e spesso legati a specifiche applicazioni. In questi casi la struttura interna dei dati non è sempre completamente documentata, e l’uso del formato può richiedere software specifici. Esempi sono i formati DOC e XLS delle versioni storiche di Microsoft Office.</w:t>
+      </w:r>
+    </w:p>
+    <w:p>
+      <w:pPr>
+        <w:pStyle w:val="BodyText"/>
+        <w:rPr>
+          <w:rFonts w:ascii="Times New Roman" w:hAnsi="Times New Roman"/>
+        </w:rPr>
+      </w:pPr>
+      <w:r>
+        <w:rPr>
+          <w:rFonts w:ascii="Times New Roman" w:hAnsi="Times New Roman"/>
+        </w:rPr>
+        <w:t>L’uso di standard pubblici è generalmente preferibile nei sistemi informativi aziendali, poiché riduce il rischio di dipendenza da un singolo fornitore (</w:t>
+      </w:r>
+      <w:r>
+        <w:rPr>
+          <w:rFonts w:ascii="Times New Roman" w:hAnsi="Times New Roman"/>
+          <w:b/>
+          <w:bCs/>
+        </w:rPr>
+        <w:t>vendor lock-in</w:t>
+      </w:r>
+      <w:r>
+        <w:rPr>
+          <w:rFonts w:ascii="Times New Roman" w:hAnsi="Times New Roman"/>
+        </w:rPr>
+        <w:t>).</w:t>
+      </w:r>
+      <w:bookmarkEnd w:id="59"/>
+    </w:p>
+    <w:p>
+      <w:pPr>
+        <w:pStyle w:val="Heading2"/>
+        <w:rPr>
+          <w:rFonts w:ascii="Times New Roman" w:hAnsi="Times New Roman"/>
+        </w:rPr>
+      </w:pPr>
+      <w:bookmarkStart w:id="60" w:name="dati-strutturati-e-non-strutturati"/>
+      <w:r>
+        <w:rPr>
+          <w:rFonts w:ascii="Times New Roman" w:hAnsi="Times New Roman"/>
+        </w:rPr>
+        <w:t>Dati strutturati e non strutturati</w:t>
+      </w:r>
+    </w:p>
+    <w:p>
+      <w:pPr>
+        <w:pStyle w:val="FirstParagraph"/>
+        <w:rPr>
+          <w:rFonts w:ascii="Times New Roman" w:hAnsi="Times New Roman"/>
+        </w:rPr>
+      </w:pPr>
+      <w:r>
+        <w:rPr>
+          <w:rFonts w:ascii="Times New Roman" w:hAnsi="Times New Roman"/>
+        </w:rPr>
+        <w:t>Dal punto di vista della rappresentazione, i dati possono essere distinti in:</w:t>
+      </w:r>
+    </w:p>
+    <w:p>
+      <w:pPr>
+        <w:pStyle w:val="Compact"/>
+        <w:numPr>
+          <w:ilvl w:val="0"/>
+          <w:numId w:val="126"/>
+        </w:numPr>
+        <w:rPr>
+          <w:rFonts w:ascii="Times New Roman" w:hAnsi="Times New Roman"/>
+        </w:rPr>
+      </w:pPr>
+      <w:r>
+        <w:rPr>
+          <w:rFonts w:ascii="Times New Roman" w:hAnsi="Times New Roman"/>
+        </w:rPr>
+        <w:t>dati non strutturati, come testi liberi, immagini o audio;</w:t>
+      </w:r>
+    </w:p>
+    <w:p>
+      <w:pPr>
+        <w:pStyle w:val="Compact"/>
+        <w:numPr>
+          <w:ilvl w:val="0"/>
+          <w:numId w:val="127"/>
+        </w:numPr>
+        <w:rPr>
+          <w:rFonts w:ascii="Times New Roman" w:hAnsi="Times New Roman"/>
+        </w:rPr>
+      </w:pPr>
+      <w:r>
+        <w:rPr>
+          <w:rFonts w:ascii="Times New Roman" w:hAnsi="Times New Roman"/>
+        </w:rPr>
+        <w:t>dati strutturati, organizzati secondo uno schema preciso che ne definisce forma e significato.</w:t>
+      </w:r>
+    </w:p>
+    <w:p>
+      <w:pPr>
+        <w:pStyle w:val="FirstParagraph"/>
+        <w:rPr>
+          <w:rFonts w:ascii="Times New Roman" w:hAnsi="Times New Roman"/>
+        </w:rPr>
+      </w:pPr>
+      <w:bookmarkStart w:id="61" w:name="X42814ae59da086e2142e956855d44491e00e3b5"/>
+      <w:bookmarkStart w:id="62" w:name="dati-strutturati-e-non-strutturati"/>
+      <w:r>
+        <w:rPr>
+          <w:rFonts w:ascii="Times New Roman" w:hAnsi="Times New Roman"/>
+        </w:rPr>
+        <w:t>I sistemi informativi aziendali si basano prevalentemente su dati strutturati, poiché questi consentono elaborazioni automatiche, interrogazioni efficienti e controlli di coerenza.</w:t>
+      </w:r>
+      <w:bookmarkEnd w:id="61"/>
+      <w:bookmarkEnd w:id="62"/>
+    </w:p>
+    <w:p>
+      <w:pPr>
+        <w:pStyle w:val="Heading1"/>
+        <w:rPr>
+          <w:rFonts w:ascii="Times New Roman" w:hAnsi="Times New Roman"/>
+        </w:rPr>
+      </w:pPr>
+      <w:bookmarkStart w:id="63" w:name="Xd5eeacd7185432f6bfc8dfb181cc342386fa75c"/>
+      <w:r>
+        <w:rPr>
+          <w:rFonts w:ascii="Times New Roman" w:hAnsi="Times New Roman"/>
+        </w:rPr>
+        <w:t>I tracciati per la rappresentazione dei dati</w:t>
+      </w:r>
+    </w:p>
+    <w:p>
+      <w:pPr>
+        <w:pStyle w:val="FirstParagraph"/>
+        <w:rPr>
+          <w:rFonts w:ascii="Times New Roman" w:hAnsi="Times New Roman"/>
+        </w:rPr>
+      </w:pPr>
+      <w:r>
+        <w:rPr>
+          <w:rFonts w:ascii="Times New Roman" w:hAnsi="Times New Roman"/>
+        </w:rPr>
+        <w:t xml:space="preserve">Prima della diffusione dei DBMS e dei formati strutturati evoluti, la rappresentazione dei dati nei sistemi informativi avveniva principalmente tramite </w:t>
+      </w:r>
+      <w:r>
+        <w:rPr>
+          <w:rFonts w:ascii="Times New Roman" w:hAnsi="Times New Roman"/>
+          <w:b/>
+          <w:bCs/>
+        </w:rPr>
+        <w:t>tracciati</w:t>
+      </w:r>
+      <w:r>
+        <w:rPr>
+          <w:rFonts w:ascii="Times New Roman" w:hAnsi="Times New Roman"/>
+        </w:rPr>
+        <w:t>, ovvero strutture sequenziali utilizzate per memorizzare e scambiare informazioni tra programmi.</w:t>
+      </w:r>
+    </w:p>
+    <w:p>
+      <w:pPr>
+        <w:pStyle w:val="BodyText"/>
+        <w:rPr>
+          <w:rFonts w:ascii="Times New Roman" w:hAnsi="Times New Roman"/>
+        </w:rPr>
+      </w:pPr>
+      <w:r>
+        <w:rPr>
+          <w:rFonts w:ascii="Times New Roman" w:hAnsi="Times New Roman"/>
+        </w:rPr>
+        <w:t>Un tracciato descrive come i dati sono organizzati all’interno di un supporto fisico o logico, specificando la suddivisione delle informazioni in record e campi.</w:t>
+      </w:r>
+    </w:p>
+    <w:p>
+      <w:pPr>
+        <w:pStyle w:val="BodyText"/>
+        <w:rPr>
+          <w:rFonts w:ascii="Times New Roman" w:hAnsi="Times New Roman"/>
+        </w:rPr>
+      </w:pPr>
+      <w:r>
+        <w:rPr>
+          <w:rFonts w:ascii="Times New Roman" w:hAnsi="Times New Roman"/>
+        </w:rPr>
+        <w:t>I tracciati sono ancora oggi utilizzati in contesti di integrazione, migrazione di sistemi legacy e scambio dati batch.</w:t>
+      </w:r>
+    </w:p>
+    <w:p>
+      <w:pPr>
+        <w:pStyle w:val="Heading2"/>
+        <w:rPr>
+          <w:rFonts w:ascii="Times New Roman" w:hAnsi="Times New Roman"/>
+        </w:rPr>
+      </w:pPr>
+      <w:bookmarkStart w:id="64" w:name="X9b600d8c092d72d0ad2dd4e40217f3768696c89"/>
+      <w:r>
+        <w:rPr>
+          <w:rFonts w:ascii="Times New Roman" w:hAnsi="Times New Roman"/>
+        </w:rPr>
+        <w:t>Tracciati a record con campi separati da delimitatori</w:t>
+      </w:r>
+    </w:p>
+    <w:p>
+      <w:pPr>
+        <w:pStyle w:val="FirstParagraph"/>
+        <w:rPr>
+          <w:rFonts w:ascii="Times New Roman" w:hAnsi="Times New Roman"/>
+        </w:rPr>
+      </w:pPr>
+      <w:r>
+        <w:rPr>
+          <w:rFonts w:ascii="Times New Roman" w:hAnsi="Times New Roman"/>
+        </w:rPr>
+        <w:t>In questo tipo di rappresentazione ogni record corrisponde a una unità informativa elementare, come una fattura o un cliente, ed è delimitato da un carattere di fine record, tipicamente il “a capo”.</w:t>
+      </w:r>
+    </w:p>
+    <w:p>
+      <w:pPr>
+        <w:pStyle w:val="BodyText"/>
+        <w:rPr>
+          <w:rFonts w:ascii="Times New Roman" w:hAnsi="Times New Roman"/>
+        </w:rPr>
+      </w:pPr>
+      <w:r>
+        <w:rPr>
+          <w:rFonts w:ascii="Times New Roman" w:hAnsi="Times New Roman"/>
+        </w:rPr>
+        <w:t xml:space="preserve">All’interno del record, i singoli campi sono separati da un carattere speciale detto </w:t>
+      </w:r>
+      <w:r>
+        <w:rPr>
+          <w:rFonts w:ascii="Times New Roman" w:hAnsi="Times New Roman"/>
+          <w:b/>
+          <w:bCs/>
+        </w:rPr>
+        <w:t>delimitatore di campo</w:t>
+      </w:r>
+      <w:r>
+        <w:rPr>
+          <w:rFonts w:ascii="Times New Roman" w:hAnsi="Times New Roman"/>
+        </w:rPr>
+        <w:t>, come la virgola, il punto e virgola o il carattere di tabulazione.</w:t>
+      </w:r>
+    </w:p>
+    <w:p>
+      <w:pPr>
+        <w:pStyle w:val="BodyText"/>
+        <w:rPr>
+          <w:rFonts w:ascii="Times New Roman" w:hAnsi="Times New Roman"/>
+        </w:rPr>
+      </w:pPr>
+      <w:r>
+        <w:rPr>
+          <w:rFonts w:ascii="Times New Roman" w:hAnsi="Times New Roman"/>
+        </w:rPr>
+        <w:t>Un esempio tipico di questo approccio è il formato CSV (Comma Separated Values), in cui ogni riga rappresenta un record e ogni colonna un campo.</w:t>
+      </w:r>
+    </w:p>
+    <w:p>
+      <w:pPr>
+        <w:pStyle w:val="BodyText"/>
+        <w:rPr>
+          <w:rFonts w:ascii="Times New Roman" w:hAnsi="Times New Roman"/>
+        </w:rPr>
+      </w:pPr>
+      <w:bookmarkStart w:id="65" w:name="X9b600d8c092d72d0ad2dd4e40217f3768696c89"/>
+      <w:r>
+        <w:rPr>
+          <w:rFonts w:ascii="Times New Roman" w:hAnsi="Times New Roman"/>
+        </w:rPr>
+        <w:t>Questo tipo di tracciato è semplice da generare e da leggere, anche con strumenti generici come fogli elettronici, ma presenta alcune criticità: la corretta interpretazione dei dati dipende dalla conoscenza preventiva del significato e dell’ordine dei campi, e la presenza di caratteri di delimitazione all’interno dei dati può richiedere meccanismi di escape.</w:t>
+      </w:r>
+      <w:bookmarkEnd w:id="65"/>
+    </w:p>
+    <w:p>
+      <w:pPr>
+        <w:pStyle w:val="Heading2"/>
+        <w:rPr>
+          <w:rFonts w:ascii="Times New Roman" w:hAnsi="Times New Roman"/>
+        </w:rPr>
+      </w:pPr>
+      <w:bookmarkStart w:id="66" w:name="X258aa760837e12dbfee97475010984815ab3e19"/>
+      <w:r>
+        <w:rPr>
+          <w:rFonts w:ascii="Times New Roman" w:hAnsi="Times New Roman"/>
+        </w:rPr>
+        <w:t>Tracciati a record con campi a lunghezza fissa</w:t>
+      </w:r>
+    </w:p>
+    <w:p>
+      <w:pPr>
+        <w:pStyle w:val="FirstParagraph"/>
+        <w:rPr>
+          <w:rFonts w:ascii="Times New Roman" w:hAnsi="Times New Roman"/>
+        </w:rPr>
+      </w:pPr>
+      <w:r>
+        <w:rPr>
+          <w:rFonts w:ascii="Times New Roman" w:hAnsi="Times New Roman"/>
+        </w:rPr>
+        <w:t>Nei tracciati a lunghezza fissa ogni campo occupa una porzione di record di dimensione prestabilita, espressa in numero di caratteri o byte.</w:t>
+      </w:r>
+    </w:p>
+    <w:p>
+      <w:pPr>
+        <w:pStyle w:val="BodyText"/>
+        <w:rPr>
+          <w:rFonts w:ascii="Times New Roman" w:hAnsi="Times New Roman"/>
+        </w:rPr>
+      </w:pPr>
+      <w:r>
+        <w:rPr>
+          <w:rFonts w:ascii="Times New Roman" w:hAnsi="Times New Roman"/>
+        </w:rPr>
+        <w:t>La struttura del record è quindi determinata dalla posizione dei campi e non da delimitatori espliciti. Questo consente una lettura molto efficiente, poiché il sistema sa esattamente dove trovare ogni informazione.</w:t>
+      </w:r>
+    </w:p>
+    <w:p>
+      <w:pPr>
+        <w:pStyle w:val="BodyText"/>
+        <w:rPr>
+          <w:rFonts w:ascii="Times New Roman" w:hAnsi="Times New Roman"/>
+        </w:rPr>
+      </w:pPr>
+      <w:r>
+        <w:rPr>
+          <w:rFonts w:ascii="Times New Roman" w:hAnsi="Times New Roman"/>
+        </w:rPr>
+        <w:t>Il principale limite di questo approccio è lo spreco di spazio quando i dati reali occupano meno caratteri rispetto alla lunghezza assegnata al campo. Inoltre, qualsiasi modifica alla struttura del tracciato richiede un aggiornamento coordinato di tutti i programmi che lo utilizzano.</w:t>
+      </w:r>
+    </w:p>
+    <w:p>
+      <w:pPr>
+        <w:pStyle w:val="BodyText"/>
+        <w:rPr>
+          <w:rFonts w:ascii="Times New Roman" w:hAnsi="Times New Roman"/>
+        </w:rPr>
+      </w:pPr>
+      <w:bookmarkStart w:id="67" w:name="X258aa760837e12dbfee97475010984815ab3e19"/>
+      <w:r>
+        <w:rPr>
+          <w:rFonts w:ascii="Times New Roman" w:hAnsi="Times New Roman"/>
+        </w:rPr>
+        <w:t>Questo tipo di tracciato è stato largamente utilizzato nei sistemi mainframe e in ambienti legacy.</w:t>
+      </w:r>
+      <w:bookmarkEnd w:id="67"/>
+    </w:p>
+    <w:p>
+      <w:pPr>
+        <w:pStyle w:val="Heading2"/>
+        <w:rPr>
+          <w:rFonts w:ascii="Times New Roman" w:hAnsi="Times New Roman"/>
+        </w:rPr>
+      </w:pPr>
+      <w:bookmarkStart w:id="68" w:name="tracciati-binari"/>
+      <w:r>
+        <w:rPr>
+          <w:rFonts w:ascii="Times New Roman" w:hAnsi="Times New Roman"/>
+        </w:rPr>
+        <w:t>Tracciati binari</w:t>
+      </w:r>
+    </w:p>
+    <w:p>
+      <w:pPr>
+        <w:pStyle w:val="FirstParagraph"/>
+        <w:rPr>
+          <w:rFonts w:ascii="Times New Roman" w:hAnsi="Times New Roman"/>
+        </w:rPr>
+      </w:pPr>
+      <w:r>
+        <w:rPr>
+          <w:rFonts w:ascii="Times New Roman" w:hAnsi="Times New Roman"/>
+        </w:rPr>
+        <w:t>I tracciati binari rappresentano i dati direttamente in forma binaria, senza una codifica testuale leggibile dall’uomo.</w:t>
+      </w:r>
+    </w:p>
+    <w:p>
+      <w:pPr>
+        <w:pStyle w:val="BodyText"/>
+        <w:rPr>
+          <w:rFonts w:ascii="Times New Roman" w:hAnsi="Times New Roman"/>
+        </w:rPr>
+      </w:pPr>
+      <w:r>
+        <w:rPr>
+          <w:rFonts w:ascii="Times New Roman" w:hAnsi="Times New Roman"/>
+        </w:rPr>
+        <w:t>Questa soluzione è molto efficiente in termini di spazio e prestazioni, ma rende i dati difficilmente interpretabili senza una conoscenza precisa della struttura interna e dei tipi di dato utilizzati.</w:t>
+      </w:r>
+    </w:p>
+    <w:p>
+      <w:pPr>
+        <w:pStyle w:val="BodyText"/>
+        <w:rPr>
+          <w:rFonts w:ascii="Times New Roman" w:hAnsi="Times New Roman"/>
+        </w:rPr>
+      </w:pPr>
+      <w:bookmarkStart w:id="69" w:name="tracciati-binari"/>
+      <w:r>
+        <w:rPr>
+          <w:rFonts w:ascii="Times New Roman" w:hAnsi="Times New Roman"/>
+        </w:rPr>
+        <w:t>Con l’evoluzione dei DBMS e dei formati strutturati, l’uso diretto dei tracciati binari per lo scambio dati è progressivamente diminuito, anche a causa delle difficoltà di interoperabilità.</w:t>
+      </w:r>
+      <w:bookmarkEnd w:id="69"/>
+    </w:p>
+    <w:p>
+      <w:pPr>
+        <w:pStyle w:val="Heading2"/>
+        <w:rPr>
+          <w:rFonts w:ascii="Times New Roman" w:hAnsi="Times New Roman"/>
+        </w:rPr>
+      </w:pPr>
+      <w:bookmarkStart w:id="70" w:name="limiti-dei-tracciati-tradizionali"/>
+      <w:r>
+        <w:rPr>
+          <w:rFonts w:ascii="Times New Roman" w:hAnsi="Times New Roman"/>
+        </w:rPr>
+        <w:t>Limiti dei tracciati tradizionali</w:t>
+      </w:r>
+    </w:p>
+    <w:p>
+      <w:pPr>
+        <w:pStyle w:val="FirstParagraph"/>
+        <w:rPr>
+          <w:rFonts w:ascii="Times New Roman" w:hAnsi="Times New Roman"/>
+        </w:rPr>
+      </w:pPr>
+      <w:r>
+        <w:rPr>
+          <w:rFonts w:ascii="Times New Roman" w:hAnsi="Times New Roman"/>
+        </w:rPr>
+        <w:t>I tracciati pongono un vincolo forte sull’utilizzo dei dati, poiché la loro struttura deve essere nota a priori per poter interpretare correttamente le informazioni contenute.</w:t>
+      </w:r>
+    </w:p>
+    <w:p>
+      <w:pPr>
+        <w:pStyle w:val="BodyText"/>
+        <w:rPr>
+          <w:rFonts w:ascii="Times New Roman" w:hAnsi="Times New Roman"/>
+        </w:rPr>
+      </w:pPr>
+      <w:r>
+        <w:rPr>
+          <w:rFonts w:ascii="Times New Roman" w:hAnsi="Times New Roman"/>
+        </w:rPr>
+        <w:t xml:space="preserve">In assenza di una descrizione formale associata al tracciato, i dati risultano opachi e richiedono attività di </w:t>
+      </w:r>
+      <w:r>
+        <w:rPr>
+          <w:rFonts w:ascii="Times New Roman" w:hAnsi="Times New Roman"/>
+          <w:b/>
+          <w:bCs/>
+        </w:rPr>
+        <w:t>ricostruzione del tracciato</w:t>
+      </w:r>
+      <w:r>
+        <w:rPr>
+          <w:rFonts w:ascii="Times New Roman" w:hAnsi="Times New Roman"/>
+        </w:rPr>
+        <w:t>, che possono essere lunghe, costose e soggette a errori.</w:t>
+      </w:r>
+    </w:p>
+    <w:p>
+      <w:pPr>
+        <w:pStyle w:val="BodyText"/>
+        <w:rPr>
+          <w:rFonts w:ascii="Times New Roman" w:hAnsi="Times New Roman"/>
+        </w:rPr>
+      </w:pPr>
+      <w:bookmarkStart w:id="71" w:name="limiti-dei-tracciati-tradizionali"/>
+      <w:r>
+        <w:rPr>
+          <w:rFonts w:ascii="Times New Roman" w:hAnsi="Times New Roman"/>
+        </w:rPr>
+        <w:t>Questo problema è meno evidente nei DBMS, in particolare in quelli relazionali, dove la struttura dei dati è esplicitata nello schema ed è accessibile ai programmi che interrogano il sistema.</w:t>
+      </w:r>
+      <w:bookmarkEnd w:id="71"/>
+    </w:p>
+    <w:p>
+      <w:pPr>
+        <w:pStyle w:val="Heading2"/>
+        <w:rPr>
+          <w:rFonts w:ascii="Times New Roman" w:hAnsi="Times New Roman"/>
+        </w:rPr>
+      </w:pPr>
+      <w:bookmarkStart w:id="72" w:name="tracciati-e-formati-strutturati-evoluti"/>
+      <w:r>
+        <w:rPr>
+          <w:rFonts w:ascii="Times New Roman" w:hAnsi="Times New Roman"/>
+        </w:rPr>
+        <w:t>Tracciati e formati strutturati evoluti</w:t>
+      </w:r>
+    </w:p>
+    <w:p>
+      <w:pPr>
+        <w:pStyle w:val="FirstParagraph"/>
+        <w:rPr>
+          <w:rFonts w:ascii="Times New Roman" w:hAnsi="Times New Roman"/>
+        </w:rPr>
+      </w:pPr>
+      <w:r>
+        <w:rPr>
+          <w:rFonts w:ascii="Times New Roman" w:hAnsi="Times New Roman"/>
+        </w:rPr>
+        <w:t>Formati come XML possono essere visti come un’evoluzione concettuale dei tracciati tradizionali.</w:t>
+      </w:r>
+    </w:p>
+    <w:p>
+      <w:pPr>
+        <w:pStyle w:val="BodyText"/>
+        <w:rPr>
+          <w:rFonts w:ascii="Times New Roman" w:hAnsi="Times New Roman"/>
+        </w:rPr>
+      </w:pPr>
+      <w:r>
+        <w:rPr>
+          <w:rFonts w:ascii="Times New Roman" w:hAnsi="Times New Roman"/>
+        </w:rPr>
+        <w:t>In XML, la struttura del dato non è implicita nella posizione o nella lunghezza dei campi, ma è resa esplicita tramite i tag, che descrivono il significato delle informazioni.</w:t>
+      </w:r>
+    </w:p>
+    <w:p>
+      <w:pPr>
+        <w:pStyle w:val="BodyText"/>
+        <w:rPr>
+          <w:rFonts w:ascii="Times New Roman" w:hAnsi="Times New Roman"/>
+        </w:rPr>
+      </w:pPr>
+      <w:bookmarkStart w:id="73" w:name="tracciati-e-formati-strutturati-evoluti"/>
+      <w:r>
+        <w:rPr>
+          <w:rFonts w:ascii="Times New Roman" w:hAnsi="Times New Roman"/>
+        </w:rPr>
+        <w:t>In questo modo, il documento XML incorpora al suo interno una parte della descrizione del tracciato, rendendo i dati auto-descrittivi e più facilmente interpretabili da sistemi diversi.</w:t>
+      </w:r>
+      <w:bookmarkEnd w:id="73"/>
+    </w:p>
+    <w:p>
+      <w:pPr>
+        <w:pStyle w:val="Heading2"/>
+        <w:rPr>
+          <w:rFonts w:ascii="Times New Roman" w:hAnsi="Times New Roman"/>
+        </w:rPr>
+      </w:pPr>
+      <w:bookmarkStart w:id="74" w:name="tracciati-e-flussi-informativi"/>
+      <w:r>
+        <w:rPr>
+          <w:rFonts w:ascii="Times New Roman" w:hAnsi="Times New Roman"/>
+        </w:rPr>
+        <w:t>Tracciati e flussi informativi</w:t>
+      </w:r>
+    </w:p>
+    <w:p>
+      <w:pPr>
+        <w:pStyle w:val="FirstParagraph"/>
+        <w:rPr>
+          <w:rFonts w:ascii="Times New Roman" w:hAnsi="Times New Roman"/>
+        </w:rPr>
+      </w:pPr>
+      <w:r>
+        <w:rPr>
+          <w:rFonts w:ascii="Times New Roman" w:hAnsi="Times New Roman"/>
+        </w:rPr>
+        <w:t>Nei sistemi informativi aziendali, i tracciati sono spesso utilizzati all’interno dei flussi informativi, soprattutto nei casi di scambio batch o di integrazione tra sistemi eterogenei.</w:t>
+      </w:r>
+    </w:p>
+    <w:p>
+      <w:pPr>
+        <w:pStyle w:val="BodyText"/>
+        <w:rPr>
+          <w:rFonts w:ascii="Times New Roman" w:hAnsi="Times New Roman"/>
+        </w:rPr>
+      </w:pPr>
+      <w:r>
+        <w:rPr>
+          <w:rFonts w:ascii="Times New Roman" w:hAnsi="Times New Roman"/>
+        </w:rPr>
+        <w:t>La scelta del tipo di tracciato influisce direttamente sull’efficienza, sull’affidabilità e sulla manutenibilità del flusso informativo.</w:t>
+      </w:r>
+    </w:p>
+    <w:p>
+      <w:pPr>
+        <w:pStyle w:val="BodyText"/>
+        <w:rPr>
+          <w:rFonts w:ascii="Times New Roman" w:hAnsi="Times New Roman"/>
+        </w:rPr>
+      </w:pPr>
+      <w:bookmarkStart w:id="75" w:name="Xd5eeacd7185432f6bfc8dfb181cc342386fa75c"/>
+      <w:bookmarkStart w:id="76" w:name="tracciati-e-flussi-informativi"/>
+      <w:r>
+        <w:rPr>
+          <w:rFonts w:ascii="Times New Roman" w:hAnsi="Times New Roman"/>
+        </w:rPr>
+        <w:t>Per questo motivo, nelle architetture moderne si tende a preferire formati standardizzati e auto-descrittivi, riducendo l’uso dei tracciati rigidi ai soli casi in cui siano richieste prestazioni o compatibilità con sistemi legacy.</w:t>
+      </w:r>
+      <w:bookmarkEnd w:id="75"/>
+      <w:bookmarkEnd w:id="76"/>
+    </w:p>
+    <w:p>
+      <w:pPr>
+        <w:pStyle w:val="Heading1"/>
+        <w:rPr>
+          <w:rFonts w:ascii="Times New Roman" w:hAnsi="Times New Roman"/>
+        </w:rPr>
+      </w:pPr>
+      <w:bookmarkStart w:id="77" w:name="xml-extended-markup-language"/>
+      <w:r>
+        <w:rPr>
+          <w:rFonts w:ascii="Times New Roman" w:hAnsi="Times New Roman"/>
+        </w:rPr>
+        <w:t>XML: eXtended Markup Language</w:t>
+      </w:r>
+    </w:p>
+    <w:p>
+      <w:pPr>
+        <w:pStyle w:val="FirstParagraph"/>
+        <w:rPr>
+          <w:rFonts w:ascii="Times New Roman" w:hAnsi="Times New Roman"/>
+        </w:rPr>
+      </w:pPr>
+      <w:r>
+        <w:rPr>
+          <w:rFonts w:ascii="Times New Roman" w:hAnsi="Times New Roman"/>
+        </w:rPr>
+        <w:t xml:space="preserve">XML è uno standard aperto per la rappresentazione e lo scambio di dati strutturati, progettato per descrivere il </w:t>
+      </w:r>
+      <w:r>
+        <w:rPr>
+          <w:rFonts w:ascii="Times New Roman" w:hAnsi="Times New Roman"/>
+          <w:b/>
+          <w:bCs/>
+        </w:rPr>
+        <w:t>contenuto semantico</w:t>
+      </w:r>
+      <w:r>
+        <w:rPr>
+          <w:rFonts w:ascii="Times New Roman" w:hAnsi="Times New Roman"/>
+        </w:rPr>
+        <w:t xml:space="preserve"> delle informazioni piuttosto che il loro aspetto grafico.</w:t>
+      </w:r>
+    </w:p>
+    <w:p>
+      <w:pPr>
+        <w:pStyle w:val="BodyText"/>
+        <w:rPr>
+          <w:rFonts w:ascii="Times New Roman" w:hAnsi="Times New Roman"/>
+        </w:rPr>
+      </w:pPr>
+      <w:r>
+        <w:rPr>
+          <w:rFonts w:ascii="Times New Roman" w:hAnsi="Times New Roman"/>
+        </w:rPr>
+        <w:t xml:space="preserve">XML non nasce come linguaggio di presentazione, ma come </w:t>
+      </w:r>
+      <w:r>
+        <w:rPr>
+          <w:rFonts w:ascii="Times New Roman" w:hAnsi="Times New Roman"/>
+          <w:b/>
+          <w:bCs/>
+        </w:rPr>
+        <w:t>metalinguaggio</w:t>
+      </w:r>
+      <w:r>
+        <w:rPr>
+          <w:rFonts w:ascii="Times New Roman" w:hAnsi="Times New Roman"/>
+        </w:rPr>
+        <w:t>, ovvero un linguaggio che consente di definire altri linguaggi e formati di dati.</w:t>
+      </w:r>
+    </w:p>
+    <w:p>
+      <w:pPr>
+        <w:pStyle w:val="Heading2"/>
+        <w:rPr>
+          <w:rFonts w:ascii="Times New Roman" w:hAnsi="Times New Roman"/>
+        </w:rPr>
+      </w:pPr>
+      <w:bookmarkStart w:id="78" w:name="caratteristiche-fondamentali-di-xml"/>
+      <w:r>
+        <w:rPr>
+          <w:rFonts w:ascii="Times New Roman" w:hAnsi="Times New Roman"/>
+        </w:rPr>
+        <w:t>Caratteristiche fondamentali di XML</w:t>
+      </w:r>
+    </w:p>
+    <w:p>
+      <w:pPr>
+        <w:pStyle w:val="FirstParagraph"/>
+        <w:rPr>
+          <w:rFonts w:ascii="Times New Roman" w:hAnsi="Times New Roman"/>
+        </w:rPr>
+      </w:pPr>
+      <w:r>
+        <w:rPr>
+          <w:rFonts w:ascii="Times New Roman" w:hAnsi="Times New Roman"/>
+        </w:rPr>
+        <w:t xml:space="preserve">Un documento XML è composto da elementi delimitati da </w:t>
+      </w:r>
+      <w:r>
+        <w:rPr>
+          <w:rFonts w:ascii="Times New Roman" w:hAnsi="Times New Roman"/>
+          <w:b/>
+          <w:bCs/>
+        </w:rPr>
+        <w:t>tag</w:t>
+      </w:r>
+      <w:r>
+        <w:rPr>
+          <w:rFonts w:ascii="Times New Roman" w:hAnsi="Times New Roman"/>
+        </w:rPr>
+        <w:t>, che identificano semanticamente le informazioni contenute. Ogni elemento può contenere testo, attributi o altri elementi, formando una struttura gerarchica ad albero.</w:t>
+      </w:r>
+    </w:p>
+    <w:p>
+      <w:pPr>
+        <w:pStyle w:val="BodyText"/>
+        <w:rPr>
+          <w:rFonts w:ascii="Times New Roman" w:hAnsi="Times New Roman"/>
+        </w:rPr>
+      </w:pPr>
+      <w:r>
+        <w:rPr>
+          <w:rFonts w:ascii="Times New Roman" w:hAnsi="Times New Roman"/>
+        </w:rPr>
+        <w:t xml:space="preserve">XML impone una sintassi rigorosa: un documento è detto </w:t>
+      </w:r>
+      <w:r>
+        <w:rPr>
+          <w:rFonts w:ascii="Times New Roman" w:hAnsi="Times New Roman"/>
+          <w:b/>
+          <w:bCs/>
+        </w:rPr>
+        <w:t>well-formed</w:t>
+      </w:r>
+      <w:r>
+        <w:rPr>
+          <w:rFonts w:ascii="Times New Roman" w:hAnsi="Times New Roman"/>
+        </w:rPr>
+        <w:t xml:space="preserve"> quando rispetta le regole sintattiche di base, come la corretta chiusura dei tag e la corretta nidificazione degli elementi.</w:t>
+      </w:r>
+    </w:p>
+    <w:p>
+      <w:pPr>
+        <w:pStyle w:val="BodyText"/>
+        <w:rPr>
+          <w:rFonts w:ascii="Times New Roman" w:hAnsi="Times New Roman"/>
+        </w:rPr>
+      </w:pPr>
+      <w:bookmarkStart w:id="79" w:name="caratteristiche-fondamentali-di-xml"/>
+      <w:r>
+        <w:rPr>
+          <w:rFonts w:ascii="Times New Roman" w:hAnsi="Times New Roman"/>
+        </w:rPr>
+        <w:t>Questa rigidità sintattica rende XML facilmente interpretabile da programmi diversi, anche sviluppati indipendentemente.</w:t>
+      </w:r>
+      <w:bookmarkEnd w:id="79"/>
+    </w:p>
+    <w:p>
+      <w:pPr>
+        <w:pStyle w:val="Heading2"/>
+        <w:rPr>
+          <w:rFonts w:ascii="Times New Roman" w:hAnsi="Times New Roman"/>
+        </w:rPr>
+      </w:pPr>
+      <w:bookmarkStart w:id="80" w:name="xml-dtd-e-schema"/>
+      <w:r>
+        <w:rPr>
+          <w:rFonts w:ascii="Times New Roman" w:hAnsi="Times New Roman"/>
+        </w:rPr>
+        <w:t>XML, DTD e Schema</w:t>
+      </w:r>
+    </w:p>
+    <w:p>
+      <w:pPr>
+        <w:pStyle w:val="FirstParagraph"/>
+        <w:rPr>
+          <w:rFonts w:ascii="Times New Roman" w:hAnsi="Times New Roman"/>
+        </w:rPr>
+      </w:pPr>
+      <w:r>
+        <w:rPr>
+          <w:rFonts w:ascii="Times New Roman" w:hAnsi="Times New Roman"/>
+        </w:rPr>
+        <w:t>Per garantire non solo la correttezza sintattica ma anche quella strutturale, è possibile associare a un documento XML una definizione formale del suo formato.</w:t>
+      </w:r>
+    </w:p>
+    <w:p>
+      <w:pPr>
+        <w:pStyle w:val="BodyText"/>
+        <w:rPr>
+          <w:rFonts w:ascii="Times New Roman" w:hAnsi="Times New Roman"/>
+        </w:rPr>
+      </w:pPr>
+      <w:r>
+        <w:rPr>
+          <w:rFonts w:ascii="Times New Roman" w:hAnsi="Times New Roman"/>
+        </w:rPr>
+        <w:t xml:space="preserve">Il </w:t>
+      </w:r>
+      <w:r>
+        <w:rPr>
+          <w:rFonts w:ascii="Times New Roman" w:hAnsi="Times New Roman"/>
+          <w:b/>
+          <w:bCs/>
+        </w:rPr>
+        <w:t>DTD</w:t>
+      </w:r>
+      <w:r>
+        <w:rPr>
+          <w:rFonts w:ascii="Times New Roman" w:hAnsi="Times New Roman"/>
+        </w:rPr>
+        <w:t xml:space="preserve"> (Document Type Definition) specifica quali elementi sono ammessi, il loro ordine e le loro relazioni. Tuttavia, non essendo basato su XML stesso, il DTD è oggi progressivamente sostituito dallo </w:t>
+      </w:r>
+      <w:r>
+        <w:rPr>
+          <w:rFonts w:ascii="Times New Roman" w:hAnsi="Times New Roman"/>
+          <w:b/>
+          <w:bCs/>
+        </w:rPr>
+        <w:t>XML Schema</w:t>
+      </w:r>
+      <w:r>
+        <w:rPr>
+          <w:rFonts w:ascii="Times New Roman" w:hAnsi="Times New Roman"/>
+        </w:rPr>
+        <w:t>.</w:t>
+      </w:r>
+    </w:p>
+    <w:p>
+      <w:pPr>
+        <w:pStyle w:val="BodyText"/>
+        <w:rPr>
+          <w:rFonts w:ascii="Times New Roman" w:hAnsi="Times New Roman"/>
+        </w:rPr>
+      </w:pPr>
+      <w:r>
+        <w:rPr>
+          <w:rFonts w:ascii="Times New Roman" w:hAnsi="Times New Roman"/>
+        </w:rPr>
+        <w:t xml:space="preserve">Lo </w:t>
+      </w:r>
+      <w:r>
+        <w:rPr>
+          <w:rFonts w:ascii="Times New Roman" w:hAnsi="Times New Roman"/>
+          <w:b/>
+          <w:bCs/>
+        </w:rPr>
+        <w:t>XML Schema</w:t>
+      </w:r>
+      <w:r>
+        <w:rPr>
+          <w:rFonts w:ascii="Times New Roman" w:hAnsi="Times New Roman"/>
+        </w:rPr>
+        <w:t xml:space="preserve"> è anch’esso scritto in XML e consente una definizione più ricca e precisa della struttura dei dati, includendo tipi di dato, vincoli e cardinalità.</w:t>
+      </w:r>
+      <w:bookmarkEnd w:id="80"/>
+    </w:p>
+    <w:p>
+      <w:pPr>
+        <w:pStyle w:val="Heading2"/>
+        <w:rPr>
+          <w:rFonts w:ascii="Times New Roman" w:hAnsi="Times New Roman"/>
+        </w:rPr>
+      </w:pPr>
+      <w:bookmarkStart w:id="81" w:name="xml-e-trasformazioni"/>
+      <w:r>
+        <w:rPr>
+          <w:rFonts w:ascii="Times New Roman" w:hAnsi="Times New Roman"/>
+        </w:rPr>
+        <w:t>XML e trasformazioni</w:t>
+      </w:r>
+    </w:p>
+    <w:p>
+      <w:pPr>
+        <w:pStyle w:val="FirstParagraph"/>
+        <w:rPr>
+          <w:rFonts w:ascii="Times New Roman" w:hAnsi="Times New Roman"/>
+        </w:rPr>
+      </w:pPr>
+      <w:r>
+        <w:rPr>
+          <w:rFonts w:ascii="Times New Roman" w:hAnsi="Times New Roman"/>
+        </w:rPr>
+        <w:t>Poiché XML descrive il contenuto e non la presentazione, è spesso necessario trasformare un documento XML in altri formati.</w:t>
+      </w:r>
+    </w:p>
+    <w:p>
+      <w:pPr>
+        <w:pStyle w:val="BodyText"/>
+        <w:rPr>
+          <w:rFonts w:ascii="Times New Roman" w:hAnsi="Times New Roman"/>
+        </w:rPr>
+      </w:pPr>
+      <w:r>
+        <w:rPr>
+          <w:rFonts w:ascii="Times New Roman" w:hAnsi="Times New Roman"/>
+        </w:rPr>
+        <w:t>A questo scopo si utilizza XSL (eXtensible Stylesheet Language), che permette di associare una rappresentazione grafica a un documento XML o di convertirlo in altri formati, come HTML, PDF o documenti Office.</w:t>
+      </w:r>
+    </w:p>
+    <w:p>
+      <w:pPr>
+        <w:pStyle w:val="BodyText"/>
+        <w:rPr>
+          <w:rFonts w:ascii="Times New Roman" w:hAnsi="Times New Roman"/>
+        </w:rPr>
+      </w:pPr>
+      <w:bookmarkStart w:id="82" w:name="xml-e-trasformazioni"/>
+      <w:r>
+        <w:rPr>
+          <w:rFonts w:ascii="Times New Roman" w:hAnsi="Times New Roman"/>
+        </w:rPr>
+        <w:t>Questa separazione tra contenuto e presentazione è uno dei principali punti di forza di XML.</w:t>
+      </w:r>
+      <w:bookmarkEnd w:id="82"/>
+    </w:p>
+    <w:p>
+      <w:pPr>
+        <w:pStyle w:val="Heading2"/>
+        <w:rPr>
+          <w:rFonts w:ascii="Times New Roman" w:hAnsi="Times New Roman"/>
+        </w:rPr>
+      </w:pPr>
+      <w:bookmarkStart w:id="83" w:name="vantaggi-e-limiti-di-xml"/>
+      <w:r>
+        <w:rPr>
+          <w:rFonts w:ascii="Times New Roman" w:hAnsi="Times New Roman"/>
+        </w:rPr>
+        <w:t>Vantaggi e limiti di XML</w:t>
+      </w:r>
+    </w:p>
+    <w:p>
+      <w:pPr>
+        <w:pStyle w:val="FirstParagraph"/>
+        <w:rPr>
+          <w:rFonts w:ascii="Times New Roman" w:hAnsi="Times New Roman"/>
+        </w:rPr>
+      </w:pPr>
+      <w:r>
+        <w:rPr>
+          <w:rFonts w:ascii="Times New Roman" w:hAnsi="Times New Roman"/>
+        </w:rPr>
+        <w:t>Il principale vantaggio di XML è la sua capacità di rendere esplicito il significato dei dati, facilitando l’integrazione tra sistemi eterogenei.</w:t>
+      </w:r>
+    </w:p>
+    <w:p>
+      <w:pPr>
+        <w:pStyle w:val="BodyText"/>
+        <w:rPr>
+          <w:rFonts w:ascii="Times New Roman" w:hAnsi="Times New Roman"/>
+        </w:rPr>
+      </w:pPr>
+      <w:r>
+        <w:rPr>
+          <w:rFonts w:ascii="Times New Roman" w:hAnsi="Times New Roman"/>
+        </w:rPr>
+        <w:t>Uno svantaggio evidente è l’aumento delle dimensioni dei file dovuto alla presenza dei tag, che può rendere XML meno efficiente rispetto a formati binari compatti.</w:t>
+      </w:r>
+    </w:p>
+    <w:p>
+      <w:pPr>
+        <w:pStyle w:val="BodyText"/>
+        <w:rPr>
+          <w:rFonts w:ascii="Times New Roman" w:hAnsi="Times New Roman"/>
+        </w:rPr>
+      </w:pPr>
+      <w:bookmarkStart w:id="84" w:name="xml-extended-markup-language"/>
+      <w:bookmarkStart w:id="85" w:name="vantaggi-e-limiti-di-xml"/>
+      <w:r>
+        <w:rPr>
+          <w:rFonts w:ascii="Times New Roman" w:hAnsi="Times New Roman"/>
+        </w:rPr>
+        <w:t>Nonostante ciò, XML è ampiamente utilizzato nei sistemi informativi, nelle architetture orientate ai servizi e nei protocolli di integrazione tra applicazioni.</w:t>
+      </w:r>
+      <w:bookmarkEnd w:id="84"/>
+      <w:bookmarkEnd w:id="85"/>
+    </w:p>
+    <w:p>
+      <w:pPr>
+        <w:pStyle w:val="Heading1"/>
+        <w:rPr>
+          <w:rFonts w:ascii="Times New Roman" w:hAnsi="Times New Roman"/>
+        </w:rPr>
+      </w:pPr>
+      <w:bookmarkStart w:id="86" w:name="comunicazione-dellinformazione"/>
+      <w:r>
+        <w:rPr>
+          <w:rFonts w:ascii="Times New Roman" w:hAnsi="Times New Roman"/>
+        </w:rPr>
+        <w:t>Comunicazione dell’informazione</w:t>
+      </w:r>
+    </w:p>
+    <w:p>
+      <w:pPr>
+        <w:pStyle w:val="FirstParagraph"/>
+        <w:rPr>
+          <w:rFonts w:ascii="Times New Roman" w:hAnsi="Times New Roman"/>
+        </w:rPr>
+      </w:pPr>
+      <w:r>
+        <w:rPr>
+          <w:rFonts w:ascii="Times New Roman" w:hAnsi="Times New Roman"/>
+        </w:rPr>
+        <w:t>Comunicare significa trasferire informazione da una sorgente a una destinazione. In ogni processo di comunicazione sono sempre presenti alcuni elementi fondamentali.</w:t>
+      </w:r>
+    </w:p>
+    <w:p>
+      <w:pPr>
+        <w:pStyle w:val="Heading2"/>
+        <w:rPr>
+          <w:rFonts w:ascii="Times New Roman" w:hAnsi="Times New Roman"/>
+        </w:rPr>
+      </w:pPr>
+      <w:bookmarkStart w:id="87" w:name="il-modello-teorico-della-comunicazione"/>
+      <w:r>
+        <w:rPr>
+          <w:rFonts w:ascii="Times New Roman" w:hAnsi="Times New Roman"/>
+        </w:rPr>
+        <w:t>Il modello teorico della comunicazione</w:t>
+      </w:r>
+    </w:p>
+    <w:p>
+      <w:pPr>
+        <w:pStyle w:val="FirstParagraph"/>
+        <w:rPr>
+          <w:rFonts w:ascii="Times New Roman" w:hAnsi="Times New Roman"/>
+        </w:rPr>
+      </w:pPr>
+      <w:r>
+        <w:rPr>
+          <w:rFonts w:ascii="Times New Roman" w:hAnsi="Times New Roman"/>
+        </w:rPr>
+        <w:t xml:space="preserve">Un processo di comunicazione prevede una </w:t>
+      </w:r>
+      <w:r>
+        <w:rPr>
+          <w:rFonts w:ascii="Times New Roman" w:hAnsi="Times New Roman"/>
+          <w:b/>
+          <w:bCs/>
+        </w:rPr>
+        <w:t>sorgente</w:t>
+      </w:r>
+      <w:r>
+        <w:rPr>
+          <w:rFonts w:ascii="Times New Roman" w:hAnsi="Times New Roman"/>
+        </w:rPr>
+        <w:t xml:space="preserve">, che genera il messaggio, una </w:t>
+      </w:r>
+      <w:r>
+        <w:rPr>
+          <w:rFonts w:ascii="Times New Roman" w:hAnsi="Times New Roman"/>
+          <w:b/>
+          <w:bCs/>
+        </w:rPr>
+        <w:t>destinazione</w:t>
+      </w:r>
+      <w:r>
+        <w:rPr>
+          <w:rFonts w:ascii="Times New Roman" w:hAnsi="Times New Roman"/>
+        </w:rPr>
+        <w:t xml:space="preserve">, che lo riceve, e un </w:t>
+      </w:r>
+      <w:r>
+        <w:rPr>
+          <w:rFonts w:ascii="Times New Roman" w:hAnsi="Times New Roman"/>
+          <w:b/>
+          <w:bCs/>
+        </w:rPr>
+        <w:t>canale</w:t>
+      </w:r>
+      <w:r>
+        <w:rPr>
+          <w:rFonts w:ascii="Times New Roman" w:hAnsi="Times New Roman"/>
+        </w:rPr>
+        <w:t>, attraverso il quale il messaggio viene trasmesso.</w:t>
+      </w:r>
+    </w:p>
+    <w:p>
+      <w:pPr>
+        <w:pStyle w:val="BodyText"/>
+        <w:rPr>
+          <w:rFonts w:ascii="Times New Roman" w:hAnsi="Times New Roman"/>
+        </w:rPr>
+      </w:pPr>
+      <w:r>
+        <w:rPr>
+          <w:rFonts w:ascii="Times New Roman" w:hAnsi="Times New Roman"/>
+        </w:rPr>
+        <w:t>Il messaggio deve essere codificato in una forma adatta al canale utilizzato e successivamente decodificato dal destinatario.</w:t>
+      </w:r>
+    </w:p>
+    <w:p>
+      <w:pPr>
+        <w:pStyle w:val="BodyText"/>
+        <w:rPr>
+          <w:rFonts w:ascii="Times New Roman" w:hAnsi="Times New Roman"/>
+        </w:rPr>
+      </w:pPr>
+      <w:bookmarkStart w:id="88" w:name="il-modello-teorico-della-comunicazione"/>
+      <w:r>
+        <w:rPr>
+          <w:rFonts w:ascii="Times New Roman" w:hAnsi="Times New Roman"/>
+        </w:rPr>
+        <w:t>Se anche uno solo di questi elementi viene a mancare, la comunicazione non può avere luogo.</w:t>
+      </w:r>
+      <w:bookmarkEnd w:id="88"/>
+    </w:p>
+    <w:p>
+      <w:pPr>
+        <w:pStyle w:val="Heading2"/>
+        <w:rPr>
+          <w:rFonts w:ascii="Times New Roman" w:hAnsi="Times New Roman"/>
+        </w:rPr>
+      </w:pPr>
+      <w:bookmarkStart w:id="89" w:name="canali-reali-disturbi-e-alterazioni"/>
+      <w:r>
+        <w:rPr>
+          <w:rFonts w:ascii="Times New Roman" w:hAnsi="Times New Roman"/>
+        </w:rPr>
+        <w:t>Canali reali, disturbi e alterazioni</w:t>
+      </w:r>
+    </w:p>
+    <w:p>
+      <w:pPr>
+        <w:pStyle w:val="FirstParagraph"/>
+        <w:rPr>
+          <w:rFonts w:ascii="Times New Roman" w:hAnsi="Times New Roman"/>
+        </w:rPr>
+      </w:pPr>
+      <w:r>
+        <w:rPr>
+          <w:rFonts w:ascii="Times New Roman" w:hAnsi="Times New Roman"/>
+        </w:rPr>
+        <w:t>Nei canali reali la comunicazione è soggetta a disturbi, che possono alterare o sovrapporsi al segnale trasmesso.</w:t>
+      </w:r>
+    </w:p>
+    <w:p>
+      <w:pPr>
+        <w:pStyle w:val="BodyText"/>
+        <w:rPr>
+          <w:rFonts w:ascii="Times New Roman" w:hAnsi="Times New Roman"/>
+        </w:rPr>
+      </w:pPr>
+      <w:r>
+        <w:rPr>
+          <w:rFonts w:ascii="Times New Roman" w:hAnsi="Times New Roman"/>
+        </w:rPr>
+        <w:t>I disturbi possono derivare da rumore interno, dovuto ai componenti fisici dei dispositivi, o da rumore esterno, causato da interferenze ambientali o elettromagnetiche.</w:t>
+      </w:r>
+    </w:p>
+    <w:p>
+      <w:pPr>
+        <w:pStyle w:val="BodyText"/>
+        <w:rPr>
+          <w:rFonts w:ascii="Times New Roman" w:hAnsi="Times New Roman"/>
+        </w:rPr>
+      </w:pPr>
+      <w:bookmarkStart w:id="90" w:name="canali-reali-disturbi-e-alterazioni"/>
+      <w:r>
+        <w:rPr>
+          <w:rFonts w:ascii="Times New Roman" w:hAnsi="Times New Roman"/>
+        </w:rPr>
+        <w:t>Oltre ai disturbi, il segnale può subire alterazioni come attenuazioni o distorsioni, che possono modificare il contenuto informativo del messaggio.</w:t>
+      </w:r>
+      <w:bookmarkEnd w:id="90"/>
+    </w:p>
+    <w:p>
+      <w:pPr>
+        <w:pStyle w:val="Heading2"/>
+        <w:rPr>
+          <w:rFonts w:ascii="Times New Roman" w:hAnsi="Times New Roman"/>
+        </w:rPr>
+      </w:pPr>
+      <w:bookmarkStart w:id="91" w:name="rapporto-segnalerumore"/>
+      <w:r>
+        <w:rPr>
+          <w:rFonts w:ascii="Times New Roman" w:hAnsi="Times New Roman"/>
+        </w:rPr>
+        <w:t>Rapporto segnale/rumore</w:t>
+      </w:r>
+    </w:p>
+    <w:p>
+      <w:pPr>
+        <w:pStyle w:val="FirstParagraph"/>
+        <w:rPr>
+          <w:rFonts w:ascii="Times New Roman" w:hAnsi="Times New Roman"/>
+        </w:rPr>
+      </w:pPr>
+      <w:r>
+        <w:rPr>
+          <w:rFonts w:ascii="Times New Roman" w:hAnsi="Times New Roman"/>
+        </w:rPr>
+        <w:t>Per valutare la qualità di una comunicazione è fondamentale il rapporto segnale/rumore (SNR), che esprime il rapporto tra la potenza del segnale utile e quella del rumore.</w:t>
+      </w:r>
+    </w:p>
+    <w:p>
+      <w:pPr>
+        <w:pStyle w:val="BodyText"/>
+        <w:rPr>
+          <w:rFonts w:ascii="Times New Roman" w:hAnsi="Times New Roman"/>
+        </w:rPr>
+      </w:pPr>
+      <w:bookmarkStart w:id="92" w:name="rapporto-segnalerumore"/>
+      <w:r>
+        <w:rPr>
+          <w:rFonts w:ascii="Times New Roman" w:hAnsi="Times New Roman"/>
+        </w:rPr>
+        <w:t>L’informazione è correttamente interpretabile solo quando questo rapporto rimane al di sopra di una certa soglia critica.</w:t>
+      </w:r>
+      <w:bookmarkEnd w:id="92"/>
+    </w:p>
+    <w:p>
+      <w:pPr>
+        <w:pStyle w:val="Heading2"/>
+        <w:rPr>
+          <w:rFonts w:ascii="Times New Roman" w:hAnsi="Times New Roman"/>
+        </w:rPr>
+      </w:pPr>
+      <w:bookmarkStart w:id="93" w:name="comunicazione-digitale"/>
+      <w:r>
+        <w:rPr>
+          <w:rFonts w:ascii="Times New Roman" w:hAnsi="Times New Roman"/>
+        </w:rPr>
+        <w:t>Comunicazione digitale</w:t>
+      </w:r>
+    </w:p>
+    <w:p>
+      <w:pPr>
+        <w:pStyle w:val="FirstParagraph"/>
+        <w:rPr>
+          <w:rFonts w:ascii="Times New Roman" w:hAnsi="Times New Roman"/>
+        </w:rPr>
+      </w:pPr>
+      <w:r>
+        <w:rPr>
+          <w:rFonts w:ascii="Times New Roman" w:hAnsi="Times New Roman"/>
+        </w:rPr>
+        <w:t>Nella comunicazione digitale l’informazione viene rappresentata tramite sequenze di bit, che devono poter essere ricostruite integralmente dal destinatario.</w:t>
+      </w:r>
+    </w:p>
+    <w:p>
+      <w:pPr>
+        <w:pStyle w:val="BodyText"/>
+        <w:rPr>
+          <w:rFonts w:ascii="Times New Roman" w:hAnsi="Times New Roman"/>
+        </w:rPr>
+      </w:pPr>
+      <w:r>
+        <w:rPr>
+          <w:rFonts w:ascii="Times New Roman" w:hAnsi="Times New Roman"/>
+        </w:rPr>
+        <w:t>Testi, immagini, suoni e video sono tutti rappresentati come sequenze di byte, che vengono trasmessi attraverso il canale e ricostruiti all’arrivo.</w:t>
+      </w:r>
+    </w:p>
+    <w:p>
+      <w:pPr>
+        <w:pStyle w:val="BodyText"/>
+        <w:rPr>
+          <w:rFonts w:ascii="Times New Roman" w:hAnsi="Times New Roman"/>
+        </w:rPr>
+      </w:pPr>
+      <w:bookmarkStart w:id="94" w:name="comunicazione-dellinformazione"/>
+      <w:bookmarkStart w:id="95" w:name="comunicazione-digitale"/>
+      <w:r>
+        <w:rPr>
+          <w:rFonts w:ascii="Times New Roman" w:hAnsi="Times New Roman"/>
+        </w:rPr>
+        <w:t>Le tecnologie di rete e Internet si basano su questo principio, che ha reso possibile la comunicazione su scala globale.</w:t>
+      </w:r>
+      <w:bookmarkEnd w:id="94"/>
+      <w:bookmarkEnd w:id="95"/>
+    </w:p>
+    <w:p>
+      <w:pPr>
+        <w:pStyle w:val="Heading1"/>
+        <w:rPr>
+          <w:rFonts w:ascii="Times New Roman" w:hAnsi="Times New Roman"/>
+        </w:rPr>
+      </w:pPr>
+      <w:bookmarkStart w:id="96" w:name="X10cefa5c12155dfbbf3ad3e509dae8f0489232e"/>
+      <w:r>
+        <w:rPr>
+          <w:rFonts w:ascii="Times New Roman" w:hAnsi="Times New Roman"/>
+        </w:rPr>
+        <w:t>Ruolo della rappresentazione nei sistemi informativi</w:t>
+      </w:r>
+    </w:p>
+    <w:p>
+      <w:pPr>
+        <w:pStyle w:val="FirstParagraph"/>
+        <w:rPr>
+          <w:rFonts w:ascii="Times New Roman" w:hAnsi="Times New Roman"/>
+        </w:rPr>
+      </w:pPr>
+      <w:r>
+        <w:rPr>
+          <w:rFonts w:ascii="Times New Roman" w:hAnsi="Times New Roman"/>
+        </w:rPr>
+        <w:t>Nei sistemi informativi aziendali, la corretta rappresentazione dei dati e la qualità della comunicazione dell’informazione sono fattori determinanti per l’efficienza dei processi.</w:t>
+      </w:r>
+    </w:p>
+    <w:p>
+      <w:pPr>
+        <w:pStyle w:val="BodyText"/>
+        <w:rPr>
+          <w:rFonts w:ascii="Times New Roman" w:hAnsi="Times New Roman"/>
+        </w:rPr>
+      </w:pPr>
+      <w:r>
+        <w:rPr>
+          <w:rFonts w:ascii="Times New Roman" w:hAnsi="Times New Roman"/>
+        </w:rPr>
+        <w:t>Ogni conversione tra formato digitale e formato fisico introduce costi, ritardi e possibilità di errore.</w:t>
       </w:r>
     </w:p>
     <w:p>
@@ -5209,14 +6692,14 @@
           <w:rFonts w:ascii="Times New Roman" w:hAnsi="Times New Roman"/>
         </w:rPr>
       </w:pPr>
-      <w:bookmarkStart w:id="57" w:name="rappresentazione-dei-filmati"/>
-      <w:r>
-        <w:rPr>
-          <w:rFonts w:ascii="Times New Roman" w:hAnsi="Times New Roman"/>
-        </w:rPr>
-        <w:t>G = C · f · b · s</w:t>
-      </w:r>
-      <w:bookmarkEnd w:id="57"/>
+      <w:bookmarkStart w:id="97" w:name="X10cefa5c12155dfbbf3ad3e509dae8f0489232e"/>
+      <w:r>
+        <w:rPr>
+          <w:rFonts w:ascii="Times New Roman" w:hAnsi="Times New Roman"/>
+        </w:rPr>
+        <w:t>Per questo motivo le organizzazioni tendono a progettare sistemi in cui i flussi informativi siano il più possibile digitali, standardizzati e integrati.</w:t>
+      </w:r>
+      <w:bookmarkEnd w:id="97"/>
     </w:p>
     <w:sectPr>
       <w:type w:val="nextPage"/>
@@ -10266,6 +11749,142 @@
     </w:lvl>
   </w:abstractNum>
   <w:abstractNum w:abstractNumId="38">
+    <w:lvl w:ilvl="0">
+      <w:numFmt w:val="bullet"/>
+      <w:lvlText w:val=""/>
+      <w:lvlJc w:val="left"/>
+      <w:pPr>
+        <w:tabs>
+          <w:tab w:val="num" w:pos="0"/>
+        </w:tabs>
+        <w:ind w:left="720" w:hanging="360"/>
+      </w:pPr>
+      <w:rPr>
+        <w:rFonts w:ascii="Symbol" w:hAnsi="Symbol" w:cs="Symbol" w:hint="default"/>
+      </w:rPr>
+    </w:lvl>
+    <w:lvl w:ilvl="1">
+      <w:start w:val="0"/>
+      <w:numFmt w:val="bullet"/>
+      <w:lvlText w:val="o"/>
+      <w:lvlJc w:val="left"/>
+      <w:pPr>
+        <w:tabs>
+          <w:tab w:val="num" w:pos="0"/>
+        </w:tabs>
+        <w:ind w:left="1440" w:hanging="360"/>
+      </w:pPr>
+      <w:rPr>
+        <w:rFonts w:ascii="Courier New" w:hAnsi="Courier New" w:cs="Courier New" w:hint="default"/>
+      </w:rPr>
+    </w:lvl>
+    <w:lvl w:ilvl="2">
+      <w:start w:val="0"/>
+      <w:numFmt w:val="bullet"/>
+      <w:lvlText w:val=""/>
+      <w:lvlJc w:val="left"/>
+      <w:pPr>
+        <w:tabs>
+          <w:tab w:val="num" w:pos="0"/>
+        </w:tabs>
+        <w:ind w:left="2160" w:hanging="360"/>
+      </w:pPr>
+      <w:rPr>
+        <w:rFonts w:ascii="Wingdings" w:hAnsi="Wingdings" w:cs="Wingdings" w:hint="default"/>
+      </w:rPr>
+    </w:lvl>
+    <w:lvl w:ilvl="3">
+      <w:start w:val="0"/>
+      <w:numFmt w:val="bullet"/>
+      <w:lvlText w:val=""/>
+      <w:lvlJc w:val="left"/>
+      <w:pPr>
+        <w:tabs>
+          <w:tab w:val="num" w:pos="0"/>
+        </w:tabs>
+        <w:ind w:left="2880" w:hanging="360"/>
+      </w:pPr>
+      <w:rPr>
+        <w:rFonts w:ascii="Symbol" w:hAnsi="Symbol" w:cs="Symbol" w:hint="default"/>
+      </w:rPr>
+    </w:lvl>
+    <w:lvl w:ilvl="4">
+      <w:start w:val="0"/>
+      <w:numFmt w:val="bullet"/>
+      <w:lvlText w:val="o"/>
+      <w:lvlJc w:val="left"/>
+      <w:pPr>
+        <w:tabs>
+          <w:tab w:val="num" w:pos="0"/>
+        </w:tabs>
+        <w:ind w:left="3600" w:hanging="360"/>
+      </w:pPr>
+      <w:rPr>
+        <w:rFonts w:ascii="Courier New" w:hAnsi="Courier New" w:cs="Courier New" w:hint="default"/>
+      </w:rPr>
+    </w:lvl>
+    <w:lvl w:ilvl="5">
+      <w:start w:val="0"/>
+      <w:numFmt w:val="bullet"/>
+      <w:lvlText w:val=""/>
+      <w:lvlJc w:val="left"/>
+      <w:pPr>
+        <w:tabs>
+          <w:tab w:val="num" w:pos="0"/>
+        </w:tabs>
+        <w:ind w:left="4320" w:hanging="360"/>
+      </w:pPr>
+      <w:rPr>
+        <w:rFonts w:ascii="Wingdings" w:hAnsi="Wingdings" w:cs="Wingdings" w:hint="default"/>
+      </w:rPr>
+    </w:lvl>
+    <w:lvl w:ilvl="6">
+      <w:start w:val="0"/>
+      <w:numFmt w:val="bullet"/>
+      <w:lvlText w:val=""/>
+      <w:lvlJc w:val="left"/>
+      <w:pPr>
+        <w:tabs>
+          <w:tab w:val="num" w:pos="0"/>
+        </w:tabs>
+        <w:ind w:left="5040" w:hanging="360"/>
+      </w:pPr>
+      <w:rPr>
+        <w:rFonts w:ascii="Symbol" w:hAnsi="Symbol" w:cs="Symbol" w:hint="default"/>
+      </w:rPr>
+    </w:lvl>
+    <w:lvl w:ilvl="7">
+      <w:start w:val="0"/>
+      <w:numFmt w:val="bullet"/>
+      <w:lvlText w:val="o"/>
+      <w:lvlJc w:val="left"/>
+      <w:pPr>
+        <w:tabs>
+          <w:tab w:val="num" w:pos="0"/>
+        </w:tabs>
+        <w:ind w:left="5760" w:hanging="360"/>
+      </w:pPr>
+      <w:rPr>
+        <w:rFonts w:ascii="Courier New" w:hAnsi="Courier New" w:cs="Courier New" w:hint="default"/>
+      </w:rPr>
+    </w:lvl>
+    <w:lvl w:ilvl="8">
+      <w:start w:val="0"/>
+      <w:numFmt w:val="bullet"/>
+      <w:lvlText w:val=""/>
+      <w:lvlJc w:val="left"/>
+      <w:pPr>
+        <w:tabs>
+          <w:tab w:val="num" w:pos="0"/>
+        </w:tabs>
+        <w:ind w:left="6480" w:hanging="360"/>
+      </w:pPr>
+      <w:rPr>
+        <w:rFonts w:ascii="Wingdings" w:hAnsi="Wingdings" w:cs="Wingdings" w:hint="default"/>
+      </w:rPr>
+    </w:lvl>
+  </w:abstractNum>
+  <w:abstractNum w:abstractNumId="39">
     <w:lvl w:ilvl="0">
       <w:start w:val="1"/>
       <w:numFmt w:val="none"/>
@@ -10499,7 +12118,7 @@
     <w:abstractNumId w:val="38"/>
   </w:num>
   <w:num w:numId="39">
-    <w:abstractNumId w:val="1"/>
+    <w:abstractNumId w:val="39"/>
   </w:num>
   <w:num w:numId="40">
     <w:abstractNumId w:val="1"/>
@@ -10754,6 +12373,15 @@
     <w:abstractNumId w:val="1"/>
   </w:num>
   <w:num w:numId="124">
+    <w:abstractNumId w:val="1"/>
+  </w:num>
+  <w:num w:numId="125">
+    <w:abstractNumId w:val="1"/>
+  </w:num>
+  <w:num w:numId="126">
+    <w:abstractNumId w:val="1"/>
+  </w:num>
+  <w:num w:numId="127">
     <w:abstractNumId w:val="1"/>
   </w:num>
 </w:numbering>
